--- a/docs/posts/socioeconomic-demo/index.docx
+++ b/docs/posts/socioeconomic-demo/index.docx
@@ -60,6 +60,272 @@
         </w:p>
       </w:sdtContent>
     </w:sdt>
+    <w:p>
+      <w:pPr>
+        <w:pStyle w:val="SourceCode"/>
+      </w:pPr>
+      <w:r>
+        <w:rPr>
+          <w:rStyle w:val="CommentTok"/>
+        </w:rPr>
+        <w:t xml:space="preserve"># Add this to your reticulate setup section</w:t>
+      </w:r>
+      <w:r>
+        <w:br/>
+      </w:r>
+      <w:r>
+        <w:rPr>
+          <w:rStyle w:val="FunctionTok"/>
+        </w:rPr>
+        <w:t xml:space="preserve">library</w:t>
+      </w:r>
+      <w:r>
+        <w:rPr>
+          <w:rStyle w:val="NormalTok"/>
+        </w:rPr>
+        <w:t xml:space="preserve">(reticulate)</w:t>
+      </w:r>
+      <w:r>
+        <w:br/>
+      </w:r>
+      <w:r>
+        <w:rPr>
+          <w:rStyle w:val="NormalTok"/>
+        </w:rPr>
+        <w:t xml:space="preserve">reticulate</w:t>
+      </w:r>
+      <w:r>
+        <w:rPr>
+          <w:rStyle w:val="SpecialCharTok"/>
+        </w:rPr>
+        <w:t xml:space="preserve">::</w:t>
+      </w:r>
+      <w:r>
+        <w:rPr>
+          <w:rStyle w:val="FunctionTok"/>
+        </w:rPr>
+        <w:t xml:space="preserve">use_condaenv</w:t>
+      </w:r>
+      <w:r>
+        <w:rPr>
+          <w:rStyle w:val="NormalTok"/>
+        </w:rPr>
+        <w:t xml:space="preserve">(</w:t>
+      </w:r>
+      <w:r>
+        <w:rPr>
+          <w:rStyle w:val="StringTok"/>
+        </w:rPr>
+        <w:t xml:space="preserve">"metro"</w:t>
+      </w:r>
+      <w:r>
+        <w:rPr>
+          <w:rStyle w:val="NormalTok"/>
+        </w:rPr>
+        <w:t xml:space="preserve">, </w:t>
+      </w:r>
+      <w:r>
+        <w:rPr>
+          <w:rStyle w:val="AttributeTok"/>
+        </w:rPr>
+        <w:t xml:space="preserve">required =</w:t>
+      </w:r>
+      <w:r>
+        <w:rPr>
+          <w:rStyle w:val="NormalTok"/>
+        </w:rPr>
+        <w:t xml:space="preserve"> </w:t>
+      </w:r>
+      <w:r>
+        <w:rPr>
+          <w:rStyle w:val="ConstantTok"/>
+        </w:rPr>
+        <w:t xml:space="preserve">TRUE</w:t>
+      </w:r>
+      <w:r>
+        <w:rPr>
+          <w:rStyle w:val="NormalTok"/>
+        </w:rPr>
+        <w:t xml:space="preserve">)</w:t>
+      </w:r>
+      <w:r>
+        <w:br/>
+      </w:r>
+      <w:r>
+        <w:br/>
+      </w:r>
+      <w:r>
+        <w:rPr>
+          <w:rStyle w:val="CommentTok"/>
+        </w:rPr>
+        <w:t xml:space="preserve"># Check which Python is being used</w:t>
+      </w:r>
+      <w:r>
+        <w:br/>
+      </w:r>
+      <w:r>
+        <w:rPr>
+          <w:rStyle w:val="NormalTok"/>
+        </w:rPr>
+        <w:t xml:space="preserve">reticulate</w:t>
+      </w:r>
+      <w:r>
+        <w:rPr>
+          <w:rStyle w:val="SpecialCharTok"/>
+        </w:rPr>
+        <w:t xml:space="preserve">::</w:t>
+      </w:r>
+      <w:r>
+        <w:rPr>
+          <w:rStyle w:val="FunctionTok"/>
+        </w:rPr>
+        <w:t xml:space="preserve">py_config</w:t>
+      </w:r>
+      <w:r>
+        <w:rPr>
+          <w:rStyle w:val="NormalTok"/>
+        </w:rPr>
+        <w:t xml:space="preserve">()</w:t>
+      </w:r>
+    </w:p>
+    <w:p>
+      <w:pPr>
+        <w:pStyle w:val="SourceCode"/>
+      </w:pPr>
+      <w:r>
+        <w:rPr>
+          <w:rStyle w:val="VerbatimChar"/>
+        </w:rPr>
+        <w:t xml:space="preserve">python:         C:/Users/pukar/.conda/envs/metro/python.exe</w:t>
+      </w:r>
+      <w:r>
+        <w:br/>
+      </w:r>
+      <w:r>
+        <w:rPr>
+          <w:rStyle w:val="VerbatimChar"/>
+        </w:rPr>
+        <w:t xml:space="preserve">libpython:      C:/Users/pukar/.conda/envs/metro/python313.dll</w:t>
+      </w:r>
+      <w:r>
+        <w:br/>
+      </w:r>
+      <w:r>
+        <w:rPr>
+          <w:rStyle w:val="VerbatimChar"/>
+        </w:rPr>
+        <w:t xml:space="preserve">pythonhome:     C:/Users/pukar/.conda/envs/metro</w:t>
+      </w:r>
+      <w:r>
+        <w:br/>
+      </w:r>
+      <w:r>
+        <w:rPr>
+          <w:rStyle w:val="VerbatimChar"/>
+        </w:rPr>
+        <w:t xml:space="preserve">version:        3.13.1 | packaged by Anaconda, Inc. | (main, Dec 11 2024, 17:02:46) [MSC v.1929 64 bit (AMD64)]</w:t>
+      </w:r>
+      <w:r>
+        <w:br/>
+      </w:r>
+      <w:r>
+        <w:rPr>
+          <w:rStyle w:val="VerbatimChar"/>
+        </w:rPr>
+        <w:t xml:space="preserve">Architecture:   64bit</w:t>
+      </w:r>
+      <w:r>
+        <w:br/>
+      </w:r>
+      <w:r>
+        <w:rPr>
+          <w:rStyle w:val="VerbatimChar"/>
+        </w:rPr>
+        <w:t xml:space="preserve">numpy:          C:/Users/pukar/.conda/envs/metro/Lib/site-packages/numpy</w:t>
+      </w:r>
+      <w:r>
+        <w:br/>
+      </w:r>
+      <w:r>
+        <w:rPr>
+          <w:rStyle w:val="VerbatimChar"/>
+        </w:rPr>
+        <w:t xml:space="preserve">numpy_version:  2.3.1</w:t>
+      </w:r>
+      <w:r>
+        <w:br/>
+      </w:r>
+      <w:r>
+        <w:br/>
+      </w:r>
+      <w:r>
+        <w:rPr>
+          <w:rStyle w:val="VerbatimChar"/>
+        </w:rPr>
+        <w:t xml:space="preserve">NOTE: Python version was forced by use_python() function</w:t>
+      </w:r>
+    </w:p>
+    <w:p>
+      <w:pPr>
+        <w:pStyle w:val="SourceCode"/>
+      </w:pPr>
+      <w:r>
+        <w:rPr>
+          <w:rStyle w:val="CommentTok"/>
+        </w:rPr>
+        <w:t xml:space="preserve"># Test if packages can be imported</w:t>
+      </w:r>
+      <w:r>
+        <w:br/>
+      </w:r>
+      <w:r>
+        <w:rPr>
+          <w:rStyle w:val="NormalTok"/>
+        </w:rPr>
+        <w:t xml:space="preserve">reticulate</w:t>
+      </w:r>
+      <w:r>
+        <w:rPr>
+          <w:rStyle w:val="SpecialCharTok"/>
+        </w:rPr>
+        <w:t xml:space="preserve">::</w:t>
+      </w:r>
+      <w:r>
+        <w:rPr>
+          <w:rStyle w:val="FunctionTok"/>
+        </w:rPr>
+        <w:t xml:space="preserve">py_run_string</w:t>
+      </w:r>
+      <w:r>
+        <w:rPr>
+          <w:rStyle w:val="NormalTok"/>
+        </w:rPr>
+        <w:t xml:space="preserve">(</w:t>
+      </w:r>
+      <w:r>
+        <w:rPr>
+          <w:rStyle w:val="StringTok"/>
+        </w:rPr>
+        <w:t xml:space="preserve">"import folium, matplotlib, mapclassify; print('All packages imported successfully')"</w:t>
+      </w:r>
+      <w:r>
+        <w:rPr>
+          <w:rStyle w:val="NormalTok"/>
+        </w:rPr>
+        <w:t xml:space="preserve">)</w:t>
+      </w:r>
+    </w:p>
+    <w:p>
+      <w:pPr>
+        <w:pStyle w:val="SourceCode"/>
+      </w:pPr>
+      <w:r>
+        <w:rPr>
+          <w:rStyle w:val="VerbatimChar"/>
+        </w:rPr>
+        <w:t xml:space="preserve">All packages imported successfully</w:t>
+      </w:r>
+    </w:p>
     <w:bookmarkStart w:id="25" w:name="set-up-the-environment"/>
     <w:p>
       <w:pPr>

--- a/docs/posts/socioeconomic-demo/index.docx
+++ b/docs/posts/socioeconomic-demo/index.docx
@@ -60,272 +60,6 @@
         </w:p>
       </w:sdtContent>
     </w:sdt>
-    <w:p>
-      <w:pPr>
-        <w:pStyle w:val="SourceCode"/>
-      </w:pPr>
-      <w:r>
-        <w:rPr>
-          <w:rStyle w:val="CommentTok"/>
-        </w:rPr>
-        <w:t xml:space="preserve"># Add this to your reticulate setup section</w:t>
-      </w:r>
-      <w:r>
-        <w:br/>
-      </w:r>
-      <w:r>
-        <w:rPr>
-          <w:rStyle w:val="FunctionTok"/>
-        </w:rPr>
-        <w:t xml:space="preserve">library</w:t>
-      </w:r>
-      <w:r>
-        <w:rPr>
-          <w:rStyle w:val="NormalTok"/>
-        </w:rPr>
-        <w:t xml:space="preserve">(reticulate)</w:t>
-      </w:r>
-      <w:r>
-        <w:br/>
-      </w:r>
-      <w:r>
-        <w:rPr>
-          <w:rStyle w:val="NormalTok"/>
-        </w:rPr>
-        <w:t xml:space="preserve">reticulate</w:t>
-      </w:r>
-      <w:r>
-        <w:rPr>
-          <w:rStyle w:val="SpecialCharTok"/>
-        </w:rPr>
-        <w:t xml:space="preserve">::</w:t>
-      </w:r>
-      <w:r>
-        <w:rPr>
-          <w:rStyle w:val="FunctionTok"/>
-        </w:rPr>
-        <w:t xml:space="preserve">use_condaenv</w:t>
-      </w:r>
-      <w:r>
-        <w:rPr>
-          <w:rStyle w:val="NormalTok"/>
-        </w:rPr>
-        <w:t xml:space="preserve">(</w:t>
-      </w:r>
-      <w:r>
-        <w:rPr>
-          <w:rStyle w:val="StringTok"/>
-        </w:rPr>
-        <w:t xml:space="preserve">"metro"</w:t>
-      </w:r>
-      <w:r>
-        <w:rPr>
-          <w:rStyle w:val="NormalTok"/>
-        </w:rPr>
-        <w:t xml:space="preserve">, </w:t>
-      </w:r>
-      <w:r>
-        <w:rPr>
-          <w:rStyle w:val="AttributeTok"/>
-        </w:rPr>
-        <w:t xml:space="preserve">required =</w:t>
-      </w:r>
-      <w:r>
-        <w:rPr>
-          <w:rStyle w:val="NormalTok"/>
-        </w:rPr>
-        <w:t xml:space="preserve"> </w:t>
-      </w:r>
-      <w:r>
-        <w:rPr>
-          <w:rStyle w:val="ConstantTok"/>
-        </w:rPr>
-        <w:t xml:space="preserve">TRUE</w:t>
-      </w:r>
-      <w:r>
-        <w:rPr>
-          <w:rStyle w:val="NormalTok"/>
-        </w:rPr>
-        <w:t xml:space="preserve">)</w:t>
-      </w:r>
-      <w:r>
-        <w:br/>
-      </w:r>
-      <w:r>
-        <w:br/>
-      </w:r>
-      <w:r>
-        <w:rPr>
-          <w:rStyle w:val="CommentTok"/>
-        </w:rPr>
-        <w:t xml:space="preserve"># Check which Python is being used</w:t>
-      </w:r>
-      <w:r>
-        <w:br/>
-      </w:r>
-      <w:r>
-        <w:rPr>
-          <w:rStyle w:val="NormalTok"/>
-        </w:rPr>
-        <w:t xml:space="preserve">reticulate</w:t>
-      </w:r>
-      <w:r>
-        <w:rPr>
-          <w:rStyle w:val="SpecialCharTok"/>
-        </w:rPr>
-        <w:t xml:space="preserve">::</w:t>
-      </w:r>
-      <w:r>
-        <w:rPr>
-          <w:rStyle w:val="FunctionTok"/>
-        </w:rPr>
-        <w:t xml:space="preserve">py_config</w:t>
-      </w:r>
-      <w:r>
-        <w:rPr>
-          <w:rStyle w:val="NormalTok"/>
-        </w:rPr>
-        <w:t xml:space="preserve">()</w:t>
-      </w:r>
-    </w:p>
-    <w:p>
-      <w:pPr>
-        <w:pStyle w:val="SourceCode"/>
-      </w:pPr>
-      <w:r>
-        <w:rPr>
-          <w:rStyle w:val="VerbatimChar"/>
-        </w:rPr>
-        <w:t xml:space="preserve">python:         C:/Users/pukar/.conda/envs/metro/python.exe</w:t>
-      </w:r>
-      <w:r>
-        <w:br/>
-      </w:r>
-      <w:r>
-        <w:rPr>
-          <w:rStyle w:val="VerbatimChar"/>
-        </w:rPr>
-        <w:t xml:space="preserve">libpython:      C:/Users/pukar/.conda/envs/metro/python313.dll</w:t>
-      </w:r>
-      <w:r>
-        <w:br/>
-      </w:r>
-      <w:r>
-        <w:rPr>
-          <w:rStyle w:val="VerbatimChar"/>
-        </w:rPr>
-        <w:t xml:space="preserve">pythonhome:     C:/Users/pukar/.conda/envs/metro</w:t>
-      </w:r>
-      <w:r>
-        <w:br/>
-      </w:r>
-      <w:r>
-        <w:rPr>
-          <w:rStyle w:val="VerbatimChar"/>
-        </w:rPr>
-        <w:t xml:space="preserve">version:        3.13.1 | packaged by Anaconda, Inc. | (main, Dec 11 2024, 17:02:46) [MSC v.1929 64 bit (AMD64)]</w:t>
-      </w:r>
-      <w:r>
-        <w:br/>
-      </w:r>
-      <w:r>
-        <w:rPr>
-          <w:rStyle w:val="VerbatimChar"/>
-        </w:rPr>
-        <w:t xml:space="preserve">Architecture:   64bit</w:t>
-      </w:r>
-      <w:r>
-        <w:br/>
-      </w:r>
-      <w:r>
-        <w:rPr>
-          <w:rStyle w:val="VerbatimChar"/>
-        </w:rPr>
-        <w:t xml:space="preserve">numpy:          C:/Users/pukar/.conda/envs/metro/Lib/site-packages/numpy</w:t>
-      </w:r>
-      <w:r>
-        <w:br/>
-      </w:r>
-      <w:r>
-        <w:rPr>
-          <w:rStyle w:val="VerbatimChar"/>
-        </w:rPr>
-        <w:t xml:space="preserve">numpy_version:  2.3.1</w:t>
-      </w:r>
-      <w:r>
-        <w:br/>
-      </w:r>
-      <w:r>
-        <w:br/>
-      </w:r>
-      <w:r>
-        <w:rPr>
-          <w:rStyle w:val="VerbatimChar"/>
-        </w:rPr>
-        <w:t xml:space="preserve">NOTE: Python version was forced by use_python() function</w:t>
-      </w:r>
-    </w:p>
-    <w:p>
-      <w:pPr>
-        <w:pStyle w:val="SourceCode"/>
-      </w:pPr>
-      <w:r>
-        <w:rPr>
-          <w:rStyle w:val="CommentTok"/>
-        </w:rPr>
-        <w:t xml:space="preserve"># Test if packages can be imported</w:t>
-      </w:r>
-      <w:r>
-        <w:br/>
-      </w:r>
-      <w:r>
-        <w:rPr>
-          <w:rStyle w:val="NormalTok"/>
-        </w:rPr>
-        <w:t xml:space="preserve">reticulate</w:t>
-      </w:r>
-      <w:r>
-        <w:rPr>
-          <w:rStyle w:val="SpecialCharTok"/>
-        </w:rPr>
-        <w:t xml:space="preserve">::</w:t>
-      </w:r>
-      <w:r>
-        <w:rPr>
-          <w:rStyle w:val="FunctionTok"/>
-        </w:rPr>
-        <w:t xml:space="preserve">py_run_string</w:t>
-      </w:r>
-      <w:r>
-        <w:rPr>
-          <w:rStyle w:val="NormalTok"/>
-        </w:rPr>
-        <w:t xml:space="preserve">(</w:t>
-      </w:r>
-      <w:r>
-        <w:rPr>
-          <w:rStyle w:val="StringTok"/>
-        </w:rPr>
-        <w:t xml:space="preserve">"import folium, matplotlib, mapclassify; print('All packages imported successfully')"</w:t>
-      </w:r>
-      <w:r>
-        <w:rPr>
-          <w:rStyle w:val="NormalTok"/>
-        </w:rPr>
-        <w:t xml:space="preserve">)</w:t>
-      </w:r>
-    </w:p>
-    <w:p>
-      <w:pPr>
-        <w:pStyle w:val="SourceCode"/>
-      </w:pPr>
-      <w:r>
-        <w:rPr>
-          <w:rStyle w:val="VerbatimChar"/>
-        </w:rPr>
-        <w:t xml:space="preserve">All packages imported successfully</w:t>
-      </w:r>
-    </w:p>
     <w:bookmarkStart w:id="25" w:name="set-up-the-environment"/>
     <w:p>
       <w:pPr>

--- a/docs/posts/socioeconomic-demo/index.docx
+++ b/docs/posts/socioeconomic-demo/index.docx
@@ -60,7 +60,7 @@
         </w:p>
       </w:sdtContent>
     </w:sdt>
-    <w:bookmarkStart w:id="25" w:name="set-up-the-environment"/>
+    <w:bookmarkStart w:id="17" w:name="set-up-the-environment"/>
     <w:p>
       <w:pPr>
         <w:pStyle w:val="Heading1"/>
@@ -77,7 +77,7 @@
         <w:t xml:space="preserve">This section establishes the computational environment for processing socioeconomic data inputs for the Lower Savannah Council of Governments regional travel demand model using both R and Python platforms.</w:t>
       </w:r>
     </w:p>
-    <w:bookmarkStart w:id="20" w:name="install-and-load-packages"/>
+    <w:bookmarkStart w:id="9" w:name="install-and-load-packages"/>
     <w:p>
       <w:pPr>
         <w:pStyle w:val="Heading2"/>
@@ -972,8 +972,8 @@
         <w:t xml:space="preserve"> get_census, get_lodes</w:t>
       </w:r>
     </w:p>
-    <w:bookmarkEnd w:id="20"/>
-    <w:bookmarkStart w:id="21" w:name="project-folder"/>
+    <w:bookmarkEnd w:id="9"/>
+    <w:bookmarkStart w:id="10" w:name="project-folder"/>
     <w:p>
       <w:pPr>
         <w:pStyle w:val="Heading2"/>
@@ -2156,8 +2156,8 @@
         <w:t xml:space="preserve">Output Directory: C:\Users\Pukar.Bhandari\Documents\GitHub\ar-puuk.github.io\posts\socioeconomic-demo\output</w:t>
       </w:r>
     </w:p>
-    <w:bookmarkEnd w:id="21"/>
-    <w:bookmarkStart w:id="22" w:name="set-global-options-and-parameters"/>
+    <w:bookmarkEnd w:id="10"/>
+    <w:bookmarkStart w:id="11" w:name="set-global-options-and-parameters"/>
     <w:p>
       <w:pPr>
         <w:pStyle w:val="Heading2"/>
@@ -2488,8 +2488,8 @@
         <w:t xml:space="preserve"># or the R setting if they share environment variables in the session.</w:t>
       </w:r>
     </w:p>
-    <w:bookmarkEnd w:id="22"/>
-    <w:bookmarkStart w:id="24" w:name="set-census-api-key"/>
+    <w:bookmarkEnd w:id="11"/>
+    <w:bookmarkStart w:id="16" w:name="set-census-api-key"/>
     <w:p>
       <w:pPr>
         <w:pStyle w:val="Heading2"/>
@@ -2511,39 +2511,218 @@
       <w:r>
         <w:t xml:space="preserve">The key configuration supports both R and Python environments for automated data retrieval workflows.</w:t>
       </w:r>
+    </w:p>
+    <w:tbl>
+      <w:tblPr>
+        <w:tblStyle w:val="Table"/>
+        <w:tblLook w:firstRow="0" w:lastRow="0" w:firstColumn="0" w:lastColumn="0" w:noHBand="0" w:noVBand="0" w:val="0000"/>
+        <w:tblBorders>
+          <w:top w:val="single" w:sz="4" w:space="0" w:color="00A047"/>
+          <w:left w:val="single" w:sz="24" w:space="0" w:color="00A047"/>
+          <w:bottom w:val="single" w:sz="4" w:space="0" w:color="00A047"/>
+          <w:right w:val="single" w:sz="4" w:space="0" w:color="00A047"/>
+        </w:tblBorders>
+        <w:tblCellMar>
+          <w:left w:w="144" w:type="dxa"/>
+          <w:right w:w="144" w:type="dxa"/>
+        </w:tblCellMar>
+        <w:tblLook w:firstRow="0" w:lastRow="0" w:firstColumn="0" w:lastColumn="0" w:noHBand="0" w:noVBand="0" w:val="0000"/>
+      </w:tblPr>
+      <w:tr>
+        <w:trPr>
+          <w:cantSplit/>
+        </w:trPr>
+        <w:tc>
+          <w:tcPr>
+            <w:shd w:color="auto" w:fill="ccf1e3" w:val="clear"/>
+            <w:tcMar>
+              <w:top w:w="92" w:type="dxa"/>
+              <w:bottom w:w="92" w:type="dxa"/>
+            </w:tcMar>
+          </w:tcPr>
+          <w:p>
+            <w:pPr>
+              <w:pStyle w:val="BodyText"/>
+            </w:pPr>
+            <w:pPr>
+              <w:spacing w:before="0" w:after="0"/>
+              <w:textAlignment w:val="center"/>
+            </w:pPr>
+            <w:r>
+              <w:drawing>
+                <wp:inline>
+                  <wp:extent cx="152400" cy="152400"/>
+                  <wp:effectExtent b="0" l="0" r="0" t="0"/>
+                  <wp:docPr descr="" title="" id="13" name="Picture"/>
+                  <a:graphic>
+                    <a:graphicData uri="http://schemas.openxmlformats.org/drawingml/2006/picture">
+                      <pic:pic>
+                        <pic:nvPicPr>
+                          <pic:cNvPr descr="C:\Program Files\Quarto\share\formats\docx\tip.png" id="14" name="Picture"/>
+                          <pic:cNvPicPr>
+                            <a:picLocks noChangeArrowheads="1" noChangeAspect="1"/>
+                          </pic:cNvPicPr>
+                        </pic:nvPicPr>
+                        <pic:blipFill>
+                          <a:blip r:embed="rId12"/>
+                          <a:stretch>
+                            <a:fillRect/>
+                          </a:stretch>
+                        </pic:blipFill>
+                        <pic:spPr bwMode="auto">
+                          <a:xfrm>
+                            <a:off x="0" y="0"/>
+                            <a:ext cx="152400" cy="152400"/>
+                          </a:xfrm>
+                          <a:prstGeom prst="rect">
+                            <a:avLst/>
+                          </a:prstGeom>
+                          <a:noFill/>
+                          <a:ln w="9525">
+                            <a:noFill/>
+                            <a:headEnd/>
+                            <a:tailEnd/>
+                          </a:ln>
+                        </pic:spPr>
+                      </pic:pic>
+                    </a:graphicData>
+                  </a:graphic>
+                </wp:inline>
+              </w:drawing>
+            </w:r>
+            <w:r>
+              <w:t xml:space="preserve"> </w:t>
+            </w:r>
+            <w:r>
+              <w:t xml:space="preserve"> </w:t>
+            </w:r>
+            <w:r>
+              <w:t xml:space="preserve">Need a Census API key?</w:t>
+            </w:r>
+          </w:p>
+        </w:tc>
+      </w:tr>
+      <w:tr>
+        <w:trPr>
+          <w:cantSplit/>
+        </w:trPr>
+        <w:tc>
+          <w:tcPr>
+            <w:tcMar>
+              <w:top w:w="108" w:type="dxa"/>
+              <w:bottom w:w="108" w:type="dxa"/>
+            </w:tcMar>
+          </w:tcPr>
+          <w:p>
+            <w:pPr>
+              <w:pStyle w:val="BodyText"/>
+            </w:pPr>
+            <w:pPr>
+              <w:spacing w:before="16" w:after="16"/>
+            </w:pPr>
+            <w:r>
+              <w:t xml:space="preserve">Get one for free at</w:t>
+            </w:r>
+            <w:r>
+              <w:t xml:space="preserve"> </w:t>
+            </w:r>
+            <w:hyperlink r:id="rId15">
+              <w:r>
+                <w:rPr>
+                  <w:rStyle w:val="Hyperlink"/>
+                </w:rPr>
+                <w:t xml:space="preserve">census.gov/developers</w:t>
+              </w:r>
+            </w:hyperlink>
+          </w:p>
+          <w:p/>
+        </w:tc>
+      </w:tr>
+    </w:tbl>
+    <w:p>
+      <w:pPr>
+        <w:pStyle w:val="Heading4"/>
+      </w:pPr>
       <w:r>
         <w:t xml:space="preserve"> </w:t>
       </w:r>
       <w:r>
-        <w:t xml:space="preserve">&gt; 💡</w:t>
-      </w:r>
-      <w:r>
+        <w:t xml:space="preserve">R</w:t>
+      </w:r>
+    </w:p>
+    <w:p>
+      <w:pPr>
+        <w:pStyle w:val="SourceCode"/>
+      </w:pPr>
+      <w:r>
+        <w:rPr>
+          <w:rStyle w:val="CommentTok"/>
+        </w:rPr>
+        <w:t xml:space="preserve"># Set your API key into environment</w:t>
+      </w:r>
+      <w:r>
+        <w:br/>
+      </w:r>
+      <w:r>
+        <w:rPr>
+          <w:rStyle w:val="NormalTok"/>
+        </w:rPr>
+        <w:t xml:space="preserve">tidycensus</w:t>
+      </w:r>
+      <w:r>
+        <w:rPr>
+          <w:rStyle w:val="SpecialCharTok"/>
+        </w:rPr>
+        <w:t xml:space="preserve">::</w:t>
+      </w:r>
+      <w:r>
+        <w:rPr>
+          <w:rStyle w:val="FunctionTok"/>
+        </w:rPr>
+        <w:t xml:space="preserve">census_api_key</w:t>
+      </w:r>
+      <w:r>
+        <w:rPr>
+          <w:rStyle w:val="NormalTok"/>
+        </w:rPr>
+        <w:t xml:space="preserve">(</w:t>
+      </w:r>
+      <w:r>
+        <w:rPr>
+          <w:rStyle w:val="StringTok"/>
+        </w:rPr>
+        <w:t xml:space="preserve">"your_api_key_here"</w:t>
+      </w:r>
+      <w:r>
+        <w:rPr>
+          <w:rStyle w:val="NormalTok"/>
+        </w:rPr>
+        <w:t xml:space="preserve">, </w:t>
+      </w:r>
+      <w:r>
+        <w:rPr>
+          <w:rStyle w:val="AttributeTok"/>
+        </w:rPr>
+        <w:t xml:space="preserve">install =</w:t>
+      </w:r>
+      <w:r>
+        <w:rPr>
+          <w:rStyle w:val="NormalTok"/>
+        </w:rPr>
         <w:t xml:space="preserve"> </w:t>
       </w:r>
       <w:r>
         <w:rPr>
-          <w:b/>
-          <w:bCs/>
-        </w:rPr>
-        <w:t xml:space="preserve">Need a Census API key?</w:t>
-      </w:r>
-      <w:r>
-        <w:t xml:space="preserve"> </w:t>
-      </w:r>
-      <w:r>
-        <w:t xml:space="preserve">Get one for free at</w:t>
-      </w:r>
-      <w:r>
-        <w:t xml:space="preserve"> </w:t>
-      </w:r>
-      <w:hyperlink r:id="rId23">
-        <w:r>
-          <w:rPr>
-            <w:rStyle w:val="Hyperlink"/>
-          </w:rPr>
-          <w:t xml:space="preserve">census.gov/developers</w:t>
-        </w:r>
-      </w:hyperlink>
+          <w:rStyle w:val="ConstantTok"/>
+        </w:rPr>
+        <w:t xml:space="preserve">TRUE</w:t>
+      </w:r>
+      <w:r>
+        <w:rPr>
+          <w:rStyle w:val="NormalTok"/>
+        </w:rPr>
+        <w:t xml:space="preserve">)</w:t>
+      </w:r>
     </w:p>
     <w:p>
       <w:pPr>
@@ -2553,7 +2732,7 @@
         <w:t xml:space="preserve"> </w:t>
       </w:r>
       <w:r>
-        <w:t xml:space="preserve">R</w:t>
+        <w:t xml:space="preserve">Python</w:t>
       </w:r>
     </w:p>
     <w:p>
@@ -2573,43 +2752,25 @@
         <w:rPr>
           <w:rStyle w:val="NormalTok"/>
         </w:rPr>
-        <w:t xml:space="preserve">tidycensus</w:t>
-      </w:r>
-      <w:r>
-        <w:rPr>
-          <w:rStyle w:val="SpecialCharTok"/>
-        </w:rPr>
-        <w:t xml:space="preserve">::</w:t>
-      </w:r>
-      <w:r>
-        <w:rPr>
-          <w:rStyle w:val="FunctionTok"/>
-        </w:rPr>
-        <w:t xml:space="preserve">census_api_key</w:t>
-      </w:r>
-      <w:r>
-        <w:rPr>
-          <w:rStyle w:val="NormalTok"/>
-        </w:rPr>
-        <w:t xml:space="preserve">(</w:t>
-      </w:r>
-      <w:r>
-        <w:rPr>
-          <w:rStyle w:val="StringTok"/>
-        </w:rPr>
-        <w:t xml:space="preserve">"your_api_key_here"</w:t>
-      </w:r>
-      <w:r>
-        <w:rPr>
-          <w:rStyle w:val="NormalTok"/>
-        </w:rPr>
-        <w:t xml:space="preserve">, </w:t>
-      </w:r>
-      <w:r>
-        <w:rPr>
-          <w:rStyle w:val="AttributeTok"/>
-        </w:rPr>
-        <w:t xml:space="preserve">install =</w:t>
+        <w:t xml:space="preserve">os.environ[</w:t>
+      </w:r>
+      <w:r>
+        <w:rPr>
+          <w:rStyle w:val="StringTok"/>
+        </w:rPr>
+        <w:t xml:space="preserve">'CENSUS_API_KEY'</w:t>
+      </w:r>
+      <w:r>
+        <w:rPr>
+          <w:rStyle w:val="NormalTok"/>
+        </w:rPr>
+        <w:t xml:space="preserve">] </w:t>
+      </w:r>
+      <w:r>
+        <w:rPr>
+          <w:rStyle w:val="OperatorTok"/>
+        </w:rPr>
+        <w:t xml:space="preserve">=</w:t>
       </w:r>
       <w:r>
         <w:rPr>
@@ -2619,15 +2780,45 @@
       </w:r>
       <w:r>
         <w:rPr>
-          <w:rStyle w:val="ConstantTok"/>
-        </w:rPr>
-        <w:t xml:space="preserve">TRUE</w:t>
-      </w:r>
-      <w:r>
-        <w:rPr>
-          <w:rStyle w:val="NormalTok"/>
-        </w:rPr>
-        <w:t xml:space="preserve">)</w:t>
+          <w:rStyle w:val="StringTok"/>
+        </w:rPr>
+        <w:t xml:space="preserve">'your_api_key_here'</w:t>
+      </w:r>
+    </w:p>
+    <w:bookmarkEnd w:id="16"/>
+    <w:bookmarkEnd w:id="17"/>
+    <w:bookmarkStart w:id="20" w:name="define-study-area"/>
+    <w:p>
+      <w:pPr>
+        <w:pStyle w:val="Heading1"/>
+      </w:pPr>
+      <w:r>
+        <w:t xml:space="preserve">2. Define study area</w:t>
+      </w:r>
+    </w:p>
+    <w:p>
+      <w:pPr>
+        <w:pStyle w:val="FirstParagraph"/>
+      </w:pPr>
+      <w:r>
+        <w:t xml:space="preserve">This section defines the geographic extent of the Lower Savannah Council of Governments region and loads the Traffic Analysis Zone (TAZ) geometry for spatial analysis.</w:t>
+      </w:r>
+    </w:p>
+    <w:bookmarkStart w:id="18" w:name="define-state-and-counties"/>
+    <w:p>
+      <w:pPr>
+        <w:pStyle w:val="Heading2"/>
+      </w:pPr>
+      <w:r>
+        <w:t xml:space="preserve">2.1 Define state and counties</w:t>
+      </w:r>
+    </w:p>
+    <w:p>
+      <w:pPr>
+        <w:pStyle w:val="FirstParagraph"/>
+      </w:pPr>
+      <w:r>
+        <w:t xml:space="preserve">The study area encompasses six counties within South Carolina: Aiken, Allendale, Bamberg, Barnwell, Calhoun, and Orangeburg. These counties constitute the LSCOG planning region for travel demand modeling purposes.</w:t>
       </w:r>
     </w:p>
     <w:p>
@@ -2638,7 +2829,7 @@
         <w:t xml:space="preserve"> </w:t>
       </w:r>
       <w:r>
-        <w:t xml:space="preserve">Python</w:t>
+        <w:t xml:space="preserve">R</w:t>
       </w:r>
     </w:p>
     <w:p>
@@ -2649,34 +2840,22 @@
         <w:rPr>
           <w:rStyle w:val="CommentTok"/>
         </w:rPr>
-        <w:t xml:space="preserve"># Set your API key into environment</w:t>
-      </w:r>
-      <w:r>
-        <w:br/>
-      </w:r>
-      <w:r>
-        <w:rPr>
-          <w:rStyle w:val="NormalTok"/>
-        </w:rPr>
-        <w:t xml:space="preserve">os.environ[</w:t>
-      </w:r>
-      <w:r>
-        <w:rPr>
-          <w:rStyle w:val="StringTok"/>
-        </w:rPr>
-        <w:t xml:space="preserve">'CENSUS_API_KEY'</w:t>
-      </w:r>
-      <w:r>
-        <w:rPr>
-          <w:rStyle w:val="NormalTok"/>
-        </w:rPr>
-        <w:t xml:space="preserve">] </w:t>
-      </w:r>
-      <w:r>
-        <w:rPr>
-          <w:rStyle w:val="OperatorTok"/>
-        </w:rPr>
-        <w:t xml:space="preserve">=</w:t>
+        <w:t xml:space="preserve"># Define state abbreviation and county names</w:t>
+      </w:r>
+      <w:r>
+        <w:br/>
+      </w:r>
+      <w:r>
+        <w:rPr>
+          <w:rStyle w:val="NormalTok"/>
+        </w:rPr>
+        <w:t xml:space="preserve">state_abb </w:t>
+      </w:r>
+      <w:r>
+        <w:rPr>
+          <w:rStyle w:val="OtherTok"/>
+        </w:rPr>
+        <w:t xml:space="preserve">&lt;-</w:t>
       </w:r>
       <w:r>
         <w:rPr>
@@ -2688,18 +2867,368 @@
         <w:rPr>
           <w:rStyle w:val="StringTok"/>
         </w:rPr>
-        <w:t xml:space="preserve">'your_api_key_here'</w:t>
+        <w:t xml:space="preserve">"SC"</w:t>
+      </w:r>
+      <w:r>
+        <w:br/>
+      </w:r>
+      <w:r>
+        <w:rPr>
+          <w:rStyle w:val="NormalTok"/>
+        </w:rPr>
+        <w:t xml:space="preserve">county_names </w:t>
+      </w:r>
+      <w:r>
+        <w:rPr>
+          <w:rStyle w:val="OtherTok"/>
+        </w:rPr>
+        <w:t xml:space="preserve">&lt;-</w:t>
+      </w:r>
+      <w:r>
+        <w:rPr>
+          <w:rStyle w:val="NormalTok"/>
+        </w:rPr>
+        <w:t xml:space="preserve"> </w:t>
+      </w:r>
+      <w:r>
+        <w:rPr>
+          <w:rStyle w:val="FunctionTok"/>
+        </w:rPr>
+        <w:t xml:space="preserve">c</w:t>
+      </w:r>
+      <w:r>
+        <w:rPr>
+          <w:rStyle w:val="NormalTok"/>
+        </w:rPr>
+        <w:t xml:space="preserve">(</w:t>
+      </w:r>
+      <w:r>
+        <w:br/>
+      </w:r>
+      <w:r>
+        <w:rPr>
+          <w:rStyle w:val="NormalTok"/>
+        </w:rPr>
+        <w:t xml:space="preserve">  </w:t>
+      </w:r>
+      <w:r>
+        <w:rPr>
+          <w:rStyle w:val="StringTok"/>
+        </w:rPr>
+        <w:t xml:space="preserve">"Aiken"</w:t>
+      </w:r>
+      <w:r>
+        <w:rPr>
+          <w:rStyle w:val="NormalTok"/>
+        </w:rPr>
+        <w:t xml:space="preserve">,</w:t>
+      </w:r>
+      <w:r>
+        <w:br/>
+      </w:r>
+      <w:r>
+        <w:rPr>
+          <w:rStyle w:val="NormalTok"/>
+        </w:rPr>
+        <w:t xml:space="preserve">  </w:t>
+      </w:r>
+      <w:r>
+        <w:rPr>
+          <w:rStyle w:val="StringTok"/>
+        </w:rPr>
+        <w:t xml:space="preserve">"Allendale"</w:t>
+      </w:r>
+      <w:r>
+        <w:rPr>
+          <w:rStyle w:val="NormalTok"/>
+        </w:rPr>
+        <w:t xml:space="preserve">,</w:t>
+      </w:r>
+      <w:r>
+        <w:br/>
+      </w:r>
+      <w:r>
+        <w:rPr>
+          <w:rStyle w:val="NormalTok"/>
+        </w:rPr>
+        <w:t xml:space="preserve">  </w:t>
+      </w:r>
+      <w:r>
+        <w:rPr>
+          <w:rStyle w:val="StringTok"/>
+        </w:rPr>
+        <w:t xml:space="preserve">"Bamberg"</w:t>
+      </w:r>
+      <w:r>
+        <w:rPr>
+          <w:rStyle w:val="NormalTok"/>
+        </w:rPr>
+        <w:t xml:space="preserve">,</w:t>
+      </w:r>
+      <w:r>
+        <w:br/>
+      </w:r>
+      <w:r>
+        <w:rPr>
+          <w:rStyle w:val="NormalTok"/>
+        </w:rPr>
+        <w:t xml:space="preserve">  </w:t>
+      </w:r>
+      <w:r>
+        <w:rPr>
+          <w:rStyle w:val="StringTok"/>
+        </w:rPr>
+        <w:t xml:space="preserve">"Barnwell"</w:t>
+      </w:r>
+      <w:r>
+        <w:rPr>
+          <w:rStyle w:val="NormalTok"/>
+        </w:rPr>
+        <w:t xml:space="preserve">,</w:t>
+      </w:r>
+      <w:r>
+        <w:br/>
+      </w:r>
+      <w:r>
+        <w:rPr>
+          <w:rStyle w:val="NormalTok"/>
+        </w:rPr>
+        <w:t xml:space="preserve">  </w:t>
+      </w:r>
+      <w:r>
+        <w:rPr>
+          <w:rStyle w:val="StringTok"/>
+        </w:rPr>
+        <w:t xml:space="preserve">"Calhoun"</w:t>
+      </w:r>
+      <w:r>
+        <w:rPr>
+          <w:rStyle w:val="NormalTok"/>
+        </w:rPr>
+        <w:t xml:space="preserve">,</w:t>
+      </w:r>
+      <w:r>
+        <w:br/>
+      </w:r>
+      <w:r>
+        <w:rPr>
+          <w:rStyle w:val="NormalTok"/>
+        </w:rPr>
+        <w:t xml:space="preserve">  </w:t>
+      </w:r>
+      <w:r>
+        <w:rPr>
+          <w:rStyle w:val="StringTok"/>
+        </w:rPr>
+        <w:t xml:space="preserve">"Orangeburg"</w:t>
+      </w:r>
+      <w:r>
+        <w:br/>
+      </w:r>
+      <w:r>
+        <w:rPr>
+          <w:rStyle w:val="NormalTok"/>
+        </w:rPr>
+        <w:t xml:space="preserve">)</w:t>
       </w:r>
     </w:p>
-    <w:bookmarkEnd w:id="24"/>
-    <w:bookmarkEnd w:id="25"/>
-    <w:bookmarkStart w:id="28" w:name="define-study-area"/>
     <w:p>
       <w:pPr>
-        <w:pStyle w:val="Heading1"/>
+        <w:pStyle w:val="Heading4"/>
       </w:pPr>
       <w:r>
-        <w:t xml:space="preserve">2. Define study area</w:t>
+        <w:t xml:space="preserve"> </w:t>
+      </w:r>
+      <w:r>
+        <w:t xml:space="preserve">Python</w:t>
+      </w:r>
+    </w:p>
+    <w:p>
+      <w:pPr>
+        <w:pStyle w:val="SourceCode"/>
+      </w:pPr>
+      <w:r>
+        <w:rPr>
+          <w:rStyle w:val="CommentTok"/>
+        </w:rPr>
+        <w:t xml:space="preserve"># Define state abbreviation and county names</w:t>
+      </w:r>
+      <w:r>
+        <w:br/>
+      </w:r>
+      <w:r>
+        <w:rPr>
+          <w:rStyle w:val="NormalTok"/>
+        </w:rPr>
+        <w:t xml:space="preserve">state_abb </w:t>
+      </w:r>
+      <w:r>
+        <w:rPr>
+          <w:rStyle w:val="OperatorTok"/>
+        </w:rPr>
+        <w:t xml:space="preserve">=</w:t>
+      </w:r>
+      <w:r>
+        <w:rPr>
+          <w:rStyle w:val="NormalTok"/>
+        </w:rPr>
+        <w:t xml:space="preserve"> </w:t>
+      </w:r>
+      <w:r>
+        <w:rPr>
+          <w:rStyle w:val="StringTok"/>
+        </w:rPr>
+        <w:t xml:space="preserve">"SC"</w:t>
+      </w:r>
+      <w:r>
+        <w:br/>
+      </w:r>
+      <w:r>
+        <w:rPr>
+          <w:rStyle w:val="NormalTok"/>
+        </w:rPr>
+        <w:t xml:space="preserve">county_names </w:t>
+      </w:r>
+      <w:r>
+        <w:rPr>
+          <w:rStyle w:val="OperatorTok"/>
+        </w:rPr>
+        <w:t xml:space="preserve">=</w:t>
+      </w:r>
+      <w:r>
+        <w:rPr>
+          <w:rStyle w:val="NormalTok"/>
+        </w:rPr>
+        <w:t xml:space="preserve"> [</w:t>
+      </w:r>
+      <w:r>
+        <w:br/>
+      </w:r>
+      <w:r>
+        <w:rPr>
+          <w:rStyle w:val="NormalTok"/>
+        </w:rPr>
+        <w:t xml:space="preserve">    </w:t>
+      </w:r>
+      <w:r>
+        <w:rPr>
+          <w:rStyle w:val="StringTok"/>
+        </w:rPr>
+        <w:t xml:space="preserve">"Aiken"</w:t>
+      </w:r>
+      <w:r>
+        <w:rPr>
+          <w:rStyle w:val="NormalTok"/>
+        </w:rPr>
+        <w:t xml:space="preserve">,</w:t>
+      </w:r>
+      <w:r>
+        <w:br/>
+      </w:r>
+      <w:r>
+        <w:rPr>
+          <w:rStyle w:val="NormalTok"/>
+        </w:rPr>
+        <w:t xml:space="preserve">    </w:t>
+      </w:r>
+      <w:r>
+        <w:rPr>
+          <w:rStyle w:val="StringTok"/>
+        </w:rPr>
+        <w:t xml:space="preserve">"Allendale"</w:t>
+      </w:r>
+      <w:r>
+        <w:rPr>
+          <w:rStyle w:val="NormalTok"/>
+        </w:rPr>
+        <w:t xml:space="preserve">,</w:t>
+      </w:r>
+      <w:r>
+        <w:br/>
+      </w:r>
+      <w:r>
+        <w:rPr>
+          <w:rStyle w:val="NormalTok"/>
+        </w:rPr>
+        <w:t xml:space="preserve">    </w:t>
+      </w:r>
+      <w:r>
+        <w:rPr>
+          <w:rStyle w:val="StringTok"/>
+        </w:rPr>
+        <w:t xml:space="preserve">"Bamberg"</w:t>
+      </w:r>
+      <w:r>
+        <w:rPr>
+          <w:rStyle w:val="NormalTok"/>
+        </w:rPr>
+        <w:t xml:space="preserve">,</w:t>
+      </w:r>
+      <w:r>
+        <w:br/>
+      </w:r>
+      <w:r>
+        <w:rPr>
+          <w:rStyle w:val="NormalTok"/>
+        </w:rPr>
+        <w:t xml:space="preserve">    </w:t>
+      </w:r>
+      <w:r>
+        <w:rPr>
+          <w:rStyle w:val="StringTok"/>
+        </w:rPr>
+        <w:t xml:space="preserve">"Barnwell"</w:t>
+      </w:r>
+      <w:r>
+        <w:rPr>
+          <w:rStyle w:val="NormalTok"/>
+        </w:rPr>
+        <w:t xml:space="preserve">,</w:t>
+      </w:r>
+      <w:r>
+        <w:br/>
+      </w:r>
+      <w:r>
+        <w:rPr>
+          <w:rStyle w:val="NormalTok"/>
+        </w:rPr>
+        <w:t xml:space="preserve">    </w:t>
+      </w:r>
+      <w:r>
+        <w:rPr>
+          <w:rStyle w:val="StringTok"/>
+        </w:rPr>
+        <w:t xml:space="preserve">"Calhoun"</w:t>
+      </w:r>
+      <w:r>
+        <w:rPr>
+          <w:rStyle w:val="NormalTok"/>
+        </w:rPr>
+        <w:t xml:space="preserve">,</w:t>
+      </w:r>
+      <w:r>
+        <w:br/>
+      </w:r>
+      <w:r>
+        <w:rPr>
+          <w:rStyle w:val="NormalTok"/>
+        </w:rPr>
+        <w:t xml:space="preserve">    </w:t>
+      </w:r>
+      <w:r>
+        <w:rPr>
+          <w:rStyle w:val="StringTok"/>
+        </w:rPr>
+        <w:t xml:space="preserve">"Orangeburg"</w:t>
+      </w:r>
+      <w:r>
+        <w:br/>
+      </w:r>
+      <w:r>
+        <w:rPr>
+          <w:rStyle w:val="NormalTok"/>
+        </w:rPr>
+        <w:t xml:space="preserve">]</w:t>
       </w:r>
     </w:p>
     <w:p>
@@ -2707,16 +3236,643 @@
         <w:pStyle w:val="FirstParagraph"/>
       </w:pPr>
       <w:r>
-        <w:t xml:space="preserve">This section defines the geographic extent of the Lower Savannah Council of Governments region and loads the Traffic Analysis Zone (TAZ) geometry for spatial analysis.</w:t>
+        <w:t xml:space="preserve">FIPS code conversion translates state abbreviations and county names into standardized Federal Information Processing Standard codes. These codes enable consistent data retrieval across census datasets and ensure proper geographic matching with demographic and economic data sources.</w:t>
       </w:r>
     </w:p>
-    <w:bookmarkStart w:id="26" w:name="define-state-and-counties"/>
+    <w:p>
+      <w:pPr>
+        <w:pStyle w:val="Heading4"/>
+      </w:pPr>
+      <w:r>
+        <w:t xml:space="preserve"> </w:t>
+      </w:r>
+      <w:r>
+        <w:t xml:space="preserve">R</w:t>
+      </w:r>
+    </w:p>
+    <w:p>
+      <w:pPr>
+        <w:pStyle w:val="SourceCode"/>
+      </w:pPr>
+      <w:r>
+        <w:rPr>
+          <w:rStyle w:val="CommentTok"/>
+        </w:rPr>
+        <w:t xml:space="preserve"># Converting state abbreviation code to FIPS code</w:t>
+      </w:r>
+      <w:r>
+        <w:br/>
+      </w:r>
+      <w:r>
+        <w:rPr>
+          <w:rStyle w:val="NormalTok"/>
+        </w:rPr>
+        <w:t xml:space="preserve">state_fips </w:t>
+      </w:r>
+      <w:r>
+        <w:rPr>
+          <w:rStyle w:val="OtherTok"/>
+        </w:rPr>
+        <w:t xml:space="preserve">&lt;-</w:t>
+      </w:r>
+      <w:r>
+        <w:rPr>
+          <w:rStyle w:val="NormalTok"/>
+        </w:rPr>
+        <w:t xml:space="preserve"> tidycensus</w:t>
+      </w:r>
+      <w:r>
+        <w:rPr>
+          <w:rStyle w:val="SpecialCharTok"/>
+        </w:rPr>
+        <w:t xml:space="preserve">:::</w:t>
+      </w:r>
+      <w:r>
+        <w:rPr>
+          <w:rStyle w:val="FunctionTok"/>
+        </w:rPr>
+        <w:t xml:space="preserve">validate_state</w:t>
+      </w:r>
+      <w:r>
+        <w:rPr>
+          <w:rStyle w:val="NormalTok"/>
+        </w:rPr>
+        <w:t xml:space="preserve">(</w:t>
+      </w:r>
+      <w:r>
+        <w:rPr>
+          <w:rStyle w:val="AttributeTok"/>
+        </w:rPr>
+        <w:t xml:space="preserve">state =</w:t>
+      </w:r>
+      <w:r>
+        <w:rPr>
+          <w:rStyle w:val="NormalTok"/>
+        </w:rPr>
+        <w:t xml:space="preserve"> state_abb)</w:t>
+      </w:r>
+      <w:r>
+        <w:br/>
+      </w:r>
+      <w:r>
+        <w:rPr>
+          <w:rStyle w:val="NormalTok"/>
+        </w:rPr>
+        <w:t xml:space="preserve">county_fips </w:t>
+      </w:r>
+      <w:r>
+        <w:rPr>
+          <w:rStyle w:val="OtherTok"/>
+        </w:rPr>
+        <w:t xml:space="preserve">&lt;-</w:t>
+      </w:r>
+      <w:r>
+        <w:rPr>
+          <w:rStyle w:val="NormalTok"/>
+        </w:rPr>
+        <w:t xml:space="preserve"> </w:t>
+      </w:r>
+      <w:r>
+        <w:rPr>
+          <w:rStyle w:val="FunctionTok"/>
+        </w:rPr>
+        <w:t xml:space="preserve">vapply</w:t>
+      </w:r>
+      <w:r>
+        <w:rPr>
+          <w:rStyle w:val="NormalTok"/>
+        </w:rPr>
+        <w:t xml:space="preserve">(</w:t>
+      </w:r>
+      <w:r>
+        <w:br/>
+      </w:r>
+      <w:r>
+        <w:rPr>
+          <w:rStyle w:val="NormalTok"/>
+        </w:rPr>
+        <w:t xml:space="preserve">  county_names,</w:t>
+      </w:r>
+      <w:r>
+        <w:br/>
+      </w:r>
+      <w:r>
+        <w:rPr>
+          <w:rStyle w:val="NormalTok"/>
+        </w:rPr>
+        <w:t xml:space="preserve">  </w:t>
+      </w:r>
+      <w:r>
+        <w:rPr>
+          <w:rStyle w:val="ControlFlowTok"/>
+        </w:rPr>
+        <w:t xml:space="preserve">function</w:t>
+      </w:r>
+      <w:r>
+        <w:rPr>
+          <w:rStyle w:val="NormalTok"/>
+        </w:rPr>
+        <w:t xml:space="preserve">(x) tidycensus</w:t>
+      </w:r>
+      <w:r>
+        <w:rPr>
+          <w:rStyle w:val="SpecialCharTok"/>
+        </w:rPr>
+        <w:t xml:space="preserve">:::</w:t>
+      </w:r>
+      <w:r>
+        <w:rPr>
+          <w:rStyle w:val="FunctionTok"/>
+        </w:rPr>
+        <w:t xml:space="preserve">validate_county</w:t>
+      </w:r>
+      <w:r>
+        <w:rPr>
+          <w:rStyle w:val="NormalTok"/>
+        </w:rPr>
+        <w:t xml:space="preserve">(</w:t>
+      </w:r>
+      <w:r>
+        <w:rPr>
+          <w:rStyle w:val="AttributeTok"/>
+        </w:rPr>
+        <w:t xml:space="preserve">state =</w:t>
+      </w:r>
+      <w:r>
+        <w:rPr>
+          <w:rStyle w:val="NormalTok"/>
+        </w:rPr>
+        <w:t xml:space="preserve"> state_abb, </w:t>
+      </w:r>
+      <w:r>
+        <w:rPr>
+          <w:rStyle w:val="AttributeTok"/>
+        </w:rPr>
+        <w:t xml:space="preserve">county =</w:t>
+      </w:r>
+      <w:r>
+        <w:rPr>
+          <w:rStyle w:val="NormalTok"/>
+        </w:rPr>
+        <w:t xml:space="preserve"> x),</w:t>
+      </w:r>
+      <w:r>
+        <w:br/>
+      </w:r>
+      <w:r>
+        <w:rPr>
+          <w:rStyle w:val="NormalTok"/>
+        </w:rPr>
+        <w:t xml:space="preserve">  </w:t>
+      </w:r>
+      <w:r>
+        <w:rPr>
+          <w:rStyle w:val="FunctionTok"/>
+        </w:rPr>
+        <w:t xml:space="preserve">character</w:t>
+      </w:r>
+      <w:r>
+        <w:rPr>
+          <w:rStyle w:val="NormalTok"/>
+        </w:rPr>
+        <w:t xml:space="preserve">(</w:t>
+      </w:r>
+      <w:r>
+        <w:rPr>
+          <w:rStyle w:val="DecValTok"/>
+        </w:rPr>
+        <w:t xml:space="preserve">1</w:t>
+      </w:r>
+      <w:r>
+        <w:rPr>
+          <w:rStyle w:val="NormalTok"/>
+        </w:rPr>
+        <w:t xml:space="preserve">)</w:t>
+      </w:r>
+      <w:r>
+        <w:br/>
+      </w:r>
+      <w:r>
+        <w:rPr>
+          <w:rStyle w:val="NormalTok"/>
+        </w:rPr>
+        <w:t xml:space="preserve">)</w:t>
+      </w:r>
+      <w:r>
+        <w:br/>
+      </w:r>
+      <w:r>
+        <w:br/>
+      </w:r>
+      <w:r>
+        <w:rPr>
+          <w:rStyle w:val="CommentTok"/>
+        </w:rPr>
+        <w:t xml:space="preserve"># Converting County Names to FIPS code</w:t>
+      </w:r>
+      <w:r>
+        <w:br/>
+      </w:r>
+      <w:r>
+        <w:rPr>
+          <w:rStyle w:val="NormalTok"/>
+        </w:rPr>
+        <w:t xml:space="preserve">fips_codes </w:t>
+      </w:r>
+      <w:r>
+        <w:rPr>
+          <w:rStyle w:val="OtherTok"/>
+        </w:rPr>
+        <w:t xml:space="preserve">&lt;-</w:t>
+      </w:r>
+      <w:r>
+        <w:rPr>
+          <w:rStyle w:val="NormalTok"/>
+        </w:rPr>
+        <w:t xml:space="preserve"> </w:t>
+      </w:r>
+      <w:r>
+        <w:rPr>
+          <w:rStyle w:val="FunctionTok"/>
+        </w:rPr>
+        <w:t xml:space="preserve">paste</w:t>
+      </w:r>
+      <w:r>
+        <w:rPr>
+          <w:rStyle w:val="NormalTok"/>
+        </w:rPr>
+        <w:t xml:space="preserve">(state_fips, county_fips, </w:t>
+      </w:r>
+      <w:r>
+        <w:rPr>
+          <w:rStyle w:val="AttributeTok"/>
+        </w:rPr>
+        <w:t xml:space="preserve">sep =</w:t>
+      </w:r>
+      <w:r>
+        <w:rPr>
+          <w:rStyle w:val="NormalTok"/>
+        </w:rPr>
+        <w:t xml:space="preserve"> </w:t>
+      </w:r>
+      <w:r>
+        <w:rPr>
+          <w:rStyle w:val="StringTok"/>
+        </w:rPr>
+        <w:t xml:space="preserve">""</w:t>
+      </w:r>
+      <w:r>
+        <w:rPr>
+          <w:rStyle w:val="NormalTok"/>
+        </w:rPr>
+        <w:t xml:space="preserve">)</w:t>
+      </w:r>
+      <w:r>
+        <w:br/>
+      </w:r>
+      <w:r>
+        <w:rPr>
+          <w:rStyle w:val="NormalTok"/>
+        </w:rPr>
+        <w:t xml:space="preserve">fips_codes</w:t>
+      </w:r>
+    </w:p>
+    <w:p>
+      <w:pPr>
+        <w:pStyle w:val="SourceCode"/>
+      </w:pPr>
+      <w:r>
+        <w:rPr>
+          <w:rStyle w:val="VerbatimChar"/>
+        </w:rPr>
+        <w:t xml:space="preserve">[1] "45003" "45005" "45009" "45011" "45017" "45075"</w:t>
+      </w:r>
+    </w:p>
+    <w:p>
+      <w:pPr>
+        <w:pStyle w:val="Heading4"/>
+      </w:pPr>
+      <w:r>
+        <w:t xml:space="preserve"> </w:t>
+      </w:r>
+      <w:r>
+        <w:t xml:space="preserve">Python</w:t>
+      </w:r>
+    </w:p>
+    <w:p>
+      <w:pPr>
+        <w:pStyle w:val="SourceCode"/>
+      </w:pPr>
+      <w:r>
+        <w:rPr>
+          <w:rStyle w:val="CommentTok"/>
+        </w:rPr>
+        <w:t xml:space="preserve"># Converting state abbreviation code to FIPS code</w:t>
+      </w:r>
+      <w:r>
+        <w:br/>
+      </w:r>
+      <w:r>
+        <w:rPr>
+          <w:rStyle w:val="NormalTok"/>
+        </w:rPr>
+        <w:t xml:space="preserve">state_fips </w:t>
+      </w:r>
+      <w:r>
+        <w:rPr>
+          <w:rStyle w:val="OperatorTok"/>
+        </w:rPr>
+        <w:t xml:space="preserve">=</w:t>
+      </w:r>
+      <w:r>
+        <w:rPr>
+          <w:rStyle w:val="NormalTok"/>
+        </w:rPr>
+        <w:t xml:space="preserve"> validate_state(state_abb)</w:t>
+      </w:r>
+    </w:p>
+    <w:p>
+      <w:pPr>
+        <w:pStyle w:val="SourceCode"/>
+      </w:pPr>
+      <w:r>
+        <w:rPr>
+          <w:rStyle w:val="VerbatimChar"/>
+        </w:rPr>
+        <w:t xml:space="preserve">Using FIPS code '45' for input 'SC'</w:t>
+      </w:r>
+    </w:p>
+    <w:p>
+      <w:pPr>
+        <w:pStyle w:val="SourceCode"/>
+      </w:pPr>
+      <w:r>
+        <w:rPr>
+          <w:rStyle w:val="CommentTok"/>
+        </w:rPr>
+        <w:t xml:space="preserve"># Converting County Names to FIPS code</w:t>
+      </w:r>
+      <w:r>
+        <w:br/>
+      </w:r>
+      <w:r>
+        <w:rPr>
+          <w:rStyle w:val="NormalTok"/>
+        </w:rPr>
+        <w:t xml:space="preserve">county_fips </w:t>
+      </w:r>
+      <w:r>
+        <w:rPr>
+          <w:rStyle w:val="OperatorTok"/>
+        </w:rPr>
+        <w:t xml:space="preserve">=</w:t>
+      </w:r>
+      <w:r>
+        <w:rPr>
+          <w:rStyle w:val="NormalTok"/>
+        </w:rPr>
+        <w:t xml:space="preserve"> [</w:t>
+      </w:r>
+      <w:r>
+        <w:br/>
+      </w:r>
+      <w:r>
+        <w:rPr>
+          <w:rStyle w:val="NormalTok"/>
+        </w:rPr>
+        <w:t xml:space="preserve">    validate_county(state_fips, county)</w:t>
+      </w:r>
+      <w:r>
+        <w:br/>
+      </w:r>
+      <w:r>
+        <w:rPr>
+          <w:rStyle w:val="NormalTok"/>
+        </w:rPr>
+        <w:t xml:space="preserve">    </w:t>
+      </w:r>
+      <w:r>
+        <w:rPr>
+          <w:rStyle w:val="ControlFlowTok"/>
+        </w:rPr>
+        <w:t xml:space="preserve">for</w:t>
+      </w:r>
+      <w:r>
+        <w:rPr>
+          <w:rStyle w:val="NormalTok"/>
+        </w:rPr>
+        <w:t xml:space="preserve"> county </w:t>
+      </w:r>
+      <w:r>
+        <w:rPr>
+          <w:rStyle w:val="KeywordTok"/>
+        </w:rPr>
+        <w:t xml:space="preserve">in</w:t>
+      </w:r>
+      <w:r>
+        <w:rPr>
+          <w:rStyle w:val="NormalTok"/>
+        </w:rPr>
+        <w:t xml:space="preserve"> county_names</w:t>
+      </w:r>
+      <w:r>
+        <w:br/>
+      </w:r>
+      <w:r>
+        <w:rPr>
+          <w:rStyle w:val="NormalTok"/>
+        </w:rPr>
+        <w:t xml:space="preserve">]</w:t>
+      </w:r>
+    </w:p>
+    <w:p>
+      <w:pPr>
+        <w:pStyle w:val="SourceCode"/>
+      </w:pPr>
+      <w:r>
+        <w:rPr>
+          <w:rStyle w:val="VerbatimChar"/>
+        </w:rPr>
+        <w:t xml:space="preserve">Using FIPS code '003' for input 'Aiken'</w:t>
+      </w:r>
+      <w:r>
+        <w:br/>
+      </w:r>
+      <w:r>
+        <w:rPr>
+          <w:rStyle w:val="VerbatimChar"/>
+        </w:rPr>
+        <w:t xml:space="preserve">Using FIPS code '005' for input 'Allendale'</w:t>
+      </w:r>
+      <w:r>
+        <w:br/>
+      </w:r>
+      <w:r>
+        <w:rPr>
+          <w:rStyle w:val="VerbatimChar"/>
+        </w:rPr>
+        <w:t xml:space="preserve">Using FIPS code '009' for input 'Bamberg'</w:t>
+      </w:r>
+      <w:r>
+        <w:br/>
+      </w:r>
+      <w:r>
+        <w:rPr>
+          <w:rStyle w:val="VerbatimChar"/>
+        </w:rPr>
+        <w:t xml:space="preserve">Using FIPS code '011' for input 'Barnwell'</w:t>
+      </w:r>
+      <w:r>
+        <w:br/>
+      </w:r>
+      <w:r>
+        <w:rPr>
+          <w:rStyle w:val="VerbatimChar"/>
+        </w:rPr>
+        <w:t xml:space="preserve">Using FIPS code '017' for input 'Calhoun'</w:t>
+      </w:r>
+      <w:r>
+        <w:br/>
+      </w:r>
+      <w:r>
+        <w:rPr>
+          <w:rStyle w:val="VerbatimChar"/>
+        </w:rPr>
+        <w:t xml:space="preserve">Using FIPS code '075' for input 'Orangeburg'</w:t>
+      </w:r>
+    </w:p>
+    <w:p>
+      <w:pPr>
+        <w:pStyle w:val="SourceCode"/>
+      </w:pPr>
+      <w:r>
+        <w:rPr>
+          <w:rStyle w:val="CommentTok"/>
+        </w:rPr>
+        <w:t xml:space="preserve"># Converting County Names to FIPS code</w:t>
+      </w:r>
+      <w:r>
+        <w:br/>
+      </w:r>
+      <w:r>
+        <w:rPr>
+          <w:rStyle w:val="NormalTok"/>
+        </w:rPr>
+        <w:t xml:space="preserve">fips_codes </w:t>
+      </w:r>
+      <w:r>
+        <w:rPr>
+          <w:rStyle w:val="OperatorTok"/>
+        </w:rPr>
+        <w:t xml:space="preserve">=</w:t>
+      </w:r>
+      <w:r>
+        <w:rPr>
+          <w:rStyle w:val="NormalTok"/>
+        </w:rPr>
+        <w:t xml:space="preserve"> [</w:t>
+      </w:r>
+      <w:r>
+        <w:rPr>
+          <w:rStyle w:val="SpecialStringTok"/>
+        </w:rPr>
+        <w:t xml:space="preserve">f"</w:t>
+      </w:r>
+      <w:r>
+        <w:rPr>
+          <w:rStyle w:val="SpecialCharTok"/>
+        </w:rPr>
+        <w:t xml:space="preserve">{</w:t>
+      </w:r>
+      <w:r>
+        <w:rPr>
+          <w:rStyle w:val="NormalTok"/>
+        </w:rPr>
+        <w:t xml:space="preserve">state_fips</w:t>
+      </w:r>
+      <w:r>
+        <w:rPr>
+          <w:rStyle w:val="SpecialCharTok"/>
+        </w:rPr>
+        <w:t xml:space="preserve">}{</w:t>
+      </w:r>
+      <w:r>
+        <w:rPr>
+          <w:rStyle w:val="NormalTok"/>
+        </w:rPr>
+        <w:t xml:space="preserve">county</w:t>
+      </w:r>
+      <w:r>
+        <w:rPr>
+          <w:rStyle w:val="SpecialCharTok"/>
+        </w:rPr>
+        <w:t xml:space="preserve">}</w:t>
+      </w:r>
+      <w:r>
+        <w:rPr>
+          <w:rStyle w:val="SpecialStringTok"/>
+        </w:rPr>
+        <w:t xml:space="preserve">"</w:t>
+      </w:r>
+      <w:r>
+        <w:rPr>
+          <w:rStyle w:val="NormalTok"/>
+        </w:rPr>
+        <w:t xml:space="preserve"> </w:t>
+      </w:r>
+      <w:r>
+        <w:rPr>
+          <w:rStyle w:val="ControlFlowTok"/>
+        </w:rPr>
+        <w:t xml:space="preserve">for</w:t>
+      </w:r>
+      <w:r>
+        <w:rPr>
+          <w:rStyle w:val="NormalTok"/>
+        </w:rPr>
+        <w:t xml:space="preserve"> county </w:t>
+      </w:r>
+      <w:r>
+        <w:rPr>
+          <w:rStyle w:val="KeywordTok"/>
+        </w:rPr>
+        <w:t xml:space="preserve">in</w:t>
+      </w:r>
+      <w:r>
+        <w:rPr>
+          <w:rStyle w:val="NormalTok"/>
+        </w:rPr>
+        <w:t xml:space="preserve"> county_fips]</w:t>
+      </w:r>
+      <w:r>
+        <w:br/>
+      </w:r>
+      <w:r>
+        <w:rPr>
+          <w:rStyle w:val="NormalTok"/>
+        </w:rPr>
+        <w:t xml:space="preserve">fips_codes</w:t>
+      </w:r>
+    </w:p>
+    <w:p>
+      <w:pPr>
+        <w:pStyle w:val="SourceCode"/>
+      </w:pPr>
+      <w:r>
+        <w:rPr>
+          <w:rStyle w:val="VerbatimChar"/>
+        </w:rPr>
+        <w:t xml:space="preserve">['45003', '45005', '45009', '45011', '45017', '45075']</w:t>
+      </w:r>
+    </w:p>
+    <w:bookmarkEnd w:id="18"/>
+    <w:bookmarkStart w:id="19" w:name="load-taz-geometry"/>
     <w:p>
       <w:pPr>
         <w:pStyle w:val="Heading2"/>
       </w:pPr>
       <w:r>
-        <w:t xml:space="preserve">2.1 Define state and counties</w:t>
+        <w:t xml:space="preserve">2.2 Load TAZ geometry</w:t>
       </w:r>
     </w:p>
     <w:p>
@@ -2724,7 +3880,22 @@
         <w:pStyle w:val="FirstParagraph"/>
       </w:pPr>
       <w:r>
-        <w:t xml:space="preserve">The study area encompasses six counties within South Carolina: Aiken, Allendale, Bamberg, Barnwell, Calhoun, and Orangeburg. These counties constitute the LSCOG planning region for travel demand modeling purposes.</w:t>
+        <w:t xml:space="preserve">The TAZ shapefile provides the fundamental spatial framework for travel demand modeling. The geometry is loaded from the TDM exports geodatabase and filtered to include only zones within the six-county study area using FIPS code matching.</w:t>
+      </w:r>
+      <w:r>
+        <w:t xml:space="preserve"> </w:t>
+      </w:r>
+      <w:r>
+        <w:t xml:space="preserve">Coordinate transformation converts the TAZ geometry to the project’s standard coordinate reference system (</w:t>
+      </w:r>
+      <w:r>
+        <w:rPr>
+          <w:rStyle w:val="VerbatimChar"/>
+        </w:rPr>
+        <w:t xml:space="preserve">EPSG:3361</w:t>
+      </w:r>
+      <w:r>
+        <w:t xml:space="preserve">) for accurate spatial calculations. The attribute selection retains essential fields including TAZ identifiers, area measurements, area type classifications, and county assignments.</w:t>
       </w:r>
     </w:p>
     <w:p>
@@ -2746,16 +3917,25 @@
         <w:rPr>
           <w:rStyle w:val="CommentTok"/>
         </w:rPr>
-        <w:t xml:space="preserve"># Define state abbreviation and county names</w:t>
-      </w:r>
-      <w:r>
-        <w:br/>
-      </w:r>
-      <w:r>
-        <w:rPr>
-          <w:rStyle w:val="NormalTok"/>
-        </w:rPr>
-        <w:t xml:space="preserve">state_abb </w:t>
+        <w:t xml:space="preserve"># Load TAZ Shapefile</w:t>
+      </w:r>
+      <w:r>
+        <w:br/>
+      </w:r>
+      <w:r>
+        <w:rPr>
+          <w:rStyle w:val="CommentTok"/>
+        </w:rPr>
+        <w:t xml:space="preserve"># We assume the input TAZ file is in the data directory</w:t>
+      </w:r>
+      <w:r>
+        <w:br/>
+      </w:r>
+      <w:r>
+        <w:rPr>
+          <w:rStyle w:val="NormalTok"/>
+        </w:rPr>
+        <w:t xml:space="preserve">taz_path </w:t>
       </w:r>
       <w:r>
         <w:rPr>
@@ -2771,18 +3951,39 @@
       </w:r>
       <w:r>
         <w:rPr>
-          <w:rStyle w:val="StringTok"/>
-        </w:rPr>
-        <w:t xml:space="preserve">"SC"</w:t>
-      </w:r>
-      <w:r>
-        <w:br/>
-      </w:r>
-      <w:r>
-        <w:rPr>
-          <w:rStyle w:val="NormalTok"/>
-        </w:rPr>
-        <w:t xml:space="preserve">county_names </w:t>
+          <w:rStyle w:val="FunctionTok"/>
+        </w:rPr>
+        <w:t xml:space="preserve">file.path</w:t>
+      </w:r>
+      <w:r>
+        <w:rPr>
+          <w:rStyle w:val="NormalTok"/>
+        </w:rPr>
+        <w:t xml:space="preserve">(data_dir, </w:t>
+      </w:r>
+      <w:r>
+        <w:rPr>
+          <w:rStyle w:val="StringTok"/>
+        </w:rPr>
+        <w:t xml:space="preserve">"SE_2019_AD_10_30_2023.gpkg"</w:t>
+      </w:r>
+      <w:r>
+        <w:rPr>
+          <w:rStyle w:val="NormalTok"/>
+        </w:rPr>
+        <w:t xml:space="preserve">)</w:t>
+      </w:r>
+      <w:r>
+        <w:br/>
+      </w:r>
+      <w:r>
+        <w:br/>
+      </w:r>
+      <w:r>
+        <w:rPr>
+          <w:rStyle w:val="NormalTok"/>
+        </w:rPr>
+        <w:t xml:space="preserve">lscog_taz </w:t>
       </w:r>
       <w:r>
         <w:rPr>
@@ -2794,13 +3995,61 @@
         <w:rPr>
           <w:rStyle w:val="NormalTok"/>
         </w:rPr>
+        <w:t xml:space="preserve"> sf</w:t>
+      </w:r>
+      <w:r>
+        <w:rPr>
+          <w:rStyle w:val="SpecialCharTok"/>
+        </w:rPr>
+        <w:t xml:space="preserve">::</w:t>
+      </w:r>
+      <w:r>
+        <w:rPr>
+          <w:rStyle w:val="FunctionTok"/>
+        </w:rPr>
+        <w:t xml:space="preserve">read_sf</w:t>
+      </w:r>
+      <w:r>
+        <w:rPr>
+          <w:rStyle w:val="NormalTok"/>
+        </w:rPr>
+        <w:t xml:space="preserve">(</w:t>
+      </w:r>
+      <w:r>
+        <w:br/>
+      </w:r>
+      <w:r>
+        <w:rPr>
+          <w:rStyle w:val="NormalTok"/>
+        </w:rPr>
+        <w:t xml:space="preserve">  taz_path,</w:t>
+      </w:r>
+      <w:r>
+        <w:br/>
+      </w:r>
+      <w:r>
+        <w:rPr>
+          <w:rStyle w:val="NormalTok"/>
+        </w:rPr>
+        <w:t xml:space="preserve">  </w:t>
+      </w:r>
+      <w:r>
+        <w:rPr>
+          <w:rStyle w:val="AttributeTok"/>
+        </w:rPr>
+        <w:t xml:space="preserve">query =</w:t>
+      </w:r>
+      <w:r>
+        <w:rPr>
+          <w:rStyle w:val="NormalTok"/>
+        </w:rPr>
         <w:t xml:space="preserve"> </w:t>
       </w:r>
       <w:r>
         <w:rPr>
           <w:rStyle w:val="FunctionTok"/>
         </w:rPr>
-        <w:t xml:space="preserve">c</w:t>
+        <w:t xml:space="preserve">paste0</w:t>
       </w:r>
       <w:r>
         <w:rPr>
@@ -2815,13 +4064,37 @@
         <w:rPr>
           <w:rStyle w:val="NormalTok"/>
         </w:rPr>
-        <w:t xml:space="preserve">  </w:t>
-      </w:r>
-      <w:r>
-        <w:rPr>
-          <w:rStyle w:val="StringTok"/>
-        </w:rPr>
-        <w:t xml:space="preserve">"Aiken"</w:t>
+        <w:t xml:space="preserve">    </w:t>
+      </w:r>
+      <w:r>
+        <w:rPr>
+          <w:rStyle w:val="StringTok"/>
+        </w:rPr>
+        <w:t xml:space="preserve">"SELECT * FROM </w:t>
+      </w:r>
+      <w:r>
+        <w:rPr>
+          <w:rStyle w:val="SpecialCharTok"/>
+        </w:rPr>
+        <w:t xml:space="preserve">\"</w:t>
+      </w:r>
+      <w:r>
+        <w:rPr>
+          <w:rStyle w:val="StringTok"/>
+        </w:rPr>
+        <w:t xml:space="preserve">SE_2019_AD_10_30_2023</w:t>
+      </w:r>
+      <w:r>
+        <w:rPr>
+          <w:rStyle w:val="SpecialCharTok"/>
+        </w:rPr>
+        <w:t xml:space="preserve">\"</w:t>
+      </w:r>
+      <w:r>
+        <w:rPr>
+          <w:rStyle w:val="StringTok"/>
+        </w:rPr>
+        <w:t xml:space="preserve"> WHERE countyID IN ("</w:t>
       </w:r>
       <w:r>
         <w:rPr>
@@ -2836,106 +4109,447 @@
         <w:rPr>
           <w:rStyle w:val="NormalTok"/>
         </w:rPr>
-        <w:t xml:space="preserve">  </w:t>
-      </w:r>
-      <w:r>
-        <w:rPr>
-          <w:rStyle w:val="StringTok"/>
-        </w:rPr>
-        <w:t xml:space="preserve">"Allendale"</w:t>
-      </w:r>
-      <w:r>
-        <w:rPr>
-          <w:rStyle w:val="NormalTok"/>
-        </w:rPr>
-        <w:t xml:space="preserve">,</w:t>
-      </w:r>
-      <w:r>
-        <w:br/>
-      </w:r>
-      <w:r>
-        <w:rPr>
-          <w:rStyle w:val="NormalTok"/>
-        </w:rPr>
-        <w:t xml:space="preserve">  </w:t>
-      </w:r>
-      <w:r>
-        <w:rPr>
-          <w:rStyle w:val="StringTok"/>
-        </w:rPr>
-        <w:t xml:space="preserve">"Bamberg"</w:t>
-      </w:r>
-      <w:r>
-        <w:rPr>
-          <w:rStyle w:val="NormalTok"/>
-        </w:rPr>
-        <w:t xml:space="preserve">,</w:t>
-      </w:r>
-      <w:r>
-        <w:br/>
-      </w:r>
-      <w:r>
-        <w:rPr>
-          <w:rStyle w:val="NormalTok"/>
-        </w:rPr>
-        <w:t xml:space="preserve">  </w:t>
-      </w:r>
-      <w:r>
-        <w:rPr>
-          <w:rStyle w:val="StringTok"/>
-        </w:rPr>
-        <w:t xml:space="preserve">"Barnwell"</w:t>
-      </w:r>
-      <w:r>
-        <w:rPr>
-          <w:rStyle w:val="NormalTok"/>
-        </w:rPr>
-        <w:t xml:space="preserve">,</w:t>
-      </w:r>
-      <w:r>
-        <w:br/>
-      </w:r>
-      <w:r>
-        <w:rPr>
-          <w:rStyle w:val="NormalTok"/>
-        </w:rPr>
-        <w:t xml:space="preserve">  </w:t>
-      </w:r>
-      <w:r>
-        <w:rPr>
-          <w:rStyle w:val="StringTok"/>
-        </w:rPr>
-        <w:t xml:space="preserve">"Calhoun"</w:t>
-      </w:r>
-      <w:r>
-        <w:rPr>
-          <w:rStyle w:val="NormalTok"/>
-        </w:rPr>
-        <w:t xml:space="preserve">,</w:t>
-      </w:r>
-      <w:r>
-        <w:br/>
-      </w:r>
-      <w:r>
-        <w:rPr>
-          <w:rStyle w:val="NormalTok"/>
-        </w:rPr>
-        <w:t xml:space="preserve">  </w:t>
-      </w:r>
-      <w:r>
-        <w:rPr>
-          <w:rStyle w:val="StringTok"/>
-        </w:rPr>
-        <w:t xml:space="preserve">"Orangeburg"</w:t>
-      </w:r>
-      <w:r>
-        <w:br/>
-      </w:r>
-      <w:r>
-        <w:rPr>
-          <w:rStyle w:val="NormalTok"/>
-        </w:rPr>
-        <w:t xml:space="preserve">)</w:t>
+        <w:t xml:space="preserve">    </w:t>
+      </w:r>
+      <w:r>
+        <w:rPr>
+          <w:rStyle w:val="FunctionTok"/>
+        </w:rPr>
+        <w:t xml:space="preserve">paste0</w:t>
+      </w:r>
+      <w:r>
+        <w:rPr>
+          <w:rStyle w:val="NormalTok"/>
+        </w:rPr>
+        <w:t xml:space="preserve">(</w:t>
+      </w:r>
+      <w:r>
+        <w:rPr>
+          <w:rStyle w:val="StringTok"/>
+        </w:rPr>
+        <w:t xml:space="preserve">"'"</w:t>
+      </w:r>
+      <w:r>
+        <w:rPr>
+          <w:rStyle w:val="NormalTok"/>
+        </w:rPr>
+        <w:t xml:space="preserve">, fips_codes, </w:t>
+      </w:r>
+      <w:r>
+        <w:rPr>
+          <w:rStyle w:val="StringTok"/>
+        </w:rPr>
+        <w:t xml:space="preserve">"'"</w:t>
+      </w:r>
+      <w:r>
+        <w:rPr>
+          <w:rStyle w:val="NormalTok"/>
+        </w:rPr>
+        <w:t xml:space="preserve">, </w:t>
+      </w:r>
+      <w:r>
+        <w:rPr>
+          <w:rStyle w:val="AttributeTok"/>
+        </w:rPr>
+        <w:t xml:space="preserve">collapse =</w:t>
+      </w:r>
+      <w:r>
+        <w:rPr>
+          <w:rStyle w:val="NormalTok"/>
+        </w:rPr>
+        <w:t xml:space="preserve"> </w:t>
+      </w:r>
+      <w:r>
+        <w:rPr>
+          <w:rStyle w:val="StringTok"/>
+        </w:rPr>
+        <w:t xml:space="preserve">", "</w:t>
+      </w:r>
+      <w:r>
+        <w:rPr>
+          <w:rStyle w:val="NormalTok"/>
+        </w:rPr>
+        <w:t xml:space="preserve">),</w:t>
+      </w:r>
+      <w:r>
+        <w:br/>
+      </w:r>
+      <w:r>
+        <w:rPr>
+          <w:rStyle w:val="NormalTok"/>
+        </w:rPr>
+        <w:t xml:space="preserve">    </w:t>
+      </w:r>
+      <w:r>
+        <w:rPr>
+          <w:rStyle w:val="StringTok"/>
+        </w:rPr>
+        <w:t xml:space="preserve">")"</w:t>
+      </w:r>
+      <w:r>
+        <w:br/>
+      </w:r>
+      <w:r>
+        <w:rPr>
+          <w:rStyle w:val="NormalTok"/>
+        </w:rPr>
+        <w:t xml:space="preserve">  )</w:t>
+      </w:r>
+      <w:r>
+        <w:br/>
+      </w:r>
+      <w:r>
+        <w:rPr>
+          <w:rStyle w:val="NormalTok"/>
+        </w:rPr>
+        <w:t xml:space="preserve">) </w:t>
+      </w:r>
+      <w:r>
+        <w:rPr>
+          <w:rStyle w:val="SpecialCharTok"/>
+        </w:rPr>
+        <w:t xml:space="preserve">|&gt;</w:t>
+      </w:r>
+      <w:r>
+        <w:br/>
+      </w:r>
+      <w:r>
+        <w:rPr>
+          <w:rStyle w:val="NormalTok"/>
+        </w:rPr>
+        <w:t xml:space="preserve">  sf</w:t>
+      </w:r>
+      <w:r>
+        <w:rPr>
+          <w:rStyle w:val="SpecialCharTok"/>
+        </w:rPr>
+        <w:t xml:space="preserve">::</w:t>
+      </w:r>
+      <w:r>
+        <w:rPr>
+          <w:rStyle w:val="FunctionTok"/>
+        </w:rPr>
+        <w:t xml:space="preserve">st_transform</w:t>
+      </w:r>
+      <w:r>
+        <w:rPr>
+          <w:rStyle w:val="NormalTok"/>
+        </w:rPr>
+        <w:t xml:space="preserve">(project_crs) </w:t>
+      </w:r>
+      <w:r>
+        <w:rPr>
+          <w:rStyle w:val="SpecialCharTok"/>
+        </w:rPr>
+        <w:t xml:space="preserve">|&gt;</w:t>
+      </w:r>
+      <w:r>
+        <w:br/>
+      </w:r>
+      <w:r>
+        <w:rPr>
+          <w:rStyle w:val="NormalTok"/>
+        </w:rPr>
+        <w:t xml:space="preserve">  dplyr</w:t>
+      </w:r>
+      <w:r>
+        <w:rPr>
+          <w:rStyle w:val="SpecialCharTok"/>
+        </w:rPr>
+        <w:t xml:space="preserve">::</w:t>
+      </w:r>
+      <w:r>
+        <w:rPr>
+          <w:rStyle w:val="FunctionTok"/>
+        </w:rPr>
+        <w:t xml:space="preserve">select</w:t>
+      </w:r>
+      <w:r>
+        <w:rPr>
+          <w:rStyle w:val="NormalTok"/>
+        </w:rPr>
+        <w:t xml:space="preserve">(</w:t>
+      </w:r>
+      <w:r>
+        <w:br/>
+      </w:r>
+      <w:r>
+        <w:rPr>
+          <w:rStyle w:val="NormalTok"/>
+        </w:rPr>
+        <w:t xml:space="preserve">    ID,</w:t>
+      </w:r>
+      <w:r>
+        <w:br/>
+      </w:r>
+      <w:r>
+        <w:rPr>
+          <w:rStyle w:val="NormalTok"/>
+        </w:rPr>
+        <w:t xml:space="preserve">    Area,</w:t>
+      </w:r>
+      <w:r>
+        <w:br/>
+      </w:r>
+      <w:r>
+        <w:rPr>
+          <w:rStyle w:val="NormalTok"/>
+        </w:rPr>
+        <w:t xml:space="preserve">    Acres,</w:t>
+      </w:r>
+      <w:r>
+        <w:br/>
+      </w:r>
+      <w:r>
+        <w:rPr>
+          <w:rStyle w:val="NormalTok"/>
+        </w:rPr>
+        <w:t xml:space="preserve">    </w:t>
+      </w:r>
+      <w:r>
+        <w:rPr>
+          <w:rStyle w:val="AttributeTok"/>
+        </w:rPr>
+        <w:t xml:space="preserve">TAZ_ID =</w:t>
+      </w:r>
+      <w:r>
+        <w:rPr>
+          <w:rStyle w:val="NormalTok"/>
+        </w:rPr>
+        <w:t xml:space="preserve"> TAZ_IDs,</w:t>
+      </w:r>
+      <w:r>
+        <w:br/>
+      </w:r>
+      <w:r>
+        <w:rPr>
+          <w:rStyle w:val="NormalTok"/>
+        </w:rPr>
+        <w:t xml:space="preserve">    AREA_TYPE,</w:t>
+      </w:r>
+      <w:r>
+        <w:br/>
+      </w:r>
+      <w:r>
+        <w:rPr>
+          <w:rStyle w:val="NormalTok"/>
+        </w:rPr>
+        <w:t xml:space="preserve">    COUNTY,</w:t>
+      </w:r>
+      <w:r>
+        <w:br/>
+      </w:r>
+      <w:r>
+        <w:rPr>
+          <w:rStyle w:val="NormalTok"/>
+        </w:rPr>
+        <w:t xml:space="preserve">    </w:t>
+      </w:r>
+      <w:r>
+        <w:rPr>
+          <w:rStyle w:val="AttributeTok"/>
+        </w:rPr>
+        <w:t xml:space="preserve">COUNTYID =</w:t>
+      </w:r>
+      <w:r>
+        <w:rPr>
+          <w:rStyle w:val="NormalTok"/>
+        </w:rPr>
+        <w:t xml:space="preserve"> countyID</w:t>
+      </w:r>
+      <w:r>
+        <w:br/>
+      </w:r>
+      <w:r>
+        <w:rPr>
+          <w:rStyle w:val="NormalTok"/>
+        </w:rPr>
+        <w:t xml:space="preserve">  )</w:t>
+      </w:r>
+      <w:r>
+        <w:br/>
+      </w:r>
+      <w:r>
+        <w:br/>
+      </w:r>
+      <w:r>
+        <w:rPr>
+          <w:rStyle w:val="NormalTok"/>
+        </w:rPr>
+        <w:t xml:space="preserve">lscog_taz</w:t>
+      </w:r>
+    </w:p>
+    <w:p>
+      <w:pPr>
+        <w:pStyle w:val="SourceCode"/>
+      </w:pPr>
+      <w:r>
+        <w:rPr>
+          <w:rStyle w:val="VerbatimChar"/>
+        </w:rPr>
+        <w:t xml:space="preserve">Simple feature collection with 585 features and 7 fields</w:t>
+      </w:r>
+      <w:r>
+        <w:br/>
+      </w:r>
+      <w:r>
+        <w:rPr>
+          <w:rStyle w:val="VerbatimChar"/>
+        </w:rPr>
+        <w:t xml:space="preserve">Geometry type: MULTIPOLYGON</w:t>
+      </w:r>
+      <w:r>
+        <w:br/>
+      </w:r>
+      <w:r>
+        <w:rPr>
+          <w:rStyle w:val="VerbatimChar"/>
+        </w:rPr>
+        <w:t xml:space="preserve">Dimension:     XY</w:t>
+      </w:r>
+      <w:r>
+        <w:br/>
+      </w:r>
+      <w:r>
+        <w:rPr>
+          <w:rStyle w:val="VerbatimChar"/>
+        </w:rPr>
+        <w:t xml:space="preserve">Bounding box:  xmin: 1691490 ymin: 331894 xmax: 2237471 ymax: 744679.9</w:t>
+      </w:r>
+      <w:r>
+        <w:br/>
+      </w:r>
+      <w:r>
+        <w:rPr>
+          <w:rStyle w:val="VerbatimChar"/>
+        </w:rPr>
+        <w:t xml:space="preserve">Projected CRS: NAD83(HARN) / South Carolina (ft)</w:t>
+      </w:r>
+      <w:r>
+        <w:br/>
+      </w:r>
+      <w:r>
+        <w:rPr>
+          <w:rStyle w:val="VerbatimChar"/>
+        </w:rPr>
+        <w:t xml:space="preserve"># A tibble: 585 × 8</w:t>
+      </w:r>
+      <w:r>
+        <w:br/>
+      </w:r>
+      <w:r>
+        <w:rPr>
+          <w:rStyle w:val="VerbatimChar"/>
+        </w:rPr>
+        <w:t xml:space="preserve">   ID     Area  Acres TAZ_ID AREA_TYPE COUNTY COUNTYID                      geom</w:t>
+      </w:r>
+      <w:r>
+        <w:br/>
+      </w:r>
+      <w:r>
+        <w:rPr>
+          <w:rStyle w:val="VerbatimChar"/>
+        </w:rPr>
+        <w:t xml:space="preserve">   &lt;chr&gt; &lt;dbl&gt;  &lt;dbl&gt; &lt;chr&gt;  &lt;chr&gt;     &lt;chr&gt;  &lt;chr&gt;        &lt;MULTIPOLYGON [foot]&gt;</w:t>
+      </w:r>
+      <w:r>
+        <w:br/>
+      </w:r>
+      <w:r>
+        <w:rPr>
+          <w:rStyle w:val="VerbatimChar"/>
+        </w:rPr>
+        <w:t xml:space="preserve"> 1 9050… 13.3   8518. 90501… RURAL     Bambe… 45009    (((2046194 478862.1, 204…</w:t>
+      </w:r>
+      <w:r>
+        <w:br/>
+      </w:r>
+      <w:r>
+        <w:rPr>
+          <w:rStyle w:val="VerbatimChar"/>
+        </w:rPr>
+        <w:t xml:space="preserve"> 2 9050… 39.2  25084. 90501… RURAL     Bambe… 45009    (((2012593 500179.5, 201…</w:t>
+      </w:r>
+      <w:r>
+        <w:br/>
+      </w:r>
+      <w:r>
+        <w:rPr>
+          <w:rStyle w:val="VerbatimChar"/>
+        </w:rPr>
+        <w:t xml:space="preserve"> 3 7505…  9.03  5778. 75050… RURAL     Orang… 45075    (((2056266 515976, 20561…</w:t>
+      </w:r>
+      <w:r>
+        <w:br/>
+      </w:r>
+      <w:r>
+        <w:rPr>
+          <w:rStyle w:val="VerbatimChar"/>
+        </w:rPr>
+        <w:t xml:space="preserve"> 4 7505… 15.5   9934. 75050… RURAL     Orang… 45075    (((2061827 488917.9, 206…</w:t>
+      </w:r>
+      <w:r>
+        <w:br/>
+      </w:r>
+      <w:r>
+        <w:rPr>
+          <w:rStyle w:val="VerbatimChar"/>
+        </w:rPr>
+        <w:t xml:space="preserve"> 5 7505… 17.5  11216. 75050… SUBURBAN  Orang… 45075    (((2154222 534929.2, 215…</w:t>
+      </w:r>
+      <w:r>
+        <w:br/>
+      </w:r>
+      <w:r>
+        <w:rPr>
+          <w:rStyle w:val="VerbatimChar"/>
+        </w:rPr>
+        <w:t xml:space="preserve"> 6 7505… 12.8   8191. 75050… RURAL     Orang… 45075    (((2195053 518745.9, 219…</w:t>
+      </w:r>
+      <w:r>
+        <w:br/>
+      </w:r>
+      <w:r>
+        <w:rPr>
+          <w:rStyle w:val="VerbatimChar"/>
+        </w:rPr>
+        <w:t xml:space="preserve"> 7 7505…  8.10  5181. 75050… SUBURBAN  Orang… 45075    (((2179620 542034.9, 217…</w:t>
+      </w:r>
+      <w:r>
+        <w:br/>
+      </w:r>
+      <w:r>
+        <w:rPr>
+          <w:rStyle w:val="VerbatimChar"/>
+        </w:rPr>
+        <w:t xml:space="preserve"> 8 7505… 13.4   8568. 75050… SUBURBAN  Orang… 45075    (((2179131 542424, 21770…</w:t>
+      </w:r>
+      <w:r>
+        <w:br/>
+      </w:r>
+      <w:r>
+        <w:rPr>
+          <w:rStyle w:val="VerbatimChar"/>
+        </w:rPr>
+        <w:t xml:space="preserve"> 9 7505…  6.00  3843. 75050… SUBURBAN  Orang… 45075    (((2184440 568297.6, 218…</w:t>
+      </w:r>
+      <w:r>
+        <w:br/>
+      </w:r>
+      <w:r>
+        <w:rPr>
+          <w:rStyle w:val="VerbatimChar"/>
+        </w:rPr>
+        <w:t xml:space="preserve">10 7505…  5.06  3239. 75050… SUBURBAN  Orang… 45075    (((2204464 570787.3, 220…</w:t>
+      </w:r>
+      <w:r>
+        <w:br/>
+      </w:r>
+      <w:r>
+        <w:rPr>
+          <w:rStyle w:val="VerbatimChar"/>
+        </w:rPr>
+        <w:t xml:space="preserve"># ℹ 575 more rows</w:t>
       </w:r>
     </w:p>
     <w:p>
@@ -2957,16 +4571,16 @@
         <w:rPr>
           <w:rStyle w:val="CommentTok"/>
         </w:rPr>
-        <w:t xml:space="preserve"># Define state abbreviation and county names</w:t>
-      </w:r>
-      <w:r>
-        <w:br/>
-      </w:r>
-      <w:r>
-        <w:rPr>
-          <w:rStyle w:val="NormalTok"/>
-        </w:rPr>
-        <w:t xml:space="preserve">state_abb </w:t>
+        <w:t xml:space="preserve"># Load TAZ Shapefile</w:t>
+      </w:r>
+      <w:r>
+        <w:br/>
+      </w:r>
+      <w:r>
+        <w:rPr>
+          <w:rStyle w:val="NormalTok"/>
+        </w:rPr>
+        <w:t xml:space="preserve">taz_path </w:t>
       </w:r>
       <w:r>
         <w:rPr>
@@ -2978,22 +4592,37 @@
         <w:rPr>
           <w:rStyle w:val="NormalTok"/>
         </w:rPr>
+        <w:t xml:space="preserve"> data_dir </w:t>
+      </w:r>
+      <w:r>
+        <w:rPr>
+          <w:rStyle w:val="OperatorTok"/>
+        </w:rPr>
+        <w:t xml:space="preserve">/</w:t>
+      </w:r>
+      <w:r>
+        <w:rPr>
+          <w:rStyle w:val="NormalTok"/>
+        </w:rPr>
         <w:t xml:space="preserve"> </w:t>
       </w:r>
       <w:r>
         <w:rPr>
           <w:rStyle w:val="StringTok"/>
         </w:rPr>
-        <w:t xml:space="preserve">"SC"</w:t>
-      </w:r>
-      <w:r>
-        <w:br/>
-      </w:r>
-      <w:r>
-        <w:rPr>
-          <w:rStyle w:val="NormalTok"/>
-        </w:rPr>
-        <w:t xml:space="preserve">county_names </w:t>
+        <w:t xml:space="preserve">"SE_2019_AD_10_30_2023.gpkg"</w:t>
+      </w:r>
+      <w:r>
+        <w:br/>
+      </w:r>
+      <w:r>
+        <w:br/>
+      </w:r>
+      <w:r>
+        <w:rPr>
+          <w:rStyle w:val="NormalTok"/>
+        </w:rPr>
+        <w:t xml:space="preserve">lscog_taz </w:t>
       </w:r>
       <w:r>
         <w:rPr>
@@ -3005,7 +4634,238 @@
         <w:rPr>
           <w:rStyle w:val="NormalTok"/>
         </w:rPr>
-        <w:t xml:space="preserve"> [</w:t>
+        <w:t xml:space="preserve"> gpd.read_file(</w:t>
+      </w:r>
+      <w:r>
+        <w:br/>
+      </w:r>
+      <w:r>
+        <w:rPr>
+          <w:rStyle w:val="NormalTok"/>
+        </w:rPr>
+        <w:t xml:space="preserve">    taz_path,</w:t>
+      </w:r>
+      <w:r>
+        <w:br/>
+      </w:r>
+      <w:r>
+        <w:rPr>
+          <w:rStyle w:val="NormalTok"/>
+        </w:rPr>
+        <w:t xml:space="preserve">    layer</w:t>
+      </w:r>
+      <w:r>
+        <w:rPr>
+          <w:rStyle w:val="OperatorTok"/>
+        </w:rPr>
+        <w:t xml:space="preserve">=</w:t>
+      </w:r>
+      <w:r>
+        <w:rPr>
+          <w:rStyle w:val="StringTok"/>
+        </w:rPr>
+        <w:t xml:space="preserve">"SE_2019_AD_10_30_2023"</w:t>
+      </w:r>
+      <w:r>
+        <w:rPr>
+          <w:rStyle w:val="NormalTok"/>
+        </w:rPr>
+        <w:t xml:space="preserve">,</w:t>
+      </w:r>
+      <w:r>
+        <w:br/>
+      </w:r>
+      <w:r>
+        <w:rPr>
+          <w:rStyle w:val="NormalTok"/>
+        </w:rPr>
+        <w:t xml:space="preserve">    where</w:t>
+      </w:r>
+      <w:r>
+        <w:rPr>
+          <w:rStyle w:val="OperatorTok"/>
+        </w:rPr>
+        <w:t xml:space="preserve">=</w:t>
+      </w:r>
+      <w:r>
+        <w:rPr>
+          <w:rStyle w:val="SpecialStringTok"/>
+        </w:rPr>
+        <w:t xml:space="preserve">f"countyID IN (</w:t>
+      </w:r>
+      <w:r>
+        <w:rPr>
+          <w:rStyle w:val="SpecialCharTok"/>
+        </w:rPr>
+        <w:t xml:space="preserve">{</w:t>
+      </w:r>
+      <w:r>
+        <w:rPr>
+          <w:rStyle w:val="StringTok"/>
+        </w:rPr>
+        <w:t xml:space="preserve">', '</w:t>
+      </w:r>
+      <w:r>
+        <w:rPr>
+          <w:rStyle w:val="SpecialCharTok"/>
+        </w:rPr>
+        <w:t xml:space="preserve">.</w:t>
+      </w:r>
+      <w:r>
+        <w:rPr>
+          <w:rStyle w:val="NormalTok"/>
+        </w:rPr>
+        <w:t xml:space="preserve">join([</w:t>
+      </w:r>
+      <w:r>
+        <w:rPr>
+          <w:rStyle w:val="SpecialStringTok"/>
+        </w:rPr>
+        <w:t xml:space="preserve">f"'</w:t>
+      </w:r>
+      <w:r>
+        <w:rPr>
+          <w:rStyle w:val="SpecialCharTok"/>
+        </w:rPr>
+        <w:t xml:space="preserve">{</w:t>
+      </w:r>
+      <w:r>
+        <w:rPr>
+          <w:rStyle w:val="NormalTok"/>
+        </w:rPr>
+        <w:t xml:space="preserve">fips</w:t>
+      </w:r>
+      <w:r>
+        <w:rPr>
+          <w:rStyle w:val="SpecialCharTok"/>
+        </w:rPr>
+        <w:t xml:space="preserve">}</w:t>
+      </w:r>
+      <w:r>
+        <w:rPr>
+          <w:rStyle w:val="SpecialStringTok"/>
+        </w:rPr>
+        <w:t xml:space="preserve">'"</w:t>
+      </w:r>
+      <w:r>
+        <w:rPr>
+          <w:rStyle w:val="NormalTok"/>
+        </w:rPr>
+        <w:t xml:space="preserve"> </w:t>
+      </w:r>
+      <w:r>
+        <w:rPr>
+          <w:rStyle w:val="ControlFlowTok"/>
+        </w:rPr>
+        <w:t xml:space="preserve">for</w:t>
+      </w:r>
+      <w:r>
+        <w:rPr>
+          <w:rStyle w:val="NormalTok"/>
+        </w:rPr>
+        <w:t xml:space="preserve"> fips </w:t>
+      </w:r>
+      <w:r>
+        <w:rPr>
+          <w:rStyle w:val="KeywordTok"/>
+        </w:rPr>
+        <w:t xml:space="preserve">in</w:t>
+      </w:r>
+      <w:r>
+        <w:rPr>
+          <w:rStyle w:val="NormalTok"/>
+        </w:rPr>
+        <w:t xml:space="preserve"> fips_codes])</w:t>
+      </w:r>
+      <w:r>
+        <w:rPr>
+          <w:rStyle w:val="SpecialCharTok"/>
+        </w:rPr>
+        <w:t xml:space="preserve">}</w:t>
+      </w:r>
+      <w:r>
+        <w:rPr>
+          <w:rStyle w:val="SpecialStringTok"/>
+        </w:rPr>
+        <w:t xml:space="preserve">)"</w:t>
+      </w:r>
+      <w:r>
+        <w:br/>
+      </w:r>
+      <w:r>
+        <w:rPr>
+          <w:rStyle w:val="NormalTok"/>
+        </w:rPr>
+        <w:t xml:space="preserve">)</w:t>
+      </w:r>
+      <w:r>
+        <w:br/>
+      </w:r>
+      <w:r>
+        <w:br/>
+      </w:r>
+      <w:r>
+        <w:rPr>
+          <w:rStyle w:val="NormalTok"/>
+        </w:rPr>
+        <w:t xml:space="preserve">lscog_taz </w:t>
+      </w:r>
+      <w:r>
+        <w:rPr>
+          <w:rStyle w:val="OperatorTok"/>
+        </w:rPr>
+        <w:t xml:space="preserve">=</w:t>
+      </w:r>
+      <w:r>
+        <w:rPr>
+          <w:rStyle w:val="NormalTok"/>
+        </w:rPr>
+        <w:t xml:space="preserve"> lscog_taz.to_crs(project_crs)</w:t>
+      </w:r>
+      <w:r>
+        <w:br/>
+      </w:r>
+      <w:r>
+        <w:br/>
+      </w:r>
+      <w:r>
+        <w:rPr>
+          <w:rStyle w:val="NormalTok"/>
+        </w:rPr>
+        <w:t xml:space="preserve">lscog_taz </w:t>
+      </w:r>
+      <w:r>
+        <w:rPr>
+          <w:rStyle w:val="OperatorTok"/>
+        </w:rPr>
+        <w:t xml:space="preserve">=</w:t>
+      </w:r>
+      <w:r>
+        <w:rPr>
+          <w:rStyle w:val="NormalTok"/>
+        </w:rPr>
+        <w:t xml:space="preserve"> lscog_taz.rename(</w:t>
+      </w:r>
+      <w:r>
+        <w:br/>
+      </w:r>
+      <w:r>
+        <w:rPr>
+          <w:rStyle w:val="NormalTok"/>
+        </w:rPr>
+        <w:t xml:space="preserve">  columns</w:t>
+      </w:r>
+      <w:r>
+        <w:rPr>
+          <w:rStyle w:val="OperatorTok"/>
+        </w:rPr>
+        <w:t xml:space="preserve">=</w:t>
+      </w:r>
+      <w:r>
+        <w:rPr>
+          <w:rStyle w:val="NormalTok"/>
+        </w:rPr>
+        <w:t xml:space="preserve">{</w:t>
       </w:r>
       <w:r>
         <w:br/>
@@ -3020,7 +4880,19 @@
         <w:rPr>
           <w:rStyle w:val="StringTok"/>
         </w:rPr>
-        <w:t xml:space="preserve">"Aiken"</w:t>
+        <w:t xml:space="preserve">'TAZ_IDs'</w:t>
+      </w:r>
+      <w:r>
+        <w:rPr>
+          <w:rStyle w:val="NormalTok"/>
+        </w:rPr>
+        <w:t xml:space="preserve">: </w:t>
+      </w:r>
+      <w:r>
+        <w:rPr>
+          <w:rStyle w:val="StringTok"/>
+        </w:rPr>
+        <w:t xml:space="preserve">'TAZ_ID'</w:t>
       </w:r>
       <w:r>
         <w:rPr>
@@ -3041,100 +4913,258 @@
         <w:rPr>
           <w:rStyle w:val="StringTok"/>
         </w:rPr>
-        <w:t xml:space="preserve">"Allendale"</w:t>
-      </w:r>
-      <w:r>
-        <w:rPr>
-          <w:rStyle w:val="NormalTok"/>
-        </w:rPr>
-        <w:t xml:space="preserve">,</w:t>
-      </w:r>
-      <w:r>
-        <w:br/>
-      </w:r>
-      <w:r>
-        <w:rPr>
-          <w:rStyle w:val="NormalTok"/>
-        </w:rPr>
-        <w:t xml:space="preserve">    </w:t>
-      </w:r>
-      <w:r>
-        <w:rPr>
-          <w:rStyle w:val="StringTok"/>
-        </w:rPr>
-        <w:t xml:space="preserve">"Bamberg"</w:t>
-      </w:r>
-      <w:r>
-        <w:rPr>
-          <w:rStyle w:val="NormalTok"/>
-        </w:rPr>
-        <w:t xml:space="preserve">,</w:t>
-      </w:r>
-      <w:r>
-        <w:br/>
-      </w:r>
-      <w:r>
-        <w:rPr>
-          <w:rStyle w:val="NormalTok"/>
-        </w:rPr>
-        <w:t xml:space="preserve">    </w:t>
-      </w:r>
-      <w:r>
-        <w:rPr>
-          <w:rStyle w:val="StringTok"/>
-        </w:rPr>
-        <w:t xml:space="preserve">"Barnwell"</w:t>
-      </w:r>
-      <w:r>
-        <w:rPr>
-          <w:rStyle w:val="NormalTok"/>
-        </w:rPr>
-        <w:t xml:space="preserve">,</w:t>
-      </w:r>
-      <w:r>
-        <w:br/>
-      </w:r>
-      <w:r>
-        <w:rPr>
-          <w:rStyle w:val="NormalTok"/>
-        </w:rPr>
-        <w:t xml:space="preserve">    </w:t>
-      </w:r>
-      <w:r>
-        <w:rPr>
-          <w:rStyle w:val="StringTok"/>
-        </w:rPr>
-        <w:t xml:space="preserve">"Calhoun"</w:t>
-      </w:r>
-      <w:r>
-        <w:rPr>
-          <w:rStyle w:val="NormalTok"/>
-        </w:rPr>
-        <w:t xml:space="preserve">,</w:t>
-      </w:r>
-      <w:r>
-        <w:br/>
-      </w:r>
-      <w:r>
-        <w:rPr>
-          <w:rStyle w:val="NormalTok"/>
-        </w:rPr>
-        <w:t xml:space="preserve">    </w:t>
-      </w:r>
-      <w:r>
-        <w:rPr>
-          <w:rStyle w:val="StringTok"/>
-        </w:rPr>
-        <w:t xml:space="preserve">"Orangeburg"</w:t>
-      </w:r>
-      <w:r>
-        <w:br/>
-      </w:r>
-      <w:r>
-        <w:rPr>
-          <w:rStyle w:val="NormalTok"/>
-        </w:rPr>
-        <w:t xml:space="preserve">]</w:t>
+        <w:t xml:space="preserve">'countyID'</w:t>
+      </w:r>
+      <w:r>
+        <w:rPr>
+          <w:rStyle w:val="NormalTok"/>
+        </w:rPr>
+        <w:t xml:space="preserve">: </w:t>
+      </w:r>
+      <w:r>
+        <w:rPr>
+          <w:rStyle w:val="StringTok"/>
+        </w:rPr>
+        <w:t xml:space="preserve">'COUNTYID'</w:t>
+      </w:r>
+      <w:r>
+        <w:br/>
+      </w:r>
+      <w:r>
+        <w:rPr>
+          <w:rStyle w:val="NormalTok"/>
+        </w:rPr>
+        <w:t xml:space="preserve">})[[</w:t>
+      </w:r>
+      <w:r>
+        <w:rPr>
+          <w:rStyle w:val="StringTok"/>
+        </w:rPr>
+        <w:t xml:space="preserve">'ID'</w:t>
+      </w:r>
+      <w:r>
+        <w:rPr>
+          <w:rStyle w:val="NormalTok"/>
+        </w:rPr>
+        <w:t xml:space="preserve">, </w:t>
+      </w:r>
+      <w:r>
+        <w:rPr>
+          <w:rStyle w:val="StringTok"/>
+        </w:rPr>
+        <w:t xml:space="preserve">'Area'</w:t>
+      </w:r>
+      <w:r>
+        <w:rPr>
+          <w:rStyle w:val="NormalTok"/>
+        </w:rPr>
+        <w:t xml:space="preserve">, </w:t>
+      </w:r>
+      <w:r>
+        <w:rPr>
+          <w:rStyle w:val="StringTok"/>
+        </w:rPr>
+        <w:t xml:space="preserve">'Acres'</w:t>
+      </w:r>
+      <w:r>
+        <w:rPr>
+          <w:rStyle w:val="NormalTok"/>
+        </w:rPr>
+        <w:t xml:space="preserve">, </w:t>
+      </w:r>
+      <w:r>
+        <w:rPr>
+          <w:rStyle w:val="StringTok"/>
+        </w:rPr>
+        <w:t xml:space="preserve">'TAZ_ID'</w:t>
+      </w:r>
+      <w:r>
+        <w:rPr>
+          <w:rStyle w:val="NormalTok"/>
+        </w:rPr>
+        <w:t xml:space="preserve">, </w:t>
+      </w:r>
+      <w:r>
+        <w:rPr>
+          <w:rStyle w:val="StringTok"/>
+        </w:rPr>
+        <w:t xml:space="preserve">'AREA_TYPE'</w:t>
+      </w:r>
+      <w:r>
+        <w:rPr>
+          <w:rStyle w:val="NormalTok"/>
+        </w:rPr>
+        <w:t xml:space="preserve">, </w:t>
+      </w:r>
+      <w:r>
+        <w:rPr>
+          <w:rStyle w:val="StringTok"/>
+        </w:rPr>
+        <w:t xml:space="preserve">'COUNTY'</w:t>
+      </w:r>
+      <w:r>
+        <w:rPr>
+          <w:rStyle w:val="NormalTok"/>
+        </w:rPr>
+        <w:t xml:space="preserve">, </w:t>
+      </w:r>
+      <w:r>
+        <w:rPr>
+          <w:rStyle w:val="StringTok"/>
+        </w:rPr>
+        <w:t xml:space="preserve">'COUNTYID'</w:t>
+      </w:r>
+      <w:r>
+        <w:rPr>
+          <w:rStyle w:val="NormalTok"/>
+        </w:rPr>
+        <w:t xml:space="preserve">, </w:t>
+      </w:r>
+      <w:r>
+        <w:rPr>
+          <w:rStyle w:val="StringTok"/>
+        </w:rPr>
+        <w:t xml:space="preserve">'geometry'</w:t>
+      </w:r>
+      <w:r>
+        <w:rPr>
+          <w:rStyle w:val="NormalTok"/>
+        </w:rPr>
+        <w:t xml:space="preserve">]]</w:t>
+      </w:r>
+      <w:r>
+        <w:br/>
+      </w:r>
+      <w:r>
+        <w:br/>
+      </w:r>
+      <w:r>
+        <w:rPr>
+          <w:rStyle w:val="NormalTok"/>
+        </w:rPr>
+        <w:t xml:space="preserve">lscog_taz</w:t>
+      </w:r>
+    </w:p>
+    <w:p>
+      <w:pPr>
+        <w:pStyle w:val="SourceCode"/>
+      </w:pPr>
+      <w:r>
+        <w:rPr>
+          <w:rStyle w:val="VerbatimChar"/>
+        </w:rPr>
+        <w:t xml:space="preserve">           ID  ...                                           geometry</w:t>
+      </w:r>
+      <w:r>
+        <w:br/>
+      </w:r>
+      <w:r>
+        <w:rPr>
+          <w:rStyle w:val="VerbatimChar"/>
+        </w:rPr>
+        <w:t xml:space="preserve">0     9050130  ...  MULTIPOLYGON (((2046194.08 478862.054, 2046134...</w:t>
+      </w:r>
+      <w:r>
+        <w:br/>
+      </w:r>
+      <w:r>
+        <w:rPr>
+          <w:rStyle w:val="VerbatimChar"/>
+        </w:rPr>
+        <w:t xml:space="preserve">1     9050132  ...  MULTIPOLYGON (((2012593.472 500179.47, 2013190...</w:t>
+      </w:r>
+      <w:r>
+        <w:br/>
+      </w:r>
+      <w:r>
+        <w:rPr>
+          <w:rStyle w:val="VerbatimChar"/>
+        </w:rPr>
+        <w:t xml:space="preserve">2    75050131  ...  MULTIPOLYGON (((2056266.071 515975.986, 205617...</w:t>
+      </w:r>
+      <w:r>
+        <w:br/>
+      </w:r>
+      <w:r>
+        <w:rPr>
+          <w:rStyle w:val="VerbatimChar"/>
+        </w:rPr>
+        <w:t xml:space="preserve">3    75050045  ...  MULTIPOLYGON (((2061826.693 488917.873, 206173...</w:t>
+      </w:r>
+      <w:r>
+        <w:br/>
+      </w:r>
+      <w:r>
+        <w:rPr>
+          <w:rStyle w:val="VerbatimChar"/>
+        </w:rPr>
+        <w:t xml:space="preserve">4    75050182  ...  MULTIPOLYGON (((2154221.857 534929.221, 215441...</w:t>
+      </w:r>
+      <w:r>
+        <w:br/>
+      </w:r>
+      <w:r>
+        <w:rPr>
+          <w:rStyle w:val="VerbatimChar"/>
+        </w:rPr>
+        <w:t xml:space="preserve">..        ...  ...                                                ...</w:t>
+      </w:r>
+      <w:r>
+        <w:br/>
+      </w:r>
+      <w:r>
+        <w:rPr>
+          <w:rStyle w:val="VerbatimChar"/>
+        </w:rPr>
+        <w:t xml:space="preserve">580   5050049  ...  MULTIPOLYGON (((1924248.136 433664.04, 1924004...</w:t>
+      </w:r>
+      <w:r>
+        <w:br/>
+      </w:r>
+      <w:r>
+        <w:rPr>
+          <w:rStyle w:val="VerbatimChar"/>
+        </w:rPr>
+        <w:t xml:space="preserve">581   5050055  ...  MULTIPOLYGON (((1905461.23 427627.626, 1905456...</w:t>
+      </w:r>
+      <w:r>
+        <w:br/>
+      </w:r>
+      <w:r>
+        <w:rPr>
+          <w:rStyle w:val="VerbatimChar"/>
+        </w:rPr>
+        <w:t xml:space="preserve">582   5050066  ...  MULTIPOLYGON (((1880812.362 414251.546, 188090...</w:t>
+      </w:r>
+      <w:r>
+        <w:br/>
+      </w:r>
+      <w:r>
+        <w:rPr>
+          <w:rStyle w:val="VerbatimChar"/>
+        </w:rPr>
+        <w:t xml:space="preserve">583   5050054  ...  MULTIPOLYGON (((1871871.454 413403.458, 187167...</w:t>
+      </w:r>
+      <w:r>
+        <w:br/>
+      </w:r>
+      <w:r>
+        <w:rPr>
+          <w:rStyle w:val="VerbatimChar"/>
+        </w:rPr>
+        <w:t xml:space="preserve">584   5050065  ...  MULTIPOLYGON (((1849074.015 398566.33, 1849218...</w:t>
+      </w:r>
+      <w:r>
+        <w:br/>
+      </w:r>
+      <w:r>
+        <w:br/>
+      </w:r>
+      <w:r>
+        <w:rPr>
+          <w:rStyle w:val="VerbatimChar"/>
+        </w:rPr>
+        <w:t xml:space="preserve">[585 rows x 8 columns]</w:t>
       </w:r>
     </w:p>
     <w:p>
@@ -3142,7 +5172,7 @@
         <w:pStyle w:val="FirstParagraph"/>
       </w:pPr>
       <w:r>
-        <w:t xml:space="preserve">FIPS code conversion translates state abbreviations and county names into standardized Federal Information Processing Standard codes. These codes enable consistent data retrieval across census datasets and ensure proper geographic matching with demographic and economic data sources.</w:t>
+        <w:t xml:space="preserve">The interactive map visualization displays the TAZ structure colored by county, providing spatial context for the analysis area and enabling quality assurance of the geometric data loading process.</w:t>
       </w:r>
     </w:p>
     <w:p>
@@ -3164,40 +5194,130 @@
         <w:rPr>
           <w:rStyle w:val="CommentTok"/>
         </w:rPr>
-        <w:t xml:space="preserve"># Converting state abbreviation code to FIPS code</w:t>
-      </w:r>
-      <w:r>
-        <w:br/>
-      </w:r>
-      <w:r>
-        <w:rPr>
-          <w:rStyle w:val="NormalTok"/>
-        </w:rPr>
-        <w:t xml:space="preserve">state_fips </w:t>
-      </w:r>
-      <w:r>
-        <w:rPr>
-          <w:rStyle w:val="OtherTok"/>
-        </w:rPr>
-        <w:t xml:space="preserve">&lt;-</w:t>
-      </w:r>
-      <w:r>
-        <w:rPr>
-          <w:rStyle w:val="NormalTok"/>
-        </w:rPr>
-        <w:t xml:space="preserve"> tidycensus</w:t>
+        <w:t xml:space="preserve"># Create interactive map</w:t>
+      </w:r>
+      <w:r>
+        <w:br/>
+      </w:r>
+      <w:r>
+        <w:rPr>
+          <w:rStyle w:val="NormalTok"/>
+        </w:rPr>
+        <w:t xml:space="preserve">mapview</w:t>
       </w:r>
       <w:r>
         <w:rPr>
           <w:rStyle w:val="SpecialCharTok"/>
         </w:rPr>
-        <w:t xml:space="preserve">:::</w:t>
+        <w:t xml:space="preserve">::</w:t>
       </w:r>
       <w:r>
         <w:rPr>
           <w:rStyle w:val="FunctionTok"/>
         </w:rPr>
-        <w:t xml:space="preserve">validate_state</w:t>
+        <w:t xml:space="preserve">mapview</w:t>
+      </w:r>
+      <w:r>
+        <w:rPr>
+          <w:rStyle w:val="NormalTok"/>
+        </w:rPr>
+        <w:t xml:space="preserve">(lscog_taz, </w:t>
+      </w:r>
+      <w:r>
+        <w:rPr>
+          <w:rStyle w:val="AttributeTok"/>
+        </w:rPr>
+        <w:t xml:space="preserve">zcol =</w:t>
+      </w:r>
+      <w:r>
+        <w:rPr>
+          <w:rStyle w:val="NormalTok"/>
+        </w:rPr>
+        <w:t xml:space="preserve"> </w:t>
+      </w:r>
+      <w:r>
+        <w:rPr>
+          <w:rStyle w:val="StringTok"/>
+        </w:rPr>
+        <w:t xml:space="preserve">"COUNTY"</w:t>
+      </w:r>
+      <w:r>
+        <w:rPr>
+          <w:rStyle w:val="NormalTok"/>
+        </w:rPr>
+        <w:t xml:space="preserve">, </w:t>
+      </w:r>
+      <w:r>
+        <w:rPr>
+          <w:rStyle w:val="AttributeTok"/>
+        </w:rPr>
+        <w:t xml:space="preserve">lwd =</w:t>
+      </w:r>
+      <w:r>
+        <w:rPr>
+          <w:rStyle w:val="NormalTok"/>
+        </w:rPr>
+        <w:t xml:space="preserve"> </w:t>
+      </w:r>
+      <w:r>
+        <w:rPr>
+          <w:rStyle w:val="FloatTok"/>
+        </w:rPr>
+        <w:t xml:space="preserve">1.6</w:t>
+      </w:r>
+      <w:r>
+        <w:rPr>
+          <w:rStyle w:val="NormalTok"/>
+        </w:rPr>
+        <w:t xml:space="preserve">, </w:t>
+      </w:r>
+      <w:r>
+        <w:rPr>
+          <w:rStyle w:val="AttributeTok"/>
+        </w:rPr>
+        <w:t xml:space="preserve">map.types =</w:t>
+      </w:r>
+      <w:r>
+        <w:rPr>
+          <w:rStyle w:val="NormalTok"/>
+        </w:rPr>
+        <w:t xml:space="preserve"> </w:t>
+      </w:r>
+      <w:r>
+        <w:rPr>
+          <w:rStyle w:val="StringTok"/>
+        </w:rPr>
+        <w:t xml:space="preserve">"CartoDB.Voyager"</w:t>
+      </w:r>
+      <w:r>
+        <w:rPr>
+          <w:rStyle w:val="NormalTok"/>
+        </w:rPr>
+        <w:t xml:space="preserve">, </w:t>
+      </w:r>
+      <w:r>
+        <w:rPr>
+          <w:rStyle w:val="AttributeTok"/>
+        </w:rPr>
+        <w:t xml:space="preserve">col.regions =</w:t>
+      </w:r>
+      <w:r>
+        <w:rPr>
+          <w:rStyle w:val="NormalTok"/>
+        </w:rPr>
+        <w:t xml:space="preserve"> RColorBrewer</w:t>
+      </w:r>
+      <w:r>
+        <w:rPr>
+          <w:rStyle w:val="SpecialCharTok"/>
+        </w:rPr>
+        <w:t xml:space="preserve">::</w:t>
+      </w:r>
+      <w:r>
+        <w:rPr>
+          <w:rStyle w:val="FunctionTok"/>
+        </w:rPr>
+        <w:t xml:space="preserve">brewer.pal</w:t>
       </w:r>
       <w:r>
         <w:rPr>
@@ -3207,240 +5327,38 @@
       </w:r>
       <w:r>
         <w:rPr>
-          <w:rStyle w:val="AttributeTok"/>
-        </w:rPr>
-        <w:t xml:space="preserve">state =</w:t>
-      </w:r>
-      <w:r>
-        <w:rPr>
-          <w:rStyle w:val="NormalTok"/>
-        </w:rPr>
-        <w:t xml:space="preserve"> state_abb)</w:t>
-      </w:r>
-      <w:r>
-        <w:br/>
-      </w:r>
-      <w:r>
-        <w:rPr>
-          <w:rStyle w:val="NormalTok"/>
-        </w:rPr>
-        <w:t xml:space="preserve">county_fips </w:t>
-      </w:r>
-      <w:r>
-        <w:rPr>
-          <w:rStyle w:val="OtherTok"/>
-        </w:rPr>
-        <w:t xml:space="preserve">&lt;-</w:t>
-      </w:r>
-      <w:r>
-        <w:rPr>
-          <w:rStyle w:val="NormalTok"/>
-        </w:rPr>
+          <w:rStyle w:val="DecValTok"/>
+        </w:rPr>
+        <w:t xml:space="preserve">6</w:t>
+      </w:r>
+      <w:r>
+        <w:rPr>
+          <w:rStyle w:val="NormalTok"/>
+        </w:rPr>
+        <w:t xml:space="preserve">, </w:t>
+      </w:r>
+      <w:r>
+        <w:rPr>
+          <w:rStyle w:val="StringTok"/>
+        </w:rPr>
+        <w:t xml:space="preserve">"Dark2"</w:t>
+      </w:r>
+      <w:r>
+        <w:rPr>
+          <w:rStyle w:val="NormalTok"/>
+        </w:rPr>
+        <w:t xml:space="preserve">))</w:t>
+      </w:r>
+    </w:p>
+    <w:p>
+      <w:pPr>
+        <w:pStyle w:val="Heading4"/>
+      </w:pPr>
+      <w:r>
         <w:t xml:space="preserve"> </w:t>
       </w:r>
       <w:r>
-        <w:rPr>
-          <w:rStyle w:val="FunctionTok"/>
-        </w:rPr>
-        <w:t xml:space="preserve">vapply</w:t>
-      </w:r>
-      <w:r>
-        <w:rPr>
-          <w:rStyle w:val="NormalTok"/>
-        </w:rPr>
-        <w:t xml:space="preserve">(</w:t>
-      </w:r>
-      <w:r>
-        <w:br/>
-      </w:r>
-      <w:r>
-        <w:rPr>
-          <w:rStyle w:val="NormalTok"/>
-        </w:rPr>
-        <w:t xml:space="preserve">  county_names,</w:t>
-      </w:r>
-      <w:r>
-        <w:br/>
-      </w:r>
-      <w:r>
-        <w:rPr>
-          <w:rStyle w:val="NormalTok"/>
-        </w:rPr>
-        <w:t xml:space="preserve">  </w:t>
-      </w:r>
-      <w:r>
-        <w:rPr>
-          <w:rStyle w:val="ControlFlowTok"/>
-        </w:rPr>
-        <w:t xml:space="preserve">function</w:t>
-      </w:r>
-      <w:r>
-        <w:rPr>
-          <w:rStyle w:val="NormalTok"/>
-        </w:rPr>
-        <w:t xml:space="preserve">(x) tidycensus</w:t>
-      </w:r>
-      <w:r>
-        <w:rPr>
-          <w:rStyle w:val="SpecialCharTok"/>
-        </w:rPr>
-        <w:t xml:space="preserve">:::</w:t>
-      </w:r>
-      <w:r>
-        <w:rPr>
-          <w:rStyle w:val="FunctionTok"/>
-        </w:rPr>
-        <w:t xml:space="preserve">validate_county</w:t>
-      </w:r>
-      <w:r>
-        <w:rPr>
-          <w:rStyle w:val="NormalTok"/>
-        </w:rPr>
-        <w:t xml:space="preserve">(</w:t>
-      </w:r>
-      <w:r>
-        <w:rPr>
-          <w:rStyle w:val="AttributeTok"/>
-        </w:rPr>
-        <w:t xml:space="preserve">state =</w:t>
-      </w:r>
-      <w:r>
-        <w:rPr>
-          <w:rStyle w:val="NormalTok"/>
-        </w:rPr>
-        <w:t xml:space="preserve"> state_abb, </w:t>
-      </w:r>
-      <w:r>
-        <w:rPr>
-          <w:rStyle w:val="AttributeTok"/>
-        </w:rPr>
-        <w:t xml:space="preserve">county =</w:t>
-      </w:r>
-      <w:r>
-        <w:rPr>
-          <w:rStyle w:val="NormalTok"/>
-        </w:rPr>
-        <w:t xml:space="preserve"> x),</w:t>
-      </w:r>
-      <w:r>
-        <w:br/>
-      </w:r>
-      <w:r>
-        <w:rPr>
-          <w:rStyle w:val="NormalTok"/>
-        </w:rPr>
-        <w:t xml:space="preserve">  </w:t>
-      </w:r>
-      <w:r>
-        <w:rPr>
-          <w:rStyle w:val="FunctionTok"/>
-        </w:rPr>
-        <w:t xml:space="preserve">character</w:t>
-      </w:r>
-      <w:r>
-        <w:rPr>
-          <w:rStyle w:val="NormalTok"/>
-        </w:rPr>
-        <w:t xml:space="preserve">(</w:t>
-      </w:r>
-      <w:r>
-        <w:rPr>
-          <w:rStyle w:val="DecValTok"/>
-        </w:rPr>
-        <w:t xml:space="preserve">1</w:t>
-      </w:r>
-      <w:r>
-        <w:rPr>
-          <w:rStyle w:val="NormalTok"/>
-        </w:rPr>
-        <w:t xml:space="preserve">)</w:t>
-      </w:r>
-      <w:r>
-        <w:br/>
-      </w:r>
-      <w:r>
-        <w:rPr>
-          <w:rStyle w:val="NormalTok"/>
-        </w:rPr>
-        <w:t xml:space="preserve">)</w:t>
-      </w:r>
-      <w:r>
-        <w:br/>
-      </w:r>
-      <w:r>
-        <w:br/>
-      </w:r>
-      <w:r>
-        <w:rPr>
-          <w:rStyle w:val="CommentTok"/>
-        </w:rPr>
-        <w:t xml:space="preserve"># Converting County Names to FIPS code</w:t>
-      </w:r>
-      <w:r>
-        <w:br/>
-      </w:r>
-      <w:r>
-        <w:rPr>
-          <w:rStyle w:val="NormalTok"/>
-        </w:rPr>
-        <w:t xml:space="preserve">fips_codes </w:t>
-      </w:r>
-      <w:r>
-        <w:rPr>
-          <w:rStyle w:val="OtherTok"/>
-        </w:rPr>
-        <w:t xml:space="preserve">&lt;-</w:t>
-      </w:r>
-      <w:r>
-        <w:rPr>
-          <w:rStyle w:val="NormalTok"/>
-        </w:rPr>
-        <w:t xml:space="preserve"> </w:t>
-      </w:r>
-      <w:r>
-        <w:rPr>
-          <w:rStyle w:val="FunctionTok"/>
-        </w:rPr>
-        <w:t xml:space="preserve">paste</w:t>
-      </w:r>
-      <w:r>
-        <w:rPr>
-          <w:rStyle w:val="NormalTok"/>
-        </w:rPr>
-        <w:t xml:space="preserve">(state_fips, county_fips, </w:t>
-      </w:r>
-      <w:r>
-        <w:rPr>
-          <w:rStyle w:val="AttributeTok"/>
-        </w:rPr>
-        <w:t xml:space="preserve">sep =</w:t>
-      </w:r>
-      <w:r>
-        <w:rPr>
-          <w:rStyle w:val="NormalTok"/>
-        </w:rPr>
-        <w:t xml:space="preserve"> </w:t>
-      </w:r>
-      <w:r>
-        <w:rPr>
-          <w:rStyle w:val="StringTok"/>
-        </w:rPr>
-        <w:t xml:space="preserve">""</w:t>
-      </w:r>
-      <w:r>
-        <w:rPr>
-          <w:rStyle w:val="NormalTok"/>
-        </w:rPr>
-        <w:t xml:space="preserve">)</w:t>
-      </w:r>
-      <w:r>
-        <w:br/>
-      </w:r>
-      <w:r>
-        <w:rPr>
-          <w:rStyle w:val="NormalTok"/>
-        </w:rPr>
-        <w:t xml:space="preserve">fips_codes</w:t>
+        <w:t xml:space="preserve">Python</w:t>
       </w:r>
     </w:p>
     <w:p>
@@ -3449,336 +5367,119 @@
       </w:pPr>
       <w:r>
         <w:rPr>
-          <w:rStyle w:val="VerbatimChar"/>
-        </w:rPr>
-        <w:t xml:space="preserve">[1] "45003" "45005" "45009" "45011" "45017" "45075"</w:t>
+          <w:rStyle w:val="CommentTok"/>
+        </w:rPr>
+        <w:t xml:space="preserve"># Create interactive map</w:t>
+      </w:r>
+      <w:r>
+        <w:br/>
+      </w:r>
+      <w:r>
+        <w:rPr>
+          <w:rStyle w:val="NormalTok"/>
+        </w:rPr>
+        <w:t xml:space="preserve">lscog_taz.explore(column</w:t>
+      </w:r>
+      <w:r>
+        <w:rPr>
+          <w:rStyle w:val="OperatorTok"/>
+        </w:rPr>
+        <w:t xml:space="preserve">=</w:t>
+      </w:r>
+      <w:r>
+        <w:rPr>
+          <w:rStyle w:val="StringTok"/>
+        </w:rPr>
+        <w:t xml:space="preserve">"COUNTY"</w:t>
+      </w:r>
+      <w:r>
+        <w:rPr>
+          <w:rStyle w:val="NormalTok"/>
+        </w:rPr>
+        <w:t xml:space="preserve">, categorical</w:t>
+      </w:r>
+      <w:r>
+        <w:rPr>
+          <w:rStyle w:val="OperatorTok"/>
+        </w:rPr>
+        <w:t xml:space="preserve">=</w:t>
+      </w:r>
+      <w:r>
+        <w:rPr>
+          <w:rStyle w:val="VariableTok"/>
+        </w:rPr>
+        <w:t xml:space="preserve">True</w:t>
+      </w:r>
+      <w:r>
+        <w:rPr>
+          <w:rStyle w:val="NormalTok"/>
+        </w:rPr>
+        <w:t xml:space="preserve">, legend</w:t>
+      </w:r>
+      <w:r>
+        <w:rPr>
+          <w:rStyle w:val="OperatorTok"/>
+        </w:rPr>
+        <w:t xml:space="preserve">=</w:t>
+      </w:r>
+      <w:r>
+        <w:rPr>
+          <w:rStyle w:val="VariableTok"/>
+        </w:rPr>
+        <w:t xml:space="preserve">True</w:t>
+      </w:r>
+      <w:r>
+        <w:rPr>
+          <w:rStyle w:val="NormalTok"/>
+        </w:rPr>
+        <w:t xml:space="preserve">, tiles</w:t>
+      </w:r>
+      <w:r>
+        <w:rPr>
+          <w:rStyle w:val="OperatorTok"/>
+        </w:rPr>
+        <w:t xml:space="preserve">=</w:t>
+      </w:r>
+      <w:r>
+        <w:rPr>
+          <w:rStyle w:val="StringTok"/>
+        </w:rPr>
+        <w:t xml:space="preserve">"CartoDB.Voyager"</w:t>
+      </w:r>
+      <w:r>
+        <w:rPr>
+          <w:rStyle w:val="NormalTok"/>
+        </w:rPr>
+        <w:t xml:space="preserve">, zoom_start</w:t>
+      </w:r>
+      <w:r>
+        <w:rPr>
+          <w:rStyle w:val="OperatorTok"/>
+        </w:rPr>
+        <w:t xml:space="preserve">=</w:t>
+      </w:r>
+      <w:r>
+        <w:rPr>
+          <w:rStyle w:val="DecValTok"/>
+        </w:rPr>
+        <w:t xml:space="preserve">8</w:t>
+      </w:r>
+      <w:r>
+        <w:rPr>
+          <w:rStyle w:val="NormalTok"/>
+        </w:rPr>
+        <w:t xml:space="preserve">)</w:t>
       </w:r>
     </w:p>
+    <w:bookmarkEnd w:id="19"/>
+    <w:bookmarkEnd w:id="20"/>
+    <w:bookmarkStart w:id="34" w:name="fetch-raw-data"/>
     <w:p>
       <w:pPr>
-        <w:pStyle w:val="Heading4"/>
+        <w:pStyle w:val="Heading1"/>
       </w:pPr>
       <w:r>
-        <w:t xml:space="preserve"> </w:t>
-      </w:r>
-      <w:r>
-        <w:t xml:space="preserve">Python</w:t>
-      </w:r>
-    </w:p>
-    <w:p>
-      <w:pPr>
-        <w:pStyle w:val="SourceCode"/>
-      </w:pPr>
-      <w:r>
-        <w:rPr>
-          <w:rStyle w:val="CommentTok"/>
-        </w:rPr>
-        <w:t xml:space="preserve"># Converting state abbreviation code to FIPS code</w:t>
-      </w:r>
-      <w:r>
-        <w:br/>
-      </w:r>
-      <w:r>
-        <w:rPr>
-          <w:rStyle w:val="NormalTok"/>
-        </w:rPr>
-        <w:t xml:space="preserve">state_fips </w:t>
-      </w:r>
-      <w:r>
-        <w:rPr>
-          <w:rStyle w:val="OperatorTok"/>
-        </w:rPr>
-        <w:t xml:space="preserve">=</w:t>
-      </w:r>
-      <w:r>
-        <w:rPr>
-          <w:rStyle w:val="NormalTok"/>
-        </w:rPr>
-        <w:t xml:space="preserve"> validate_state(state_abb)</w:t>
-      </w:r>
-    </w:p>
-    <w:p>
-      <w:pPr>
-        <w:pStyle w:val="SourceCode"/>
-      </w:pPr>
-      <w:r>
-        <w:rPr>
-          <w:rStyle w:val="VerbatimChar"/>
-        </w:rPr>
-        <w:t xml:space="preserve">Using FIPS code '45' for input 'SC'</w:t>
-      </w:r>
-    </w:p>
-    <w:p>
-      <w:pPr>
-        <w:pStyle w:val="SourceCode"/>
-      </w:pPr>
-      <w:r>
-        <w:rPr>
-          <w:rStyle w:val="CommentTok"/>
-        </w:rPr>
-        <w:t xml:space="preserve"># Converting County Names to FIPS code</w:t>
-      </w:r>
-      <w:r>
-        <w:br/>
-      </w:r>
-      <w:r>
-        <w:rPr>
-          <w:rStyle w:val="NormalTok"/>
-        </w:rPr>
-        <w:t xml:space="preserve">county_fips </w:t>
-      </w:r>
-      <w:r>
-        <w:rPr>
-          <w:rStyle w:val="OperatorTok"/>
-        </w:rPr>
-        <w:t xml:space="preserve">=</w:t>
-      </w:r>
-      <w:r>
-        <w:rPr>
-          <w:rStyle w:val="NormalTok"/>
-        </w:rPr>
-        <w:t xml:space="preserve"> [</w:t>
-      </w:r>
-      <w:r>
-        <w:br/>
-      </w:r>
-      <w:r>
-        <w:rPr>
-          <w:rStyle w:val="NormalTok"/>
-        </w:rPr>
-        <w:t xml:space="preserve">    validate_county(state_fips, county)</w:t>
-      </w:r>
-      <w:r>
-        <w:br/>
-      </w:r>
-      <w:r>
-        <w:rPr>
-          <w:rStyle w:val="NormalTok"/>
-        </w:rPr>
-        <w:t xml:space="preserve">    </w:t>
-      </w:r>
-      <w:r>
-        <w:rPr>
-          <w:rStyle w:val="ControlFlowTok"/>
-        </w:rPr>
-        <w:t xml:space="preserve">for</w:t>
-      </w:r>
-      <w:r>
-        <w:rPr>
-          <w:rStyle w:val="NormalTok"/>
-        </w:rPr>
-        <w:t xml:space="preserve"> county </w:t>
-      </w:r>
-      <w:r>
-        <w:rPr>
-          <w:rStyle w:val="KeywordTok"/>
-        </w:rPr>
-        <w:t xml:space="preserve">in</w:t>
-      </w:r>
-      <w:r>
-        <w:rPr>
-          <w:rStyle w:val="NormalTok"/>
-        </w:rPr>
-        <w:t xml:space="preserve"> county_names</w:t>
-      </w:r>
-      <w:r>
-        <w:br/>
-      </w:r>
-      <w:r>
-        <w:rPr>
-          <w:rStyle w:val="NormalTok"/>
-        </w:rPr>
-        <w:t xml:space="preserve">]</w:t>
-      </w:r>
-    </w:p>
-    <w:p>
-      <w:pPr>
-        <w:pStyle w:val="SourceCode"/>
-      </w:pPr>
-      <w:r>
-        <w:rPr>
-          <w:rStyle w:val="VerbatimChar"/>
-        </w:rPr>
-        <w:t xml:space="preserve">Using FIPS code '003' for input 'Aiken'</w:t>
-      </w:r>
-      <w:r>
-        <w:br/>
-      </w:r>
-      <w:r>
-        <w:rPr>
-          <w:rStyle w:val="VerbatimChar"/>
-        </w:rPr>
-        <w:t xml:space="preserve">Using FIPS code '005' for input 'Allendale'</w:t>
-      </w:r>
-      <w:r>
-        <w:br/>
-      </w:r>
-      <w:r>
-        <w:rPr>
-          <w:rStyle w:val="VerbatimChar"/>
-        </w:rPr>
-        <w:t xml:space="preserve">Using FIPS code '009' for input 'Bamberg'</w:t>
-      </w:r>
-      <w:r>
-        <w:br/>
-      </w:r>
-      <w:r>
-        <w:rPr>
-          <w:rStyle w:val="VerbatimChar"/>
-        </w:rPr>
-        <w:t xml:space="preserve">Using FIPS code '011' for input 'Barnwell'</w:t>
-      </w:r>
-      <w:r>
-        <w:br/>
-      </w:r>
-      <w:r>
-        <w:rPr>
-          <w:rStyle w:val="VerbatimChar"/>
-        </w:rPr>
-        <w:t xml:space="preserve">Using FIPS code '017' for input 'Calhoun'</w:t>
-      </w:r>
-      <w:r>
-        <w:br/>
-      </w:r>
-      <w:r>
-        <w:rPr>
-          <w:rStyle w:val="VerbatimChar"/>
-        </w:rPr>
-        <w:t xml:space="preserve">Using FIPS code '075' for input 'Orangeburg'</w:t>
-      </w:r>
-    </w:p>
-    <w:p>
-      <w:pPr>
-        <w:pStyle w:val="SourceCode"/>
-      </w:pPr>
-      <w:r>
-        <w:rPr>
-          <w:rStyle w:val="CommentTok"/>
-        </w:rPr>
-        <w:t xml:space="preserve"># Converting County Names to FIPS code</w:t>
-      </w:r>
-      <w:r>
-        <w:br/>
-      </w:r>
-      <w:r>
-        <w:rPr>
-          <w:rStyle w:val="NormalTok"/>
-        </w:rPr>
-        <w:t xml:space="preserve">fips_codes </w:t>
-      </w:r>
-      <w:r>
-        <w:rPr>
-          <w:rStyle w:val="OperatorTok"/>
-        </w:rPr>
-        <w:t xml:space="preserve">=</w:t>
-      </w:r>
-      <w:r>
-        <w:rPr>
-          <w:rStyle w:val="NormalTok"/>
-        </w:rPr>
-        <w:t xml:space="preserve"> [</w:t>
-      </w:r>
-      <w:r>
-        <w:rPr>
-          <w:rStyle w:val="SpecialStringTok"/>
-        </w:rPr>
-        <w:t xml:space="preserve">f"</w:t>
-      </w:r>
-      <w:r>
-        <w:rPr>
-          <w:rStyle w:val="SpecialCharTok"/>
-        </w:rPr>
-        <w:t xml:space="preserve">{</w:t>
-      </w:r>
-      <w:r>
-        <w:rPr>
-          <w:rStyle w:val="NormalTok"/>
-        </w:rPr>
-        <w:t xml:space="preserve">state_fips</w:t>
-      </w:r>
-      <w:r>
-        <w:rPr>
-          <w:rStyle w:val="SpecialCharTok"/>
-        </w:rPr>
-        <w:t xml:space="preserve">}{</w:t>
-      </w:r>
-      <w:r>
-        <w:rPr>
-          <w:rStyle w:val="NormalTok"/>
-        </w:rPr>
-        <w:t xml:space="preserve">county</w:t>
-      </w:r>
-      <w:r>
-        <w:rPr>
-          <w:rStyle w:val="SpecialCharTok"/>
-        </w:rPr>
-        <w:t xml:space="preserve">}</w:t>
-      </w:r>
-      <w:r>
-        <w:rPr>
-          <w:rStyle w:val="SpecialStringTok"/>
-        </w:rPr>
-        <w:t xml:space="preserve">"</w:t>
-      </w:r>
-      <w:r>
-        <w:rPr>
-          <w:rStyle w:val="NormalTok"/>
-        </w:rPr>
-        <w:t xml:space="preserve"> </w:t>
-      </w:r>
-      <w:r>
-        <w:rPr>
-          <w:rStyle w:val="ControlFlowTok"/>
-        </w:rPr>
-        <w:t xml:space="preserve">for</w:t>
-      </w:r>
-      <w:r>
-        <w:rPr>
-          <w:rStyle w:val="NormalTok"/>
-        </w:rPr>
-        <w:t xml:space="preserve"> county </w:t>
-      </w:r>
-      <w:r>
-        <w:rPr>
-          <w:rStyle w:val="KeywordTok"/>
-        </w:rPr>
-        <w:t xml:space="preserve">in</w:t>
-      </w:r>
-      <w:r>
-        <w:rPr>
-          <w:rStyle w:val="NormalTok"/>
-        </w:rPr>
-        <w:t xml:space="preserve"> county_fips]</w:t>
-      </w:r>
-      <w:r>
-        <w:br/>
-      </w:r>
-      <w:r>
-        <w:rPr>
-          <w:rStyle w:val="NormalTok"/>
-        </w:rPr>
-        <w:t xml:space="preserve">fips_codes</w:t>
-      </w:r>
-    </w:p>
-    <w:p>
-      <w:pPr>
-        <w:pStyle w:val="SourceCode"/>
-      </w:pPr>
-      <w:r>
-        <w:rPr>
-          <w:rStyle w:val="VerbatimChar"/>
-        </w:rPr>
-        <w:t xml:space="preserve">['45003', '45005', '45009', '45011', '45017', '45075']</w:t>
-      </w:r>
-    </w:p>
-    <w:bookmarkEnd w:id="26"/>
-    <w:bookmarkStart w:id="27" w:name="load-taz-geometry"/>
-    <w:p>
-      <w:pPr>
-        <w:pStyle w:val="Heading2"/>
-      </w:pPr>
-      <w:r>
-        <w:t xml:space="preserve">2.2 Load TAZ geometry</w:t>
+        <w:t xml:space="preserve">3. Fetch raw data</w:t>
       </w:r>
     </w:p>
     <w:p>
@@ -3786,1291 +5487,16 @@
         <w:pStyle w:val="FirstParagraph"/>
       </w:pPr>
       <w:r>
-        <w:t xml:space="preserve">The TAZ shapefile provides the fundamental spatial framework for travel demand modeling. The geometry is loaded from the TDM exports geodatabase and filtered to include only zones within the six-county study area using FIPS code matching.</w:t>
-      </w:r>
-      <w:r>
-        <w:t xml:space="preserve"> </w:t>
-      </w:r>
-      <w:r>
-        <w:t xml:space="preserve">Coordinate transformation converts the TAZ geometry to the project’s standard coordinate reference system (</w:t>
-      </w:r>
-      <w:r>
-        <w:rPr>
-          <w:rStyle w:val="VerbatimChar"/>
-        </w:rPr>
-        <w:t xml:space="preserve">EPSG:3361</w:t>
-      </w:r>
-      <w:r>
-        <w:t xml:space="preserve">) for accurate spatial calculations. The attribute selection retains essential fields including TAZ identifiers, area measurements, area type classifications, and county assignments.</w:t>
+        <w:t xml:space="preserve">This section retrieves demographic, economic, and employment data from multiple Census Bureau sources at the appropriate geographic scales for travel demand modeling.</w:t>
       </w:r>
     </w:p>
+    <w:bookmarkStart w:id="22" w:name="decennial-census"/>
     <w:p>
       <w:pPr>
-        <w:pStyle w:val="Heading4"/>
+        <w:pStyle w:val="Heading2"/>
       </w:pPr>
       <w:r>
-        <w:t xml:space="preserve"> </w:t>
-      </w:r>
-      <w:r>
-        <w:t xml:space="preserve">R</w:t>
-      </w:r>
-    </w:p>
-    <w:p>
-      <w:pPr>
-        <w:pStyle w:val="SourceCode"/>
-      </w:pPr>
-      <w:r>
-        <w:rPr>
-          <w:rStyle w:val="CommentTok"/>
-        </w:rPr>
-        <w:t xml:space="preserve"># Load TAZ Shapefile</w:t>
-      </w:r>
-      <w:r>
-        <w:br/>
-      </w:r>
-      <w:r>
-        <w:rPr>
-          <w:rStyle w:val="CommentTok"/>
-        </w:rPr>
-        <w:t xml:space="preserve"># We assume the input TAZ file is in the data directory</w:t>
-      </w:r>
-      <w:r>
-        <w:br/>
-      </w:r>
-      <w:r>
-        <w:rPr>
-          <w:rStyle w:val="NormalTok"/>
-        </w:rPr>
-        <w:t xml:space="preserve">taz_path </w:t>
-      </w:r>
-      <w:r>
-        <w:rPr>
-          <w:rStyle w:val="OtherTok"/>
-        </w:rPr>
-        <w:t xml:space="preserve">&lt;-</w:t>
-      </w:r>
-      <w:r>
-        <w:rPr>
-          <w:rStyle w:val="NormalTok"/>
-        </w:rPr>
-        <w:t xml:space="preserve"> </w:t>
-      </w:r>
-      <w:r>
-        <w:rPr>
-          <w:rStyle w:val="FunctionTok"/>
-        </w:rPr>
-        <w:t xml:space="preserve">file.path</w:t>
-      </w:r>
-      <w:r>
-        <w:rPr>
-          <w:rStyle w:val="NormalTok"/>
-        </w:rPr>
-        <w:t xml:space="preserve">(data_dir, </w:t>
-      </w:r>
-      <w:r>
-        <w:rPr>
-          <w:rStyle w:val="StringTok"/>
-        </w:rPr>
-        <w:t xml:space="preserve">"SE_2019_AD_10_30_2023.gpkg"</w:t>
-      </w:r>
-      <w:r>
-        <w:rPr>
-          <w:rStyle w:val="NormalTok"/>
-        </w:rPr>
-        <w:t xml:space="preserve">)</w:t>
-      </w:r>
-      <w:r>
-        <w:br/>
-      </w:r>
-      <w:r>
-        <w:br/>
-      </w:r>
-      <w:r>
-        <w:rPr>
-          <w:rStyle w:val="NormalTok"/>
-        </w:rPr>
-        <w:t xml:space="preserve">lscog_taz </w:t>
-      </w:r>
-      <w:r>
-        <w:rPr>
-          <w:rStyle w:val="OtherTok"/>
-        </w:rPr>
-        <w:t xml:space="preserve">&lt;-</w:t>
-      </w:r>
-      <w:r>
-        <w:rPr>
-          <w:rStyle w:val="NormalTok"/>
-        </w:rPr>
-        <w:t xml:space="preserve"> sf</w:t>
-      </w:r>
-      <w:r>
-        <w:rPr>
-          <w:rStyle w:val="SpecialCharTok"/>
-        </w:rPr>
-        <w:t xml:space="preserve">::</w:t>
-      </w:r>
-      <w:r>
-        <w:rPr>
-          <w:rStyle w:val="FunctionTok"/>
-        </w:rPr>
-        <w:t xml:space="preserve">read_sf</w:t>
-      </w:r>
-      <w:r>
-        <w:rPr>
-          <w:rStyle w:val="NormalTok"/>
-        </w:rPr>
-        <w:t xml:space="preserve">(</w:t>
-      </w:r>
-      <w:r>
-        <w:br/>
-      </w:r>
-      <w:r>
-        <w:rPr>
-          <w:rStyle w:val="NormalTok"/>
-        </w:rPr>
-        <w:t xml:space="preserve">  taz_path,</w:t>
-      </w:r>
-      <w:r>
-        <w:br/>
-      </w:r>
-      <w:r>
-        <w:rPr>
-          <w:rStyle w:val="NormalTok"/>
-        </w:rPr>
-        <w:t xml:space="preserve">  </w:t>
-      </w:r>
-      <w:r>
-        <w:rPr>
-          <w:rStyle w:val="AttributeTok"/>
-        </w:rPr>
-        <w:t xml:space="preserve">query =</w:t>
-      </w:r>
-      <w:r>
-        <w:rPr>
-          <w:rStyle w:val="NormalTok"/>
-        </w:rPr>
-        <w:t xml:space="preserve"> </w:t>
-      </w:r>
-      <w:r>
-        <w:rPr>
-          <w:rStyle w:val="FunctionTok"/>
-        </w:rPr>
-        <w:t xml:space="preserve">paste0</w:t>
-      </w:r>
-      <w:r>
-        <w:rPr>
-          <w:rStyle w:val="NormalTok"/>
-        </w:rPr>
-        <w:t xml:space="preserve">(</w:t>
-      </w:r>
-      <w:r>
-        <w:br/>
-      </w:r>
-      <w:r>
-        <w:rPr>
-          <w:rStyle w:val="NormalTok"/>
-        </w:rPr>
-        <w:t xml:space="preserve">    </w:t>
-      </w:r>
-      <w:r>
-        <w:rPr>
-          <w:rStyle w:val="StringTok"/>
-        </w:rPr>
-        <w:t xml:space="preserve">"SELECT * FROM </w:t>
-      </w:r>
-      <w:r>
-        <w:rPr>
-          <w:rStyle w:val="SpecialCharTok"/>
-        </w:rPr>
-        <w:t xml:space="preserve">\"</w:t>
-      </w:r>
-      <w:r>
-        <w:rPr>
-          <w:rStyle w:val="StringTok"/>
-        </w:rPr>
-        <w:t xml:space="preserve">SE_2019_AD_10_30_2023</w:t>
-      </w:r>
-      <w:r>
-        <w:rPr>
-          <w:rStyle w:val="SpecialCharTok"/>
-        </w:rPr>
-        <w:t xml:space="preserve">\"</w:t>
-      </w:r>
-      <w:r>
-        <w:rPr>
-          <w:rStyle w:val="StringTok"/>
-        </w:rPr>
-        <w:t xml:space="preserve"> WHERE countyID IN ("</w:t>
-      </w:r>
-      <w:r>
-        <w:rPr>
-          <w:rStyle w:val="NormalTok"/>
-        </w:rPr>
-        <w:t xml:space="preserve">,</w:t>
-      </w:r>
-      <w:r>
-        <w:br/>
-      </w:r>
-      <w:r>
-        <w:rPr>
-          <w:rStyle w:val="NormalTok"/>
-        </w:rPr>
-        <w:t xml:space="preserve">    </w:t>
-      </w:r>
-      <w:r>
-        <w:rPr>
-          <w:rStyle w:val="FunctionTok"/>
-        </w:rPr>
-        <w:t xml:space="preserve">paste0</w:t>
-      </w:r>
-      <w:r>
-        <w:rPr>
-          <w:rStyle w:val="NormalTok"/>
-        </w:rPr>
-        <w:t xml:space="preserve">(</w:t>
-      </w:r>
-      <w:r>
-        <w:rPr>
-          <w:rStyle w:val="StringTok"/>
-        </w:rPr>
-        <w:t xml:space="preserve">"'"</w:t>
-      </w:r>
-      <w:r>
-        <w:rPr>
-          <w:rStyle w:val="NormalTok"/>
-        </w:rPr>
-        <w:t xml:space="preserve">, fips_codes, </w:t>
-      </w:r>
-      <w:r>
-        <w:rPr>
-          <w:rStyle w:val="StringTok"/>
-        </w:rPr>
-        <w:t xml:space="preserve">"'"</w:t>
-      </w:r>
-      <w:r>
-        <w:rPr>
-          <w:rStyle w:val="NormalTok"/>
-        </w:rPr>
-        <w:t xml:space="preserve">, </w:t>
-      </w:r>
-      <w:r>
-        <w:rPr>
-          <w:rStyle w:val="AttributeTok"/>
-        </w:rPr>
-        <w:t xml:space="preserve">collapse =</w:t>
-      </w:r>
-      <w:r>
-        <w:rPr>
-          <w:rStyle w:val="NormalTok"/>
-        </w:rPr>
-        <w:t xml:space="preserve"> </w:t>
-      </w:r>
-      <w:r>
-        <w:rPr>
-          <w:rStyle w:val="StringTok"/>
-        </w:rPr>
-        <w:t xml:space="preserve">", "</w:t>
-      </w:r>
-      <w:r>
-        <w:rPr>
-          <w:rStyle w:val="NormalTok"/>
-        </w:rPr>
-        <w:t xml:space="preserve">),</w:t>
-      </w:r>
-      <w:r>
-        <w:br/>
-      </w:r>
-      <w:r>
-        <w:rPr>
-          <w:rStyle w:val="NormalTok"/>
-        </w:rPr>
-        <w:t xml:space="preserve">    </w:t>
-      </w:r>
-      <w:r>
-        <w:rPr>
-          <w:rStyle w:val="StringTok"/>
-        </w:rPr>
-        <w:t xml:space="preserve">")"</w:t>
-      </w:r>
-      <w:r>
-        <w:br/>
-      </w:r>
-      <w:r>
-        <w:rPr>
-          <w:rStyle w:val="NormalTok"/>
-        </w:rPr>
-        <w:t xml:space="preserve">  )</w:t>
-      </w:r>
-      <w:r>
-        <w:br/>
-      </w:r>
-      <w:r>
-        <w:rPr>
-          <w:rStyle w:val="NormalTok"/>
-        </w:rPr>
-        <w:t xml:space="preserve">) </w:t>
-      </w:r>
-      <w:r>
-        <w:rPr>
-          <w:rStyle w:val="SpecialCharTok"/>
-        </w:rPr>
-        <w:t xml:space="preserve">|&gt;</w:t>
-      </w:r>
-      <w:r>
-        <w:br/>
-      </w:r>
-      <w:r>
-        <w:rPr>
-          <w:rStyle w:val="NormalTok"/>
-        </w:rPr>
-        <w:t xml:space="preserve">  sf</w:t>
-      </w:r>
-      <w:r>
-        <w:rPr>
-          <w:rStyle w:val="SpecialCharTok"/>
-        </w:rPr>
-        <w:t xml:space="preserve">::</w:t>
-      </w:r>
-      <w:r>
-        <w:rPr>
-          <w:rStyle w:val="FunctionTok"/>
-        </w:rPr>
-        <w:t xml:space="preserve">st_transform</w:t>
-      </w:r>
-      <w:r>
-        <w:rPr>
-          <w:rStyle w:val="NormalTok"/>
-        </w:rPr>
-        <w:t xml:space="preserve">(project_crs) </w:t>
-      </w:r>
-      <w:r>
-        <w:rPr>
-          <w:rStyle w:val="SpecialCharTok"/>
-        </w:rPr>
-        <w:t xml:space="preserve">|&gt;</w:t>
-      </w:r>
-      <w:r>
-        <w:br/>
-      </w:r>
-      <w:r>
-        <w:rPr>
-          <w:rStyle w:val="NormalTok"/>
-        </w:rPr>
-        <w:t xml:space="preserve">  dplyr</w:t>
-      </w:r>
-      <w:r>
-        <w:rPr>
-          <w:rStyle w:val="SpecialCharTok"/>
-        </w:rPr>
-        <w:t xml:space="preserve">::</w:t>
-      </w:r>
-      <w:r>
-        <w:rPr>
-          <w:rStyle w:val="FunctionTok"/>
-        </w:rPr>
-        <w:t xml:space="preserve">select</w:t>
-      </w:r>
-      <w:r>
-        <w:rPr>
-          <w:rStyle w:val="NormalTok"/>
-        </w:rPr>
-        <w:t xml:space="preserve">(</w:t>
-      </w:r>
-      <w:r>
-        <w:br/>
-      </w:r>
-      <w:r>
-        <w:rPr>
-          <w:rStyle w:val="NormalTok"/>
-        </w:rPr>
-        <w:t xml:space="preserve">    ID,</w:t>
-      </w:r>
-      <w:r>
-        <w:br/>
-      </w:r>
-      <w:r>
-        <w:rPr>
-          <w:rStyle w:val="NormalTok"/>
-        </w:rPr>
-        <w:t xml:space="preserve">    Area,</w:t>
-      </w:r>
-      <w:r>
-        <w:br/>
-      </w:r>
-      <w:r>
-        <w:rPr>
-          <w:rStyle w:val="NormalTok"/>
-        </w:rPr>
-        <w:t xml:space="preserve">    Acres,</w:t>
-      </w:r>
-      <w:r>
-        <w:br/>
-      </w:r>
-      <w:r>
-        <w:rPr>
-          <w:rStyle w:val="NormalTok"/>
-        </w:rPr>
-        <w:t xml:space="preserve">    </w:t>
-      </w:r>
-      <w:r>
-        <w:rPr>
-          <w:rStyle w:val="AttributeTok"/>
-        </w:rPr>
-        <w:t xml:space="preserve">TAZ_ID =</w:t>
-      </w:r>
-      <w:r>
-        <w:rPr>
-          <w:rStyle w:val="NormalTok"/>
-        </w:rPr>
-        <w:t xml:space="preserve"> TAZ_IDs,</w:t>
-      </w:r>
-      <w:r>
-        <w:br/>
-      </w:r>
-      <w:r>
-        <w:rPr>
-          <w:rStyle w:val="NormalTok"/>
-        </w:rPr>
-        <w:t xml:space="preserve">    AREA_TYPE,</w:t>
-      </w:r>
-      <w:r>
-        <w:br/>
-      </w:r>
-      <w:r>
-        <w:rPr>
-          <w:rStyle w:val="NormalTok"/>
-        </w:rPr>
-        <w:t xml:space="preserve">    COUNTY,</w:t>
-      </w:r>
-      <w:r>
-        <w:br/>
-      </w:r>
-      <w:r>
-        <w:rPr>
-          <w:rStyle w:val="NormalTok"/>
-        </w:rPr>
-        <w:t xml:space="preserve">    </w:t>
-      </w:r>
-      <w:r>
-        <w:rPr>
-          <w:rStyle w:val="AttributeTok"/>
-        </w:rPr>
-        <w:t xml:space="preserve">COUNTYID =</w:t>
-      </w:r>
-      <w:r>
-        <w:rPr>
-          <w:rStyle w:val="NormalTok"/>
-        </w:rPr>
-        <w:t xml:space="preserve"> countyID</w:t>
-      </w:r>
-      <w:r>
-        <w:br/>
-      </w:r>
-      <w:r>
-        <w:rPr>
-          <w:rStyle w:val="NormalTok"/>
-        </w:rPr>
-        <w:t xml:space="preserve">  )</w:t>
-      </w:r>
-      <w:r>
-        <w:br/>
-      </w:r>
-      <w:r>
-        <w:br/>
-      </w:r>
-      <w:r>
-        <w:rPr>
-          <w:rStyle w:val="NormalTok"/>
-        </w:rPr>
-        <w:t xml:space="preserve">lscog_taz</w:t>
-      </w:r>
-    </w:p>
-    <w:p>
-      <w:pPr>
-        <w:pStyle w:val="SourceCode"/>
-      </w:pPr>
-      <w:r>
-        <w:rPr>
-          <w:rStyle w:val="VerbatimChar"/>
-        </w:rPr>
-        <w:t xml:space="preserve">Simple feature collection with 585 features and 7 fields</w:t>
-      </w:r>
-      <w:r>
-        <w:br/>
-      </w:r>
-      <w:r>
-        <w:rPr>
-          <w:rStyle w:val="VerbatimChar"/>
-        </w:rPr>
-        <w:t xml:space="preserve">Geometry type: MULTIPOLYGON</w:t>
-      </w:r>
-      <w:r>
-        <w:br/>
-      </w:r>
-      <w:r>
-        <w:rPr>
-          <w:rStyle w:val="VerbatimChar"/>
-        </w:rPr>
-        <w:t xml:space="preserve">Dimension:     XY</w:t>
-      </w:r>
-      <w:r>
-        <w:br/>
-      </w:r>
-      <w:r>
-        <w:rPr>
-          <w:rStyle w:val="VerbatimChar"/>
-        </w:rPr>
-        <w:t xml:space="preserve">Bounding box:  xmin: 1691490 ymin: 331894 xmax: 2237471 ymax: 744679.9</w:t>
-      </w:r>
-      <w:r>
-        <w:br/>
-      </w:r>
-      <w:r>
-        <w:rPr>
-          <w:rStyle w:val="VerbatimChar"/>
-        </w:rPr>
-        <w:t xml:space="preserve">Projected CRS: NAD83(HARN) / South Carolina (ft)</w:t>
-      </w:r>
-      <w:r>
-        <w:br/>
-      </w:r>
-      <w:r>
-        <w:rPr>
-          <w:rStyle w:val="VerbatimChar"/>
-        </w:rPr>
-        <w:t xml:space="preserve"># A tibble: 585 × 8</w:t>
-      </w:r>
-      <w:r>
-        <w:br/>
-      </w:r>
-      <w:r>
-        <w:rPr>
-          <w:rStyle w:val="VerbatimChar"/>
-        </w:rPr>
-        <w:t xml:space="preserve">   ID     Area  Acres TAZ_ID AREA_TYPE COUNTY COUNTYID                      geom</w:t>
-      </w:r>
-      <w:r>
-        <w:br/>
-      </w:r>
-      <w:r>
-        <w:rPr>
-          <w:rStyle w:val="VerbatimChar"/>
-        </w:rPr>
-        <w:t xml:space="preserve">   &lt;chr&gt; &lt;dbl&gt;  &lt;dbl&gt; &lt;chr&gt;  &lt;chr&gt;     &lt;chr&gt;  &lt;chr&gt;        &lt;MULTIPOLYGON [foot]&gt;</w:t>
-      </w:r>
-      <w:r>
-        <w:br/>
-      </w:r>
-      <w:r>
-        <w:rPr>
-          <w:rStyle w:val="VerbatimChar"/>
-        </w:rPr>
-        <w:t xml:space="preserve"> 1 9050… 13.3   8518. 90501… RURAL     Bambe… 45009    (((2046194 478862.1, 204…</w:t>
-      </w:r>
-      <w:r>
-        <w:br/>
-      </w:r>
-      <w:r>
-        <w:rPr>
-          <w:rStyle w:val="VerbatimChar"/>
-        </w:rPr>
-        <w:t xml:space="preserve"> 2 9050… 39.2  25084. 90501… RURAL     Bambe… 45009    (((2012593 500179.5, 201…</w:t>
-      </w:r>
-      <w:r>
-        <w:br/>
-      </w:r>
-      <w:r>
-        <w:rPr>
-          <w:rStyle w:val="VerbatimChar"/>
-        </w:rPr>
-        <w:t xml:space="preserve"> 3 7505…  9.03  5778. 75050… RURAL     Orang… 45075    (((2056266 515976, 20561…</w:t>
-      </w:r>
-      <w:r>
-        <w:br/>
-      </w:r>
-      <w:r>
-        <w:rPr>
-          <w:rStyle w:val="VerbatimChar"/>
-        </w:rPr>
-        <w:t xml:space="preserve"> 4 7505… 15.5   9934. 75050… RURAL     Orang… 45075    (((2061827 488917.9, 206…</w:t>
-      </w:r>
-      <w:r>
-        <w:br/>
-      </w:r>
-      <w:r>
-        <w:rPr>
-          <w:rStyle w:val="VerbatimChar"/>
-        </w:rPr>
-        <w:t xml:space="preserve"> 5 7505… 17.5  11216. 75050… SUBURBAN  Orang… 45075    (((2154222 534929.2, 215…</w:t>
-      </w:r>
-      <w:r>
-        <w:br/>
-      </w:r>
-      <w:r>
-        <w:rPr>
-          <w:rStyle w:val="VerbatimChar"/>
-        </w:rPr>
-        <w:t xml:space="preserve"> 6 7505… 12.8   8191. 75050… RURAL     Orang… 45075    (((2195053 518745.9, 219…</w:t>
-      </w:r>
-      <w:r>
-        <w:br/>
-      </w:r>
-      <w:r>
-        <w:rPr>
-          <w:rStyle w:val="VerbatimChar"/>
-        </w:rPr>
-        <w:t xml:space="preserve"> 7 7505…  8.10  5181. 75050… SUBURBAN  Orang… 45075    (((2179620 542034.9, 217…</w:t>
-      </w:r>
-      <w:r>
-        <w:br/>
-      </w:r>
-      <w:r>
-        <w:rPr>
-          <w:rStyle w:val="VerbatimChar"/>
-        </w:rPr>
-        <w:t xml:space="preserve"> 8 7505… 13.4   8568. 75050… SUBURBAN  Orang… 45075    (((2179131 542424, 21770…</w:t>
-      </w:r>
-      <w:r>
-        <w:br/>
-      </w:r>
-      <w:r>
-        <w:rPr>
-          <w:rStyle w:val="VerbatimChar"/>
-        </w:rPr>
-        <w:t xml:space="preserve"> 9 7505…  6.00  3843. 75050… SUBURBAN  Orang… 45075    (((2184440 568297.6, 218…</w:t>
-      </w:r>
-      <w:r>
-        <w:br/>
-      </w:r>
-      <w:r>
-        <w:rPr>
-          <w:rStyle w:val="VerbatimChar"/>
-        </w:rPr>
-        <w:t xml:space="preserve">10 7505…  5.06  3239. 75050… SUBURBAN  Orang… 45075    (((2204464 570787.3, 220…</w:t>
-      </w:r>
-      <w:r>
-        <w:br/>
-      </w:r>
-      <w:r>
-        <w:rPr>
-          <w:rStyle w:val="VerbatimChar"/>
-        </w:rPr>
-        <w:t xml:space="preserve"># ℹ 575 more rows</w:t>
-      </w:r>
-    </w:p>
-    <w:p>
-      <w:pPr>
-        <w:pStyle w:val="Heading4"/>
-      </w:pPr>
-      <w:r>
-        <w:t xml:space="preserve"> </w:t>
-      </w:r>
-      <w:r>
-        <w:t xml:space="preserve">Python</w:t>
-      </w:r>
-    </w:p>
-    <w:p>
-      <w:pPr>
-        <w:pStyle w:val="SourceCode"/>
-      </w:pPr>
-      <w:r>
-        <w:rPr>
-          <w:rStyle w:val="CommentTok"/>
-        </w:rPr>
-        <w:t xml:space="preserve"># Load TAZ Shapefile</w:t>
-      </w:r>
-      <w:r>
-        <w:br/>
-      </w:r>
-      <w:r>
-        <w:rPr>
-          <w:rStyle w:val="NormalTok"/>
-        </w:rPr>
-        <w:t xml:space="preserve">taz_path </w:t>
-      </w:r>
-      <w:r>
-        <w:rPr>
-          <w:rStyle w:val="OperatorTok"/>
-        </w:rPr>
-        <w:t xml:space="preserve">=</w:t>
-      </w:r>
-      <w:r>
-        <w:rPr>
-          <w:rStyle w:val="NormalTok"/>
-        </w:rPr>
-        <w:t xml:space="preserve"> data_dir </w:t>
-      </w:r>
-      <w:r>
-        <w:rPr>
-          <w:rStyle w:val="OperatorTok"/>
-        </w:rPr>
-        <w:t xml:space="preserve">/</w:t>
-      </w:r>
-      <w:r>
-        <w:rPr>
-          <w:rStyle w:val="NormalTok"/>
-        </w:rPr>
-        <w:t xml:space="preserve"> </w:t>
-      </w:r>
-      <w:r>
-        <w:rPr>
-          <w:rStyle w:val="StringTok"/>
-        </w:rPr>
-        <w:t xml:space="preserve">"SE_2019_AD_10_30_2023.gpkg"</w:t>
-      </w:r>
-      <w:r>
-        <w:br/>
-      </w:r>
-      <w:r>
-        <w:br/>
-      </w:r>
-      <w:r>
-        <w:rPr>
-          <w:rStyle w:val="NormalTok"/>
-        </w:rPr>
-        <w:t xml:space="preserve">lscog_taz </w:t>
-      </w:r>
-      <w:r>
-        <w:rPr>
-          <w:rStyle w:val="OperatorTok"/>
-        </w:rPr>
-        <w:t xml:space="preserve">=</w:t>
-      </w:r>
-      <w:r>
-        <w:rPr>
-          <w:rStyle w:val="NormalTok"/>
-        </w:rPr>
-        <w:t xml:space="preserve"> gpd.read_file(</w:t>
-      </w:r>
-      <w:r>
-        <w:br/>
-      </w:r>
-      <w:r>
-        <w:rPr>
-          <w:rStyle w:val="NormalTok"/>
-        </w:rPr>
-        <w:t xml:space="preserve">    taz_path,</w:t>
-      </w:r>
-      <w:r>
-        <w:br/>
-      </w:r>
-      <w:r>
-        <w:rPr>
-          <w:rStyle w:val="NormalTok"/>
-        </w:rPr>
-        <w:t xml:space="preserve">    layer</w:t>
-      </w:r>
-      <w:r>
-        <w:rPr>
-          <w:rStyle w:val="OperatorTok"/>
-        </w:rPr>
-        <w:t xml:space="preserve">=</w:t>
-      </w:r>
-      <w:r>
-        <w:rPr>
-          <w:rStyle w:val="StringTok"/>
-        </w:rPr>
-        <w:t xml:space="preserve">"SE_2019_AD_10_30_2023"</w:t>
-      </w:r>
-      <w:r>
-        <w:rPr>
-          <w:rStyle w:val="NormalTok"/>
-        </w:rPr>
-        <w:t xml:space="preserve">,</w:t>
-      </w:r>
-      <w:r>
-        <w:br/>
-      </w:r>
-      <w:r>
-        <w:rPr>
-          <w:rStyle w:val="NormalTok"/>
-        </w:rPr>
-        <w:t xml:space="preserve">    where</w:t>
-      </w:r>
-      <w:r>
-        <w:rPr>
-          <w:rStyle w:val="OperatorTok"/>
-        </w:rPr>
-        <w:t xml:space="preserve">=</w:t>
-      </w:r>
-      <w:r>
-        <w:rPr>
-          <w:rStyle w:val="SpecialStringTok"/>
-        </w:rPr>
-        <w:t xml:space="preserve">f"countyID IN (</w:t>
-      </w:r>
-      <w:r>
-        <w:rPr>
-          <w:rStyle w:val="SpecialCharTok"/>
-        </w:rPr>
-        <w:t xml:space="preserve">{</w:t>
-      </w:r>
-      <w:r>
-        <w:rPr>
-          <w:rStyle w:val="StringTok"/>
-        </w:rPr>
-        <w:t xml:space="preserve">', '</w:t>
-      </w:r>
-      <w:r>
-        <w:rPr>
-          <w:rStyle w:val="SpecialCharTok"/>
-        </w:rPr>
-        <w:t xml:space="preserve">.</w:t>
-      </w:r>
-      <w:r>
-        <w:rPr>
-          <w:rStyle w:val="NormalTok"/>
-        </w:rPr>
-        <w:t xml:space="preserve">join([</w:t>
-      </w:r>
-      <w:r>
-        <w:rPr>
-          <w:rStyle w:val="SpecialStringTok"/>
-        </w:rPr>
-        <w:t xml:space="preserve">f"'</w:t>
-      </w:r>
-      <w:r>
-        <w:rPr>
-          <w:rStyle w:val="SpecialCharTok"/>
-        </w:rPr>
-        <w:t xml:space="preserve">{</w:t>
-      </w:r>
-      <w:r>
-        <w:rPr>
-          <w:rStyle w:val="NormalTok"/>
-        </w:rPr>
-        <w:t xml:space="preserve">fips</w:t>
-      </w:r>
-      <w:r>
-        <w:rPr>
-          <w:rStyle w:val="SpecialCharTok"/>
-        </w:rPr>
-        <w:t xml:space="preserve">}</w:t>
-      </w:r>
-      <w:r>
-        <w:rPr>
-          <w:rStyle w:val="SpecialStringTok"/>
-        </w:rPr>
-        <w:t xml:space="preserve">'"</w:t>
-      </w:r>
-      <w:r>
-        <w:rPr>
-          <w:rStyle w:val="NormalTok"/>
-        </w:rPr>
-        <w:t xml:space="preserve"> </w:t>
-      </w:r>
-      <w:r>
-        <w:rPr>
-          <w:rStyle w:val="ControlFlowTok"/>
-        </w:rPr>
-        <w:t xml:space="preserve">for</w:t>
-      </w:r>
-      <w:r>
-        <w:rPr>
-          <w:rStyle w:val="NormalTok"/>
-        </w:rPr>
-        <w:t xml:space="preserve"> fips </w:t>
-      </w:r>
-      <w:r>
-        <w:rPr>
-          <w:rStyle w:val="KeywordTok"/>
-        </w:rPr>
-        <w:t xml:space="preserve">in</w:t>
-      </w:r>
-      <w:r>
-        <w:rPr>
-          <w:rStyle w:val="NormalTok"/>
-        </w:rPr>
-        <w:t xml:space="preserve"> fips_codes])</w:t>
-      </w:r>
-      <w:r>
-        <w:rPr>
-          <w:rStyle w:val="SpecialCharTok"/>
-        </w:rPr>
-        <w:t xml:space="preserve">}</w:t>
-      </w:r>
-      <w:r>
-        <w:rPr>
-          <w:rStyle w:val="SpecialStringTok"/>
-        </w:rPr>
-        <w:t xml:space="preserve">)"</w:t>
-      </w:r>
-      <w:r>
-        <w:br/>
-      </w:r>
-      <w:r>
-        <w:rPr>
-          <w:rStyle w:val="NormalTok"/>
-        </w:rPr>
-        <w:t xml:space="preserve">)</w:t>
-      </w:r>
-      <w:r>
-        <w:br/>
-      </w:r>
-      <w:r>
-        <w:br/>
-      </w:r>
-      <w:r>
-        <w:rPr>
-          <w:rStyle w:val="NormalTok"/>
-        </w:rPr>
-        <w:t xml:space="preserve">lscog_taz </w:t>
-      </w:r>
-      <w:r>
-        <w:rPr>
-          <w:rStyle w:val="OperatorTok"/>
-        </w:rPr>
-        <w:t xml:space="preserve">=</w:t>
-      </w:r>
-      <w:r>
-        <w:rPr>
-          <w:rStyle w:val="NormalTok"/>
-        </w:rPr>
-        <w:t xml:space="preserve"> lscog_taz.to_crs(project_crs)</w:t>
-      </w:r>
-      <w:r>
-        <w:br/>
-      </w:r>
-      <w:r>
-        <w:br/>
-      </w:r>
-      <w:r>
-        <w:rPr>
-          <w:rStyle w:val="NormalTok"/>
-        </w:rPr>
-        <w:t xml:space="preserve">lscog_taz </w:t>
-      </w:r>
-      <w:r>
-        <w:rPr>
-          <w:rStyle w:val="OperatorTok"/>
-        </w:rPr>
-        <w:t xml:space="preserve">=</w:t>
-      </w:r>
-      <w:r>
-        <w:rPr>
-          <w:rStyle w:val="NormalTok"/>
-        </w:rPr>
-        <w:t xml:space="preserve"> lscog_taz.rename(</w:t>
-      </w:r>
-      <w:r>
-        <w:br/>
-      </w:r>
-      <w:r>
-        <w:rPr>
-          <w:rStyle w:val="NormalTok"/>
-        </w:rPr>
-        <w:t xml:space="preserve">  columns</w:t>
-      </w:r>
-      <w:r>
-        <w:rPr>
-          <w:rStyle w:val="OperatorTok"/>
-        </w:rPr>
-        <w:t xml:space="preserve">=</w:t>
-      </w:r>
-      <w:r>
-        <w:rPr>
-          <w:rStyle w:val="NormalTok"/>
-        </w:rPr>
-        <w:t xml:space="preserve">{</w:t>
-      </w:r>
-      <w:r>
-        <w:br/>
-      </w:r>
-      <w:r>
-        <w:rPr>
-          <w:rStyle w:val="NormalTok"/>
-        </w:rPr>
-        <w:t xml:space="preserve">    </w:t>
-      </w:r>
-      <w:r>
-        <w:rPr>
-          <w:rStyle w:val="StringTok"/>
-        </w:rPr>
-        <w:t xml:space="preserve">'TAZ_IDs'</w:t>
-      </w:r>
-      <w:r>
-        <w:rPr>
-          <w:rStyle w:val="NormalTok"/>
-        </w:rPr>
-        <w:t xml:space="preserve">: </w:t>
-      </w:r>
-      <w:r>
-        <w:rPr>
-          <w:rStyle w:val="StringTok"/>
-        </w:rPr>
-        <w:t xml:space="preserve">'TAZ_ID'</w:t>
-      </w:r>
-      <w:r>
-        <w:rPr>
-          <w:rStyle w:val="NormalTok"/>
-        </w:rPr>
-        <w:t xml:space="preserve">,</w:t>
-      </w:r>
-      <w:r>
-        <w:br/>
-      </w:r>
-      <w:r>
-        <w:rPr>
-          <w:rStyle w:val="NormalTok"/>
-        </w:rPr>
-        <w:t xml:space="preserve">    </w:t>
-      </w:r>
-      <w:r>
-        <w:rPr>
-          <w:rStyle w:val="StringTok"/>
-        </w:rPr>
-        <w:t xml:space="preserve">'countyID'</w:t>
-      </w:r>
-      <w:r>
-        <w:rPr>
-          <w:rStyle w:val="NormalTok"/>
-        </w:rPr>
-        <w:t xml:space="preserve">: </w:t>
-      </w:r>
-      <w:r>
-        <w:rPr>
-          <w:rStyle w:val="StringTok"/>
-        </w:rPr>
-        <w:t xml:space="preserve">'COUNTYID'</w:t>
-      </w:r>
-      <w:r>
-        <w:br/>
-      </w:r>
-      <w:r>
-        <w:rPr>
-          <w:rStyle w:val="NormalTok"/>
-        </w:rPr>
-        <w:t xml:space="preserve">})[[</w:t>
-      </w:r>
-      <w:r>
-        <w:rPr>
-          <w:rStyle w:val="StringTok"/>
-        </w:rPr>
-        <w:t xml:space="preserve">'ID'</w:t>
-      </w:r>
-      <w:r>
-        <w:rPr>
-          <w:rStyle w:val="NormalTok"/>
-        </w:rPr>
-        <w:t xml:space="preserve">, </w:t>
-      </w:r>
-      <w:r>
-        <w:rPr>
-          <w:rStyle w:val="StringTok"/>
-        </w:rPr>
-        <w:t xml:space="preserve">'Area'</w:t>
-      </w:r>
-      <w:r>
-        <w:rPr>
-          <w:rStyle w:val="NormalTok"/>
-        </w:rPr>
-        <w:t xml:space="preserve">, </w:t>
-      </w:r>
-      <w:r>
-        <w:rPr>
-          <w:rStyle w:val="StringTok"/>
-        </w:rPr>
-        <w:t xml:space="preserve">'Acres'</w:t>
-      </w:r>
-      <w:r>
-        <w:rPr>
-          <w:rStyle w:val="NormalTok"/>
-        </w:rPr>
-        <w:t xml:space="preserve">, </w:t>
-      </w:r>
-      <w:r>
-        <w:rPr>
-          <w:rStyle w:val="StringTok"/>
-        </w:rPr>
-        <w:t xml:space="preserve">'TAZ_ID'</w:t>
-      </w:r>
-      <w:r>
-        <w:rPr>
-          <w:rStyle w:val="NormalTok"/>
-        </w:rPr>
-        <w:t xml:space="preserve">, </w:t>
-      </w:r>
-      <w:r>
-        <w:rPr>
-          <w:rStyle w:val="StringTok"/>
-        </w:rPr>
-        <w:t xml:space="preserve">'AREA_TYPE'</w:t>
-      </w:r>
-      <w:r>
-        <w:rPr>
-          <w:rStyle w:val="NormalTok"/>
-        </w:rPr>
-        <w:t xml:space="preserve">, </w:t>
-      </w:r>
-      <w:r>
-        <w:rPr>
-          <w:rStyle w:val="StringTok"/>
-        </w:rPr>
-        <w:t xml:space="preserve">'COUNTY'</w:t>
-      </w:r>
-      <w:r>
-        <w:rPr>
-          <w:rStyle w:val="NormalTok"/>
-        </w:rPr>
-        <w:t xml:space="preserve">, </w:t>
-      </w:r>
-      <w:r>
-        <w:rPr>
-          <w:rStyle w:val="StringTok"/>
-        </w:rPr>
-        <w:t xml:space="preserve">'COUNTYID'</w:t>
-      </w:r>
-      <w:r>
-        <w:rPr>
-          <w:rStyle w:val="NormalTok"/>
-        </w:rPr>
-        <w:t xml:space="preserve">, </w:t>
-      </w:r>
-      <w:r>
-        <w:rPr>
-          <w:rStyle w:val="StringTok"/>
-        </w:rPr>
-        <w:t xml:space="preserve">'geometry'</w:t>
-      </w:r>
-      <w:r>
-        <w:rPr>
-          <w:rStyle w:val="NormalTok"/>
-        </w:rPr>
-        <w:t xml:space="preserve">]]</w:t>
-      </w:r>
-      <w:r>
-        <w:br/>
-      </w:r>
-      <w:r>
-        <w:br/>
-      </w:r>
-      <w:r>
-        <w:rPr>
-          <w:rStyle w:val="NormalTok"/>
-        </w:rPr>
-        <w:t xml:space="preserve">lscog_taz</w:t>
-      </w:r>
-    </w:p>
-    <w:p>
-      <w:pPr>
-        <w:pStyle w:val="SourceCode"/>
-      </w:pPr>
-      <w:r>
-        <w:rPr>
-          <w:rStyle w:val="VerbatimChar"/>
-        </w:rPr>
-        <w:t xml:space="preserve">           ID  ...                                           geometry</w:t>
-      </w:r>
-      <w:r>
-        <w:br/>
-      </w:r>
-      <w:r>
-        <w:rPr>
-          <w:rStyle w:val="VerbatimChar"/>
-        </w:rPr>
-        <w:t xml:space="preserve">0     9050130  ...  MULTIPOLYGON (((2046194.08 478862.054, 2046134...</w:t>
-      </w:r>
-      <w:r>
-        <w:br/>
-      </w:r>
-      <w:r>
-        <w:rPr>
-          <w:rStyle w:val="VerbatimChar"/>
-        </w:rPr>
-        <w:t xml:space="preserve">1     9050132  ...  MULTIPOLYGON (((2012593.472 500179.47, 2013190...</w:t>
-      </w:r>
-      <w:r>
-        <w:br/>
-      </w:r>
-      <w:r>
-        <w:rPr>
-          <w:rStyle w:val="VerbatimChar"/>
-        </w:rPr>
-        <w:t xml:space="preserve">2    75050131  ...  MULTIPOLYGON (((2056266.071 515975.986, 205617...</w:t>
-      </w:r>
-      <w:r>
-        <w:br/>
-      </w:r>
-      <w:r>
-        <w:rPr>
-          <w:rStyle w:val="VerbatimChar"/>
-        </w:rPr>
-        <w:t xml:space="preserve">3    75050045  ...  MULTIPOLYGON (((2061826.693 488917.873, 206173...</w:t>
-      </w:r>
-      <w:r>
-        <w:br/>
-      </w:r>
-      <w:r>
-        <w:rPr>
-          <w:rStyle w:val="VerbatimChar"/>
-        </w:rPr>
-        <w:t xml:space="preserve">4    75050182  ...  MULTIPOLYGON (((2154221.857 534929.221, 215441...</w:t>
-      </w:r>
-      <w:r>
-        <w:br/>
-      </w:r>
-      <w:r>
-        <w:rPr>
-          <w:rStyle w:val="VerbatimChar"/>
-        </w:rPr>
-        <w:t xml:space="preserve">..        ...  ...                                                ...</w:t>
-      </w:r>
-      <w:r>
-        <w:br/>
-      </w:r>
-      <w:r>
-        <w:rPr>
-          <w:rStyle w:val="VerbatimChar"/>
-        </w:rPr>
-        <w:t xml:space="preserve">580   5050049  ...  MULTIPOLYGON (((1924248.136 433664.04, 1924004...</w:t>
-      </w:r>
-      <w:r>
-        <w:br/>
-      </w:r>
-      <w:r>
-        <w:rPr>
-          <w:rStyle w:val="VerbatimChar"/>
-        </w:rPr>
-        <w:t xml:space="preserve">581   5050055  ...  MULTIPOLYGON (((1905461.23 427627.626, 1905456...</w:t>
-      </w:r>
-      <w:r>
-        <w:br/>
-      </w:r>
-      <w:r>
-        <w:rPr>
-          <w:rStyle w:val="VerbatimChar"/>
-        </w:rPr>
-        <w:t xml:space="preserve">582   5050066  ...  MULTIPOLYGON (((1880812.362 414251.546, 188090...</w:t>
-      </w:r>
-      <w:r>
-        <w:br/>
-      </w:r>
-      <w:r>
-        <w:rPr>
-          <w:rStyle w:val="VerbatimChar"/>
-        </w:rPr>
-        <w:t xml:space="preserve">583   5050054  ...  MULTIPOLYGON (((1871871.454 413403.458, 187167...</w:t>
-      </w:r>
-      <w:r>
-        <w:br/>
-      </w:r>
-      <w:r>
-        <w:rPr>
-          <w:rStyle w:val="VerbatimChar"/>
-        </w:rPr>
-        <w:t xml:space="preserve">584   5050065  ...  MULTIPOLYGON (((1849074.015 398566.33, 1849218...</w:t>
-      </w:r>
-      <w:r>
-        <w:br/>
-      </w:r>
-      <w:r>
-        <w:br/>
-      </w:r>
-      <w:r>
-        <w:rPr>
-          <w:rStyle w:val="VerbatimChar"/>
-        </w:rPr>
-        <w:t xml:space="preserve">[585 rows x 8 columns]</w:t>
+        <w:t xml:space="preserve">3.1 2020 Decennial census</w:t>
       </w:r>
     </w:p>
     <w:p>
@@ -5078,356 +5504,24 @@
         <w:pStyle w:val="FirstParagraph"/>
       </w:pPr>
       <w:r>
-        <w:t xml:space="preserve">The interactive map visualization displays the TAZ structure colored by county, providing spatial context for the analysis area and enabling quality assurance of the geometric data loading process.</w:t>
-      </w:r>
-    </w:p>
-    <w:p>
-      <w:pPr>
-        <w:pStyle w:val="Heading4"/>
-      </w:pPr>
+        <w:t xml:space="preserve">The 2020 Decennial Census provides population and housing data at the census block level, offering the finest spatial resolution for demographic analysis. Population variables include total population, group quarters population, and household population derived by subtraction. Housing variables encompass total dwelling units and household counts by size categories.</w:t>
+      </w:r>
       <w:r>
         <w:t xml:space="preserve"> </w:t>
       </w:r>
       <w:r>
-        <w:t xml:space="preserve">R</w:t>
-      </w:r>
-    </w:p>
-    <w:p>
-      <w:pPr>
-        <w:pStyle w:val="SourceCode"/>
-      </w:pPr>
-      <w:r>
-        <w:rPr>
-          <w:rStyle w:val="CommentTok"/>
-        </w:rPr>
-        <w:t xml:space="preserve"># Create interactive map</w:t>
-      </w:r>
-      <w:r>
-        <w:br/>
-      </w:r>
-      <w:r>
-        <w:rPr>
-          <w:rStyle w:val="NormalTok"/>
-        </w:rPr>
-        <w:t xml:space="preserve">mapview</w:t>
-      </w:r>
-      <w:r>
-        <w:rPr>
-          <w:rStyle w:val="SpecialCharTok"/>
-        </w:rPr>
-        <w:t xml:space="preserve">::</w:t>
-      </w:r>
-      <w:r>
-        <w:rPr>
-          <w:rStyle w:val="FunctionTok"/>
-        </w:rPr>
-        <w:t xml:space="preserve">mapview</w:t>
-      </w:r>
-      <w:r>
-        <w:rPr>
-          <w:rStyle w:val="NormalTok"/>
-        </w:rPr>
-        <w:t xml:space="preserve">(lscog_taz, </w:t>
-      </w:r>
-      <w:r>
-        <w:rPr>
-          <w:rStyle w:val="AttributeTok"/>
-        </w:rPr>
-        <w:t xml:space="preserve">zcol =</w:t>
-      </w:r>
-      <w:r>
-        <w:rPr>
-          <w:rStyle w:val="NormalTok"/>
-        </w:rPr>
+        <w:t xml:space="preserve">Household size distributions are consolidated into four categories: 1-person, 2-person, 3-person, and 4-or-more-person households. The 4-or-more category aggregates larger household sizes to simplify model implementation while maintaining essential demographic stratification for trip generation analysis.</w:t>
+      </w:r>
+      <w:r>
         <w:t xml:space="preserve"> </w:t>
       </w:r>
       <w:r>
-        <w:rPr>
-          <w:rStyle w:val="StringTok"/>
-        </w:rPr>
-        <w:t xml:space="preserve">"COUNTY"</w:t>
-      </w:r>
-      <w:r>
-        <w:rPr>
-          <w:rStyle w:val="NormalTok"/>
-        </w:rPr>
-        <w:t xml:space="preserve">, </w:t>
-      </w:r>
-      <w:r>
-        <w:rPr>
-          <w:rStyle w:val="AttributeTok"/>
-        </w:rPr>
-        <w:t xml:space="preserve">lwd =</w:t>
-      </w:r>
-      <w:r>
-        <w:rPr>
-          <w:rStyle w:val="NormalTok"/>
-        </w:rPr>
+        <w:t xml:space="preserve">&gt; For more information on the Decennial Census data, refer to the</w:t>
+      </w:r>
+      <w:r>
         <w:t xml:space="preserve"> </w:t>
       </w:r>
-      <w:r>
-        <w:rPr>
-          <w:rStyle w:val="FloatTok"/>
-        </w:rPr>
-        <w:t xml:space="preserve">1.6</w:t>
-      </w:r>
-      <w:r>
-        <w:rPr>
-          <w:rStyle w:val="NormalTok"/>
-        </w:rPr>
-        <w:t xml:space="preserve">, </w:t>
-      </w:r>
-      <w:r>
-        <w:rPr>
-          <w:rStyle w:val="AttributeTok"/>
-        </w:rPr>
-        <w:t xml:space="preserve">map.types =</w:t>
-      </w:r>
-      <w:r>
-        <w:rPr>
-          <w:rStyle w:val="NormalTok"/>
-        </w:rPr>
-        <w:t xml:space="preserve"> </w:t>
-      </w:r>
-      <w:r>
-        <w:rPr>
-          <w:rStyle w:val="StringTok"/>
-        </w:rPr>
-        <w:t xml:space="preserve">"CartoDB.Voyager"</w:t>
-      </w:r>
-      <w:r>
-        <w:rPr>
-          <w:rStyle w:val="NormalTok"/>
-        </w:rPr>
-        <w:t xml:space="preserve">, </w:t>
-      </w:r>
-      <w:r>
-        <w:rPr>
-          <w:rStyle w:val="AttributeTok"/>
-        </w:rPr>
-        <w:t xml:space="preserve">col.regions =</w:t>
-      </w:r>
-      <w:r>
-        <w:rPr>
-          <w:rStyle w:val="NormalTok"/>
-        </w:rPr>
-        <w:t xml:space="preserve"> RColorBrewer</w:t>
-      </w:r>
-      <w:r>
-        <w:rPr>
-          <w:rStyle w:val="SpecialCharTok"/>
-        </w:rPr>
-        <w:t xml:space="preserve">::</w:t>
-      </w:r>
-      <w:r>
-        <w:rPr>
-          <w:rStyle w:val="FunctionTok"/>
-        </w:rPr>
-        <w:t xml:space="preserve">brewer.pal</w:t>
-      </w:r>
-      <w:r>
-        <w:rPr>
-          <w:rStyle w:val="NormalTok"/>
-        </w:rPr>
-        <w:t xml:space="preserve">(</w:t>
-      </w:r>
-      <w:r>
-        <w:rPr>
-          <w:rStyle w:val="DecValTok"/>
-        </w:rPr>
-        <w:t xml:space="preserve">6</w:t>
-      </w:r>
-      <w:r>
-        <w:rPr>
-          <w:rStyle w:val="NormalTok"/>
-        </w:rPr>
-        <w:t xml:space="preserve">, </w:t>
-      </w:r>
-      <w:r>
-        <w:rPr>
-          <w:rStyle w:val="StringTok"/>
-        </w:rPr>
-        <w:t xml:space="preserve">"Dark2"</w:t>
-      </w:r>
-      <w:r>
-        <w:rPr>
-          <w:rStyle w:val="NormalTok"/>
-        </w:rPr>
-        <w:t xml:space="preserve">))</w:t>
-      </w:r>
-    </w:p>
-    <w:p>
-      <w:pPr>
-        <w:pStyle w:val="Heading4"/>
-      </w:pPr>
-      <w:r>
-        <w:t xml:space="preserve"> </w:t>
-      </w:r>
-      <w:r>
-        <w:t xml:space="preserve">Python</w:t>
-      </w:r>
-    </w:p>
-    <w:p>
-      <w:pPr>
-        <w:pStyle w:val="SourceCode"/>
-      </w:pPr>
-      <w:r>
-        <w:rPr>
-          <w:rStyle w:val="CommentTok"/>
-        </w:rPr>
-        <w:t xml:space="preserve"># Create interactive map</w:t>
-      </w:r>
-      <w:r>
-        <w:br/>
-      </w:r>
-      <w:r>
-        <w:rPr>
-          <w:rStyle w:val="NormalTok"/>
-        </w:rPr>
-        <w:t xml:space="preserve">lscog_taz.explore(column</w:t>
-      </w:r>
-      <w:r>
-        <w:rPr>
-          <w:rStyle w:val="OperatorTok"/>
-        </w:rPr>
-        <w:t xml:space="preserve">=</w:t>
-      </w:r>
-      <w:r>
-        <w:rPr>
-          <w:rStyle w:val="StringTok"/>
-        </w:rPr>
-        <w:t xml:space="preserve">"COUNTY"</w:t>
-      </w:r>
-      <w:r>
-        <w:rPr>
-          <w:rStyle w:val="NormalTok"/>
-        </w:rPr>
-        <w:t xml:space="preserve">, categorical</w:t>
-      </w:r>
-      <w:r>
-        <w:rPr>
-          <w:rStyle w:val="OperatorTok"/>
-        </w:rPr>
-        <w:t xml:space="preserve">=</w:t>
-      </w:r>
-      <w:r>
-        <w:rPr>
-          <w:rStyle w:val="VariableTok"/>
-        </w:rPr>
-        <w:t xml:space="preserve">True</w:t>
-      </w:r>
-      <w:r>
-        <w:rPr>
-          <w:rStyle w:val="NormalTok"/>
-        </w:rPr>
-        <w:t xml:space="preserve">, legend</w:t>
-      </w:r>
-      <w:r>
-        <w:rPr>
-          <w:rStyle w:val="OperatorTok"/>
-        </w:rPr>
-        <w:t xml:space="preserve">=</w:t>
-      </w:r>
-      <w:r>
-        <w:rPr>
-          <w:rStyle w:val="VariableTok"/>
-        </w:rPr>
-        <w:t xml:space="preserve">True</w:t>
-      </w:r>
-      <w:r>
-        <w:rPr>
-          <w:rStyle w:val="NormalTok"/>
-        </w:rPr>
-        <w:t xml:space="preserve">, tiles</w:t>
-      </w:r>
-      <w:r>
-        <w:rPr>
-          <w:rStyle w:val="OperatorTok"/>
-        </w:rPr>
-        <w:t xml:space="preserve">=</w:t>
-      </w:r>
-      <w:r>
-        <w:rPr>
-          <w:rStyle w:val="StringTok"/>
-        </w:rPr>
-        <w:t xml:space="preserve">"CartoDB.Voyager"</w:t>
-      </w:r>
-      <w:r>
-        <w:rPr>
-          <w:rStyle w:val="NormalTok"/>
-        </w:rPr>
-        <w:t xml:space="preserve">, zoom_start</w:t>
-      </w:r>
-      <w:r>
-        <w:rPr>
-          <w:rStyle w:val="OperatorTok"/>
-        </w:rPr>
-        <w:t xml:space="preserve">=</w:t>
-      </w:r>
-      <w:r>
-        <w:rPr>
-          <w:rStyle w:val="DecValTok"/>
-        </w:rPr>
-        <w:t xml:space="preserve">8</w:t>
-      </w:r>
-      <w:r>
-        <w:rPr>
-          <w:rStyle w:val="NormalTok"/>
-        </w:rPr>
-        <w:t xml:space="preserve">)</w:t>
-      </w:r>
-    </w:p>
-    <w:bookmarkEnd w:id="27"/>
-    <w:bookmarkEnd w:id="28"/>
-    <w:bookmarkStart w:id="42" w:name="fetch-raw-data"/>
-    <w:p>
-      <w:pPr>
-        <w:pStyle w:val="Heading1"/>
-      </w:pPr>
-      <w:r>
-        <w:t xml:space="preserve">3. Fetch raw data</w:t>
-      </w:r>
-    </w:p>
-    <w:p>
-      <w:pPr>
-        <w:pStyle w:val="FirstParagraph"/>
-      </w:pPr>
-      <w:r>
-        <w:t xml:space="preserve">This section retrieves demographic, economic, and employment data from multiple Census Bureau sources at the appropriate geographic scales for travel demand modeling.</w:t>
-      </w:r>
-    </w:p>
-    <w:bookmarkStart w:id="30" w:name="decennial-census"/>
-    <w:p>
-      <w:pPr>
-        <w:pStyle w:val="Heading2"/>
-      </w:pPr>
-      <w:r>
-        <w:t xml:space="preserve">3.1 2020 Decennial census</w:t>
-      </w:r>
-    </w:p>
-    <w:p>
-      <w:pPr>
-        <w:pStyle w:val="FirstParagraph"/>
-      </w:pPr>
-      <w:r>
-        <w:t xml:space="preserve">The 2020 Decennial Census provides population and housing data at the census block level, offering the finest spatial resolution for demographic analysis. Population variables include total population, group quarters population, and household population derived by subtraction. Housing variables encompass total dwelling units and household counts by size categories.</w:t>
-      </w:r>
-      <w:r>
-        <w:t xml:space="preserve"> </w:t>
-      </w:r>
-      <w:r>
-        <w:t xml:space="preserve">Household size distributions are consolidated into four categories: 1-person, 2-person, 3-person, and 4-or-more-person households. The 4-or-more category aggregates larger household sizes to simplify model implementation while maintaining essential demographic stratification for trip generation analysis.</w:t>
-      </w:r>
-      <w:r>
-        <w:t xml:space="preserve"> </w:t>
-      </w:r>
-      <w:r>
-        <w:t xml:space="preserve">&gt; For more information on the Decennial Census data, refer to the</w:t>
-      </w:r>
-      <w:r>
-        <w:t xml:space="preserve"> </w:t>
-      </w:r>
-      <w:hyperlink r:id="rId29">
+      <w:hyperlink r:id="rId21">
         <w:r>
           <w:rPr>
             <w:rStyle w:val="Hyperlink"/>
@@ -6450,7 +6544,7 @@
         <w:rPr>
           <w:rStyle w:val="VerbatimChar"/>
         </w:rPr>
-        <w:t xml:space="preserve">Bounding box:  xmin: 1691516 ymin: 331893.4 xmax: 2237471 ymax: 744670.7</w:t>
+        <w:t xml:space="preserve">Bounding box:  xmin: 1691517 ymin: 331891.7 xmax: 2237472 ymax: 744669.5</w:t>
       </w:r>
       <w:r>
         <w:br/>
@@ -8058,43 +8152,43 @@
         <w:rPr>
           <w:rStyle w:val="VerbatimChar"/>
         </w:rPr>
-        <w:t xml:space="preserve">0      450179504004051  ...  POLYGON ((2084299.974 622309.543, 2084459.741 ...</w:t>
-      </w:r>
-      <w:r>
-        <w:br/>
-      </w:r>
-      <w:r>
-        <w:rPr>
-          <w:rStyle w:val="VerbatimChar"/>
-        </w:rPr>
-        <w:t xml:space="preserve">1      450179504003011  ...  POLYGON ((2112517.608 626783.265, 2112607.845 ...</w:t>
-      </w:r>
-      <w:r>
-        <w:br/>
-      </w:r>
-      <w:r>
-        <w:rPr>
-          <w:rStyle w:val="VerbatimChar"/>
-        </w:rPr>
-        <w:t xml:space="preserve">2      450179502011045  ...  POLYGON ((2067774.12 662340.438, 2068090.444 6...</w:t>
-      </w:r>
-      <w:r>
-        <w:br/>
-      </w:r>
-      <w:r>
-        <w:rPr>
-          <w:rStyle w:val="VerbatimChar"/>
-        </w:rPr>
-        <w:t xml:space="preserve">3      450179504001020  ...  POLYGON ((2087946.031 684346.707, 2087991.263 ...</w:t>
-      </w:r>
-      <w:r>
-        <w:br/>
-      </w:r>
-      <w:r>
-        <w:rPr>
-          <w:rStyle w:val="VerbatimChar"/>
-        </w:rPr>
-        <w:t xml:space="preserve">4      450750105003029  ...  POLYGON ((2089071.734 552688.52, 2089247.822 5...</w:t>
+        <w:t xml:space="preserve">0      450179504004051  ...  POLYGON ((2084300.974 622308.526, 2084460.74 6...</w:t>
+      </w:r>
+      <w:r>
+        <w:br/>
+      </w:r>
+      <w:r>
+        <w:rPr>
+          <w:rStyle w:val="VerbatimChar"/>
+        </w:rPr>
+        <w:t xml:space="preserve">1      450179504003011  ...  POLYGON ((2112518.54 626782.208, 2112608.778 6...</w:t>
+      </w:r>
+      <w:r>
+        <w:br/>
+      </w:r>
+      <w:r>
+        <w:rPr>
+          <w:rStyle w:val="VerbatimChar"/>
+        </w:rPr>
+        <w:t xml:space="preserve">2      450179502011045  ...  POLYGON ((2067775.167 662339.483, 2068091.491 ...</w:t>
+      </w:r>
+      <w:r>
+        <w:br/>
+      </w:r>
+      <w:r>
+        <w:rPr>
+          <w:rStyle w:val="VerbatimChar"/>
+        </w:rPr>
+        <w:t xml:space="preserve">3      450179504001020  ...  POLYGON ((2087947.053 684345.612, 2087992.284 ...</w:t>
+      </w:r>
+      <w:r>
+        <w:br/>
+      </w:r>
+      <w:r>
+        <w:rPr>
+          <w:rStyle w:val="VerbatimChar"/>
+        </w:rPr>
+        <w:t xml:space="preserve">4      450750105003029  ...  POLYGON ((2089072.743 552687.443, 2089248.831 ...</w:t>
       </w:r>
       <w:r>
         <w:br/>
@@ -8112,43 +8206,43 @@
         <w:rPr>
           <w:rStyle w:val="VerbatimChar"/>
         </w:rPr>
-        <w:t xml:space="preserve">13956  450059705003050  ...  POLYGON ((1926606.238 409007.053, 1926608.766 ...</w:t>
-      </w:r>
-      <w:r>
-        <w:br/>
-      </w:r>
-      <w:r>
-        <w:rPr>
-          <w:rStyle w:val="VerbatimChar"/>
-        </w:rPr>
-        <w:t xml:space="preserve">13957  450030203042000  ...  POLYGON ((1778749.797 641784.216, 1778795.929 ...</w:t>
-      </w:r>
-      <w:r>
-        <w:br/>
-      </w:r>
-      <w:r>
-        <w:rPr>
-          <w:rStyle w:val="VerbatimChar"/>
-        </w:rPr>
-        <w:t xml:space="preserve">13958  450030218002115  ...  POLYGON ((1919786.318 648289.79, 1919912.536 6...</w:t>
-      </w:r>
-      <w:r>
-        <w:br/>
-      </w:r>
-      <w:r>
-        <w:rPr>
-          <w:rStyle w:val="VerbatimChar"/>
-        </w:rPr>
-        <w:t xml:space="preserve">13959  450030206012008  ...  POLYGON ((1723755.014 630236.243, 1723782.839 ...</w:t>
-      </w:r>
-      <w:r>
-        <w:br/>
-      </w:r>
-      <w:r>
-        <w:rPr>
-          <w:rStyle w:val="VerbatimChar"/>
-        </w:rPr>
-        <w:t xml:space="preserve">13960  450059705002005  ...  POLYGON ((1926816.556 432585.467, 1930422.732 ...</w:t>
+        <w:t xml:space="preserve">13956  450059705003050  ...  POLYGON ((1926607.333 409005.466, 1926609.861 ...</w:t>
+      </w:r>
+      <w:r>
+        <w:br/>
+      </w:r>
+      <w:r>
+        <w:rPr>
+          <w:rStyle w:val="VerbatimChar"/>
+        </w:rPr>
+        <w:t xml:space="preserve">13957  450030203042000  ...  POLYGON ((1778751.197 641782.585, 1778797.329 ...</w:t>
+      </w:r>
+      <w:r>
+        <w:br/>
+      </w:r>
+      <w:r>
+        <w:rPr>
+          <w:rStyle w:val="VerbatimChar"/>
+        </w:rPr>
+        <w:t xml:space="preserve">13958  450030218002115  ...  POLYGON ((1919787.314 648288.439, 1919913.531 ...</w:t>
+      </w:r>
+      <w:r>
+        <w:br/>
+      </w:r>
+      <w:r>
+        <w:rPr>
+          <w:rStyle w:val="VerbatimChar"/>
+        </w:rPr>
+        <w:t xml:space="preserve">13959  450030206012008  ...  POLYGON ((1723756.559 630234.507, 1723784.384 ...</w:t>
+      </w:r>
+      <w:r>
+        <w:br/>
+      </w:r>
+      <w:r>
+        <w:rPr>
+          <w:rStyle w:val="VerbatimChar"/>
+        </w:rPr>
+        <w:t xml:space="preserve">13960  450059705002005  ...  POLYGON ((1926817.622 432583.896, 1930423.825 ...</w:t>
       </w:r>
       <w:r>
         <w:br/>
@@ -8163,8 +8257,8 @@
         <w:t xml:space="preserve">[13961 rows x 11 columns]</w:t>
       </w:r>
     </w:p>
-    <w:bookmarkEnd w:id="30"/>
-    <w:bookmarkStart w:id="32" w:name="acs-estimates"/>
+    <w:bookmarkEnd w:id="22"/>
+    <w:bookmarkStart w:id="24" w:name="acs-estimates"/>
     <w:p>
       <w:pPr>
         <w:pStyle w:val="Heading2"/>
@@ -8207,7 +8301,7 @@
       <w:r>
         <w:t xml:space="preserve"> </w:t>
       </w:r>
-      <w:hyperlink r:id="rId31">
+      <w:hyperlink r:id="rId23">
         <w:r>
           <w:rPr>
             <w:rStyle w:val="Hyperlink"/>
@@ -9470,7 +9564,7 @@
         <w:rPr>
           <w:rStyle w:val="VerbatimChar"/>
         </w:rPr>
-        <w:t xml:space="preserve">Bounding box:  xmin: 1691516 ymin: 331893.4 xmax: 2237471 ymax: 744670.7</w:t>
+        <w:t xml:space="preserve">Bounding box:  xmin: 1691517 ymin: 331891.7 xmax: 2237472 ymax: 744669.5</w:t>
       </w:r>
       <w:r>
         <w:br/>
@@ -9605,88 +9699,88 @@
         <w:rPr>
           <w:rStyle w:val="VerbatimChar"/>
         </w:rPr>
-        <w:t xml:space="preserve">1  MULTIPOLYGON (((1701401 614...</w:t>
-      </w:r>
-      <w:r>
-        <w:br/>
-      </w:r>
-      <w:r>
-        <w:rPr>
-          <w:rStyle w:val="VerbatimChar"/>
-        </w:rPr>
-        <w:t xml:space="preserve">2  MULTIPOLYGON (((1776365 591...</w:t>
-      </w:r>
-      <w:r>
-        <w:br/>
-      </w:r>
-      <w:r>
-        <w:rPr>
-          <w:rStyle w:val="VerbatimChar"/>
-        </w:rPr>
-        <w:t xml:space="preserve">3  MULTIPOLYGON (((1768339 598...</w:t>
-      </w:r>
-      <w:r>
-        <w:br/>
-      </w:r>
-      <w:r>
-        <w:rPr>
-          <w:rStyle w:val="VerbatimChar"/>
-        </w:rPr>
-        <w:t xml:space="preserve">4  MULTIPOLYGON (((1768475 630...</w:t>
-      </w:r>
-      <w:r>
-        <w:br/>
-      </w:r>
-      <w:r>
-        <w:rPr>
-          <w:rStyle w:val="VerbatimChar"/>
-        </w:rPr>
-        <w:t xml:space="preserve">5  MULTIPOLYGON (((1785899 618...</w:t>
-      </w:r>
-      <w:r>
-        <w:br/>
-      </w:r>
-      <w:r>
-        <w:rPr>
-          <w:rStyle w:val="VerbatimChar"/>
-        </w:rPr>
-        <w:t xml:space="preserve">6  MULTIPOLYGON (((1782072 620...</w:t>
-      </w:r>
-      <w:r>
-        <w:br/>
-      </w:r>
-      <w:r>
-        <w:rPr>
-          <w:rStyle w:val="VerbatimChar"/>
-        </w:rPr>
-        <w:t xml:space="preserve">7  MULTIPOLYGON (((1707970 630...</w:t>
-      </w:r>
-      <w:r>
-        <w:br/>
-      </w:r>
-      <w:r>
-        <w:rPr>
-          <w:rStyle w:val="VerbatimChar"/>
-        </w:rPr>
-        <w:t xml:space="preserve">8  MULTIPOLYGON (((1708121 634...</w:t>
-      </w:r>
-      <w:r>
-        <w:br/>
-      </w:r>
-      <w:r>
-        <w:rPr>
-          <w:rStyle w:val="VerbatimChar"/>
-        </w:rPr>
-        <w:t xml:space="preserve">9  MULTIPOLYGON (((1775527 610...</w:t>
-      </w:r>
-      <w:r>
-        <w:br/>
-      </w:r>
-      <w:r>
-        <w:rPr>
-          <w:rStyle w:val="VerbatimChar"/>
-        </w:rPr>
-        <w:t xml:space="preserve">10 MULTIPOLYGON (((1779270 619...</w:t>
+        <w:t xml:space="preserve">1  MULTIPOLYGON (((1701402 614...</w:t>
+      </w:r>
+      <w:r>
+        <w:br/>
+      </w:r>
+      <w:r>
+        <w:rPr>
+          <w:rStyle w:val="VerbatimChar"/>
+        </w:rPr>
+        <w:t xml:space="preserve">2  MULTIPOLYGON (((1776367 591...</w:t>
+      </w:r>
+      <w:r>
+        <w:br/>
+      </w:r>
+      <w:r>
+        <w:rPr>
+          <w:rStyle w:val="VerbatimChar"/>
+        </w:rPr>
+        <w:t xml:space="preserve">3  MULTIPOLYGON (((1768340 598...</w:t>
+      </w:r>
+      <w:r>
+        <w:br/>
+      </w:r>
+      <w:r>
+        <w:rPr>
+          <w:rStyle w:val="VerbatimChar"/>
+        </w:rPr>
+        <w:t xml:space="preserve">4  MULTIPOLYGON (((1768476 630...</w:t>
+      </w:r>
+      <w:r>
+        <w:br/>
+      </w:r>
+      <w:r>
+        <w:rPr>
+          <w:rStyle w:val="VerbatimChar"/>
+        </w:rPr>
+        <w:t xml:space="preserve">5  MULTIPOLYGON (((1785900 618...</w:t>
+      </w:r>
+      <w:r>
+        <w:br/>
+      </w:r>
+      <w:r>
+        <w:rPr>
+          <w:rStyle w:val="VerbatimChar"/>
+        </w:rPr>
+        <w:t xml:space="preserve">6  MULTIPOLYGON (((1782074 620...</w:t>
+      </w:r>
+      <w:r>
+        <w:br/>
+      </w:r>
+      <w:r>
+        <w:rPr>
+          <w:rStyle w:val="VerbatimChar"/>
+        </w:rPr>
+        <w:t xml:space="preserve">7  MULTIPOLYGON (((1707972 630...</w:t>
+      </w:r>
+      <w:r>
+        <w:br/>
+      </w:r>
+      <w:r>
+        <w:rPr>
+          <w:rStyle w:val="VerbatimChar"/>
+        </w:rPr>
+        <w:t xml:space="preserve">8  MULTIPOLYGON (((1708123 634...</w:t>
+      </w:r>
+      <w:r>
+        <w:br/>
+      </w:r>
+      <w:r>
+        <w:rPr>
+          <w:rStyle w:val="VerbatimChar"/>
+        </w:rPr>
+        <w:t xml:space="preserve">9  MULTIPOLYGON (((1775528 610...</w:t>
+      </w:r>
+      <w:r>
+        <w:br/>
+      </w:r>
+      <w:r>
+        <w:rPr>
+          <w:rStyle w:val="VerbatimChar"/>
+        </w:rPr>
+        <w:t xml:space="preserve">10 MULTIPOLYGON (((1779272 619...</w:t>
       </w:r>
     </w:p>
     <w:p>
@@ -11474,43 +11568,43 @@
         <w:rPr>
           <w:rStyle w:val="VerbatimChar"/>
         </w:rPr>
-        <w:t xml:space="preserve">0    450030207011  ...  POLYGON ((1701400.845 614610.819, 1701439.545 ...</w:t>
-      </w:r>
-      <w:r>
-        <w:br/>
-      </w:r>
-      <w:r>
-        <w:rPr>
-          <w:rStyle w:val="VerbatimChar"/>
-        </w:rPr>
-        <w:t xml:space="preserve">1    450030212052  ...  POLYGON ((1776365.275 591085.6, 1776443.962 59...</w:t>
-      </w:r>
-      <w:r>
-        <w:br/>
-      </w:r>
-      <w:r>
-        <w:rPr>
-          <w:rStyle w:val="VerbatimChar"/>
-        </w:rPr>
-        <w:t xml:space="preserve">2    450030212051  ...  POLYGON ((1768338.818 598548.167, 1768480.71 5...</w:t>
-      </w:r>
-      <w:r>
-        <w:br/>
-      </w:r>
-      <w:r>
-        <w:rPr>
-          <w:rStyle w:val="VerbatimChar"/>
-        </w:rPr>
-        <w:t xml:space="preserve">3    450030213001  ...  POLYGON ((1768474.522 630590.411, 1768608.667 ...</w:t>
-      </w:r>
-      <w:r>
-        <w:br/>
-      </w:r>
-      <w:r>
-        <w:rPr>
-          <w:rStyle w:val="VerbatimChar"/>
-        </w:rPr>
-        <w:t xml:space="preserve">4    450030216031  ...  POLYGON ((1785898.712 618252.681, 1786046.094 ...</w:t>
+        <w:t xml:space="preserve">0    450030207011  ...  POLYGON ((1701402.37 614608.958, 1701441.07 61...</w:t>
+      </w:r>
+      <w:r>
+        <w:br/>
+      </w:r>
+      <w:r>
+        <w:rPr>
+          <w:rStyle w:val="VerbatimChar"/>
+        </w:rPr>
+        <w:t xml:space="preserve">1    450030212052  ...  POLYGON ((1776366.684 591083.944, 1776445.37 5...</w:t>
+      </w:r>
+      <w:r>
+        <w:br/>
+      </w:r>
+      <w:r>
+        <w:rPr>
+          <w:rStyle w:val="VerbatimChar"/>
+        </w:rPr>
+        <w:t xml:space="preserve">2    450030212051  ...  POLYGON ((1768340.248 598546.468, 1768482.141 ...</w:t>
+      </w:r>
+      <w:r>
+        <w:br/>
+      </w:r>
+      <w:r>
+        <w:rPr>
+          <w:rStyle w:val="VerbatimChar"/>
+        </w:rPr>
+        <w:t xml:space="preserve">3    450030213001  ...  POLYGON ((1768475.931 630588.733, 1768610.076 ...</w:t>
+      </w:r>
+      <w:r>
+        <w:br/>
+      </w:r>
+      <w:r>
+        <w:rPr>
+          <w:rStyle w:val="VerbatimChar"/>
+        </w:rPr>
+        <w:t xml:space="preserve">4    450030216031  ...  POLYGON ((1785900.107 618251.028, 1786047.488 ...</w:t>
       </w:r>
       <w:r>
         <w:br/>
@@ -11528,43 +11622,43 @@
         <w:rPr>
           <w:rStyle w:val="VerbatimChar"/>
         </w:rPr>
-        <w:t xml:space="preserve">257  450750119004  ...  POLYGON ((1974248.447 620701.532, 1975104.113 ...</w:t>
-      </w:r>
-      <w:r>
-        <w:br/>
-      </w:r>
-      <w:r>
-        <w:rPr>
-          <w:rStyle w:val="VerbatimChar"/>
-        </w:rPr>
-        <w:t xml:space="preserve">258  450750103011  ...  POLYGON ((2142863.683 581696.522, 2142873.084 ...</w:t>
-      </w:r>
-      <w:r>
-        <w:br/>
-      </w:r>
-      <w:r>
-        <w:rPr>
-          <w:rStyle w:val="VerbatimChar"/>
-        </w:rPr>
-        <w:t xml:space="preserve">259  450750109011  ...  POLYGON ((2033499.145 608480.714, 2033508.289 ...</w:t>
-      </w:r>
-      <w:r>
-        <w:br/>
-      </w:r>
-      <w:r>
-        <w:rPr>
-          <w:rStyle w:val="VerbatimChar"/>
-        </w:rPr>
-        <w:t xml:space="preserve">260  450750109022  ...  POLYGON ((2013477.723 622488.44, 2013487.431 6...</w:t>
-      </w:r>
-      <w:r>
-        <w:br/>
-      </w:r>
-      <w:r>
-        <w:rPr>
-          <w:rStyle w:val="VerbatimChar"/>
-        </w:rPr>
-        <w:t xml:space="preserve">261  450750109023  ...  POLYGON ((2022267.056 617837.646, 2022655.608 ...</w:t>
+        <w:t xml:space="preserve">257  450750119004  ...  POLYGON ((1974249.527 620700.361, 1975105.197 ...</w:t>
+      </w:r>
+      <w:r>
+        <w:br/>
+      </w:r>
+      <w:r>
+        <w:rPr>
+          <w:rStyle w:val="VerbatimChar"/>
+        </w:rPr>
+        <w:t xml:space="preserve">258  450750103011  ...  POLYGON ((2142864.631 581695.327, 2142874.033 ...</w:t>
+      </w:r>
+      <w:r>
+        <w:br/>
+      </w:r>
+      <w:r>
+        <w:rPr>
+          <w:rStyle w:val="VerbatimChar"/>
+        </w:rPr>
+        <w:t xml:space="preserve">259  450750109011  ...  POLYGON ((2033500.16 608479.774, 2033509.304 6...</w:t>
+      </w:r>
+      <w:r>
+        <w:br/>
+      </w:r>
+      <w:r>
+        <w:rPr>
+          <w:rStyle w:val="VerbatimChar"/>
+        </w:rPr>
+        <w:t xml:space="preserve">260  450750109022  ...  POLYGON ((2013478.807 622487.426, 2013488.515 ...</w:t>
+      </w:r>
+      <w:r>
+        <w:br/>
+      </w:r>
+      <w:r>
+        <w:rPr>
+          <w:rStyle w:val="VerbatimChar"/>
+        </w:rPr>
+        <w:t xml:space="preserve">261  450750109023  ...  POLYGON ((2022268.105 617836.647, 2022656.655 ...</w:t>
       </w:r>
       <w:r>
         <w:br/>
@@ -11579,8 +11673,8 @@
         <w:t xml:space="preserve">[262 rows x 6 columns]</w:t>
       </w:r>
     </w:p>
-    <w:bookmarkEnd w:id="32"/>
-    <w:bookmarkStart w:id="34" w:name="lehd-data"/>
+    <w:bookmarkEnd w:id="24"/>
+    <w:bookmarkStart w:id="26" w:name="lehd-data"/>
     <w:p>
       <w:pPr>
         <w:pStyle w:val="Heading2"/>
@@ -11617,7 +11711,7 @@
       <w:r>
         <w:t xml:space="preserve"> </w:t>
       </w:r>
-      <w:hyperlink r:id="rId33">
+      <w:hyperlink r:id="rId25">
         <w:r>
           <w:rPr>
             <w:rStyle w:val="Hyperlink"/>
@@ -14545,8 +14639,8 @@
         <w:t xml:space="preserve">[2450 rows x 12 columns]</w:t>
       </w:r>
     </w:p>
-    <w:bookmarkEnd w:id="34"/>
-    <w:bookmarkStart w:id="41" w:name="nces-school-and-college-enrollment-data"/>
+    <w:bookmarkEnd w:id="26"/>
+    <w:bookmarkStart w:id="33" w:name="nces-school-and-college-enrollment-data"/>
     <w:p>
       <w:pPr>
         <w:pStyle w:val="Heading2"/>
@@ -14563,7 +14657,7 @@
         <w:t xml:space="preserve">The National Center for Education Statistics provides comprehensive educational institution data including enrollment and staffing information for transportation planning analysis.</w:t>
       </w:r>
     </w:p>
-    <w:bookmarkStart w:id="36" w:name="public-schools"/>
+    <w:bookmarkStart w:id="28" w:name="public-schools"/>
     <w:p>
       <w:pPr>
         <w:pStyle w:val="Heading3"/>
@@ -14606,7 +14700,7 @@
       <w:r>
         <w:t xml:space="preserve"> </w:t>
       </w:r>
-      <w:hyperlink r:id="rId35">
+      <w:hyperlink r:id="rId27">
         <w:r>
           <w:rPr>
             <w:rStyle w:val="Hyperlink"/>
@@ -16893,8 +16987,8 @@
         <w:t xml:space="preserve">[98 rows x 6 columns]</w:t>
       </w:r>
     </w:p>
-    <w:bookmarkEnd w:id="36"/>
-    <w:bookmarkStart w:id="38" w:name="private-schools"/>
+    <w:bookmarkEnd w:id="28"/>
+    <w:bookmarkStart w:id="30" w:name="private-schools"/>
     <w:p>
       <w:pPr>
         <w:pStyle w:val="Heading3"/>
@@ -16931,7 +17025,7 @@
       <w:r>
         <w:t xml:space="preserve"> </w:t>
       </w:r>
-      <w:hyperlink r:id="rId37">
+      <w:hyperlink r:id="rId29">
         <w:r>
           <w:rPr>
             <w:rStyle w:val="Hyperlink"/>
@@ -19681,8 +19775,8 @@
         <w:t xml:space="preserve">[24 rows x 6 columns]</w:t>
       </w:r>
     </w:p>
-    <w:bookmarkEnd w:id="38"/>
-    <w:bookmarkStart w:id="40" w:name="post-secondary-institutions"/>
+    <w:bookmarkEnd w:id="30"/>
+    <w:bookmarkStart w:id="32" w:name="post-secondary-institutions"/>
     <w:p>
       <w:pPr>
         <w:pStyle w:val="Heading3"/>
@@ -19713,7 +19807,7 @@
       <w:r>
         <w:t xml:space="preserve"> </w:t>
       </w:r>
-      <w:hyperlink r:id="rId39">
+      <w:hyperlink r:id="rId31">
         <w:r>
           <w:rPr>
             <w:rStyle w:val="Hyperlink"/>
@@ -21090,10 +21184,10 @@
         <w:t xml:space="preserve">[11 rows x 25 columns]</w:t>
       </w:r>
     </w:p>
-    <w:bookmarkEnd w:id="40"/>
-    <w:bookmarkEnd w:id="41"/>
-    <w:bookmarkEnd w:id="42"/>
-    <w:bookmarkStart w:id="46" w:name="clean-data"/>
+    <w:bookmarkEnd w:id="32"/>
+    <w:bookmarkEnd w:id="33"/>
+    <w:bookmarkEnd w:id="34"/>
+    <w:bookmarkStart w:id="38" w:name="clean-data"/>
     <w:p>
       <w:pPr>
         <w:pStyle w:val="Heading1"/>
@@ -21116,7 +21210,7 @@
         <w:t xml:space="preserve">This requires careful interpolation and integration of American Community Survey (ACS) estimates with Decennial Census counts to maintain spatial consistency and statistical accuracy.</w:t>
       </w:r>
     </w:p>
-    <w:bookmarkStart w:id="43" w:name="household-weighted-interpolation"/>
+    <w:bookmarkStart w:id="35" w:name="household-weighted-interpolation"/>
     <w:p>
       <w:pPr>
         <w:pStyle w:val="Heading2"/>
@@ -21475,7 +21569,7 @@
         <w:rPr>
           <w:rStyle w:val="VerbatimChar"/>
         </w:rPr>
-        <w:t xml:space="preserve">Bounding box:  xmin: 1691516 ymin: 331893.4 xmax: 2237471 ymax: 744670.7</w:t>
+        <w:t xml:space="preserve">Bounding box:  xmin: 1691517 ymin: 331891.7 xmax: 2237472 ymax: 744669.5</w:t>
       </w:r>
       <w:r>
         <w:br/>
@@ -21520,88 +21614,88 @@
         <w:rPr>
           <w:rStyle w:val="VerbatimChar"/>
         </w:rPr>
-        <w:t xml:space="preserve"> 1 4501795040… (((2084300 622309.5, 208…      0        0         0         0    </w:t>
-      </w:r>
-      <w:r>
-        <w:br/>
-      </w:r>
-      <w:r>
-        <w:rPr>
-          <w:rStyle w:val="VerbatimChar"/>
-        </w:rPr>
-        <w:t xml:space="preserve"> 2 4501795040… (((2112518 626783.3, 211…      0        0         0         0    </w:t>
-      </w:r>
-      <w:r>
-        <w:br/>
-      </w:r>
-      <w:r>
-        <w:rPr>
-          <w:rStyle w:val="VerbatimChar"/>
-        </w:rPr>
-        <w:t xml:space="preserve"> 3 4501795020… (((2067774 662340.4, 206…     20.6      4.27      7.56      8.72 </w:t>
-      </w:r>
-      <w:r>
-        <w:br/>
-      </w:r>
-      <w:r>
-        <w:rPr>
-          <w:rStyle w:val="VerbatimChar"/>
-        </w:rPr>
-        <w:t xml:space="preserve"> 4 4501795040… (((2087946 684346.7, 208…      0        0         0         0    </w:t>
-      </w:r>
-      <w:r>
-        <w:br/>
-      </w:r>
-      <w:r>
-        <w:rPr>
-          <w:rStyle w:val="VerbatimChar"/>
-        </w:rPr>
-        <w:t xml:space="preserve"> 5 4507501050… (((2089072 552688.5, 208…      5.78     1.94      0.924     2.92 </w:t>
-      </w:r>
-      <w:r>
-        <w:br/>
-      </w:r>
-      <w:r>
-        <w:rPr>
-          <w:rStyle w:val="VerbatimChar"/>
-        </w:rPr>
-        <w:t xml:space="preserve"> 6 4507501170… (((2046693 542274.9, 204…      2.48     0.393     1.30      0.780</w:t>
-      </w:r>
-      <w:r>
-        <w:br/>
-      </w:r>
-      <w:r>
-        <w:rPr>
-          <w:rStyle w:val="VerbatimChar"/>
-        </w:rPr>
-        <w:t xml:space="preserve"> 7 4507501170… (((2056703 510851.6, 205…      0        0         0         0    </w:t>
-      </w:r>
-      <w:r>
-        <w:br/>
-      </w:r>
-      <w:r>
-        <w:rPr>
-          <w:rStyle w:val="VerbatimChar"/>
-        </w:rPr>
-        <w:t xml:space="preserve"> 8 4507501180… (((1960895 587383, 19609…      3.19     0.694     1.42      1.08 </w:t>
-      </w:r>
-      <w:r>
-        <w:br/>
-      </w:r>
-      <w:r>
-        <w:rPr>
-          <w:rStyle w:val="VerbatimChar"/>
-        </w:rPr>
-        <w:t xml:space="preserve"> 9 4507501200… (((2000968 657870.4, 200…      0        0         0         0    </w:t>
-      </w:r>
-      <w:r>
-        <w:br/>
-      </w:r>
-      <w:r>
-        <w:rPr>
-          <w:rStyle w:val="VerbatimChar"/>
-        </w:rPr>
-        <w:t xml:space="preserve">10 4501795010… (((2016177 708107.7, 201…      0        0         0         0    </w:t>
+        <w:t xml:space="preserve"> 1 4501795040… (((2084301 622308.5, 208…      0        0         0         0    </w:t>
+      </w:r>
+      <w:r>
+        <w:br/>
+      </w:r>
+      <w:r>
+        <w:rPr>
+          <w:rStyle w:val="VerbatimChar"/>
+        </w:rPr>
+        <w:t xml:space="preserve"> 2 4501795040… (((2112519 626782.2, 211…      0        0         0         0    </w:t>
+      </w:r>
+      <w:r>
+        <w:br/>
+      </w:r>
+      <w:r>
+        <w:rPr>
+          <w:rStyle w:val="VerbatimChar"/>
+        </w:rPr>
+        <w:t xml:space="preserve"> 3 4501795020… (((2067775 662339.5, 206…     20.6      4.27      7.56      8.72 </w:t>
+      </w:r>
+      <w:r>
+        <w:br/>
+      </w:r>
+      <w:r>
+        <w:rPr>
+          <w:rStyle w:val="VerbatimChar"/>
+        </w:rPr>
+        <w:t xml:space="preserve"> 4 4501795040… (((2087947 684345.6, 208…      0        0         0         0    </w:t>
+      </w:r>
+      <w:r>
+        <w:br/>
+      </w:r>
+      <w:r>
+        <w:rPr>
+          <w:rStyle w:val="VerbatimChar"/>
+        </w:rPr>
+        <w:t xml:space="preserve"> 5 4507501050… (((2089073 552687.4, 208…      5.78     1.94      0.924     2.92 </w:t>
+      </w:r>
+      <w:r>
+        <w:br/>
+      </w:r>
+      <w:r>
+        <w:rPr>
+          <w:rStyle w:val="VerbatimChar"/>
+        </w:rPr>
+        <w:t xml:space="preserve"> 6 4507501170… (((2046694 542273.9, 204…      2.48     0.393     1.30      0.780</w:t>
+      </w:r>
+      <w:r>
+        <w:br/>
+      </w:r>
+      <w:r>
+        <w:rPr>
+          <w:rStyle w:val="VerbatimChar"/>
+        </w:rPr>
+        <w:t xml:space="preserve"> 7 4507501170… (((2056704 510850.5, 205…      0        0         0         0    </w:t>
+      </w:r>
+      <w:r>
+        <w:br/>
+      </w:r>
+      <w:r>
+        <w:rPr>
+          <w:rStyle w:val="VerbatimChar"/>
+        </w:rPr>
+        <w:t xml:space="preserve"> 8 4507501180… (((1960896 587381.7, 196…      3.19     0.694     1.42      1.08 </w:t>
+      </w:r>
+      <w:r>
+        <w:br/>
+      </w:r>
+      <w:r>
+        <w:rPr>
+          <w:rStyle w:val="VerbatimChar"/>
+        </w:rPr>
+        <w:t xml:space="preserve"> 9 4507501200… (((2000969 657869.3, 200…      0        0         0         0    </w:t>
+      </w:r>
+      <w:r>
+        <w:br/>
+      </w:r>
+      <w:r>
+        <w:rPr>
+          <w:rStyle w:val="VerbatimChar"/>
+        </w:rPr>
+        <w:t xml:space="preserve">10 4501795010… (((2016178 708106.6, 201…      0        0         0         0    </w:t>
       </w:r>
       <w:r>
         <w:br/>
@@ -26167,8 +26261,8 @@
         <w:t xml:space="preserve">)</w:t>
       </w:r>
     </w:p>
-    <w:bookmarkEnd w:id="43"/>
-    <w:bookmarkStart w:id="44" w:name="combine-population-and-households"/>
+    <w:bookmarkEnd w:id="35"/>
+    <w:bookmarkStart w:id="36" w:name="combine-population-and-households"/>
     <w:p>
       <w:pPr>
         <w:pStyle w:val="Heading2"/>
@@ -26395,7 +26489,7 @@
         <w:rPr>
           <w:rStyle w:val="VerbatimChar"/>
         </w:rPr>
-        <w:t xml:space="preserve">Bounding box:  xmin: 1691516 ymin: 331893.4 xmax: 2237471 ymax: 744670.7</w:t>
+        <w:t xml:space="preserve">Bounding box:  xmin: 1691517 ymin: 331891.7 xmax: 2237472 ymax: 744669.5</w:t>
       </w:r>
       <w:r>
         <w:br/>
@@ -27258,7 +27352,7 @@
         <w:rPr>
           <w:rStyle w:val="VerbatimChar"/>
         </w:rPr>
-        <w:t xml:space="preserve">Bounding box:  xmin: 1691516 ymin: 331893.4 xmax: 2237471 ymax: 744670.7</w:t>
+        <w:t xml:space="preserve">Bounding box:  xmin: 1691517 ymin: 331891.7 xmax: 2237472 ymax: 744669.5</w:t>
       </w:r>
       <w:r>
         <w:br/>
@@ -27936,8 +28030,8 @@
         <w:t xml:space="preserve">[13961 rows x 14 columns]</w:t>
       </w:r>
     </w:p>
-    <w:bookmarkEnd w:id="44"/>
-    <w:bookmarkStart w:id="45" w:name="employment-data"/>
+    <w:bookmarkEnd w:id="36"/>
+    <w:bookmarkStart w:id="37" w:name="employment-data"/>
     <w:p>
       <w:pPr>
         <w:pStyle w:val="Heading2"/>
@@ -28119,7 +28213,7 @@
         <w:rPr>
           <w:rStyle w:val="VerbatimChar"/>
         </w:rPr>
-        <w:t xml:space="preserve">Bounding box:  xmin: 1691516 ymin: 331893.4 xmax: 2237471 ymax: 744670.7</w:t>
+        <w:t xml:space="preserve">Bounding box:  xmin: 1691517 ymin: 331891.7 xmax: 2237472 ymax: 744669.5</w:t>
       </w:r>
       <w:r>
         <w:br/>
@@ -28536,9 +28630,9 @@
         <w:t xml:space="preserve">[13961 rows x 25 columns]</w:t>
       </w:r>
     </w:p>
-    <w:bookmarkEnd w:id="45"/>
-    <w:bookmarkEnd w:id="46"/>
-    <w:bookmarkStart w:id="54" w:name="export-raw-data"/>
+    <w:bookmarkEnd w:id="37"/>
+    <w:bookmarkEnd w:id="38"/>
+    <w:bookmarkStart w:id="46" w:name="export-raw-data"/>
     <w:p>
       <w:pPr>
         <w:pStyle w:val="Heading1"/>
@@ -28561,7 +28655,7 @@
         <w:t xml:space="preserve">All exports follow consistent file naming conventions and directory structures to facilitate model integration and data management workflows.</w:t>
       </w:r>
     </w:p>
-    <w:bookmarkStart w:id="47" w:name="taz-data"/>
+    <w:bookmarkStart w:id="39" w:name="taz-data"/>
     <w:p>
       <w:pPr>
         <w:pStyle w:val="Heading2"/>
@@ -29155,8 +29249,8 @@
         <w:t xml:space="preserve">)</w:t>
       </w:r>
     </w:p>
-    <w:bookmarkEnd w:id="47"/>
-    <w:bookmarkStart w:id="48" w:name="census-blocks-to-taz-conversion"/>
+    <w:bookmarkEnd w:id="39"/>
+    <w:bookmarkStart w:id="40" w:name="census-blocks-to-taz-conversion"/>
     <w:p>
       <w:pPr>
         <w:pStyle w:val="Heading2"/>
@@ -29613,8 +29707,8 @@
         <w:t xml:space="preserve">)</w:t>
       </w:r>
     </w:p>
-    <w:bookmarkEnd w:id="48"/>
-    <w:bookmarkStart w:id="49" w:name="X9d0094cdee6a1cd33e0b7a67512d5031f06b814"/>
+    <w:bookmarkEnd w:id="40"/>
+    <w:bookmarkStart w:id="41" w:name="X9d0094cdee6a1cd33e0b7a67512d5031f06b814"/>
     <w:p>
       <w:pPr>
         <w:pStyle w:val="Heading2"/>
@@ -30208,8 +30302,8 @@
         <w:t xml:space="preserve">)</w:t>
       </w:r>
     </w:p>
-    <w:bookmarkEnd w:id="49"/>
-    <w:bookmarkStart w:id="50" w:name="acs-estimates-at-census-block-level"/>
+    <w:bookmarkEnd w:id="41"/>
+    <w:bookmarkStart w:id="42" w:name="acs-estimates-at-census-block-level"/>
     <w:p>
       <w:pPr>
         <w:pStyle w:val="Heading2"/>
@@ -30965,8 +31059,8 @@
         <w:t xml:space="preserve">)</w:t>
       </w:r>
     </w:p>
-    <w:bookmarkEnd w:id="50"/>
-    <w:bookmarkStart w:id="51" w:name="lehd-data-at-census-block-level"/>
+    <w:bookmarkEnd w:id="42"/>
+    <w:bookmarkStart w:id="43" w:name="lehd-data-at-census-block-level"/>
     <w:p>
       <w:pPr>
         <w:pStyle w:val="Heading2"/>
@@ -31974,8 +32068,8 @@
         <w:t xml:space="preserve">    )</w:t>
       </w:r>
     </w:p>
-    <w:bookmarkEnd w:id="51"/>
-    <w:bookmarkStart w:id="52" w:name="public-schools-to-taz"/>
+    <w:bookmarkEnd w:id="43"/>
+    <w:bookmarkStart w:id="44" w:name="public-schools-to-taz"/>
     <w:p>
       <w:pPr>
         <w:pStyle w:val="Heading2"/>
@@ -32908,8 +33002,8 @@
         <w:t xml:space="preserve">)</w:t>
       </w:r>
     </w:p>
-    <w:bookmarkEnd w:id="52"/>
-    <w:bookmarkStart w:id="53" w:name="private-schools-to-taz"/>
+    <w:bookmarkEnd w:id="44"/>
+    <w:bookmarkStart w:id="45" w:name="private-schools-to-taz"/>
     <w:p>
       <w:pPr>
         <w:pStyle w:val="Heading2"/>
@@ -33842,9 +33936,9 @@
         <w:t xml:space="preserve">)</w:t>
       </w:r>
     </w:p>
-    <w:bookmarkEnd w:id="53"/>
-    <w:bookmarkEnd w:id="54"/>
-    <w:bookmarkStart w:id="57" w:name="aggregate-data-to-taz"/>
+    <w:bookmarkEnd w:id="45"/>
+    <w:bookmarkEnd w:id="46"/>
+    <w:bookmarkStart w:id="49" w:name="aggregate-data-to-taz"/>
     <w:p>
       <w:pPr>
         <w:pStyle w:val="Heading1"/>
@@ -33867,7 +33961,7 @@
         <w:t xml:space="preserve">This spatial aggregation preserves the total counts while organizing data according to the modeling zone structure required for trip generation and distribution analysis.</w:t>
       </w:r>
     </w:p>
-    <w:bookmarkStart w:id="55" w:name="population-households-and-employment"/>
+    <w:bookmarkStart w:id="47" w:name="population-households-and-employment"/>
     <w:p>
       <w:pPr>
         <w:pStyle w:val="Heading2"/>
@@ -37766,8 +37860,8 @@
         <w:t xml:space="preserve">[585 rows x 30 columns]</w:t>
       </w:r>
     </w:p>
-    <w:bookmarkEnd w:id="55"/>
-    <w:bookmarkStart w:id="56" w:name="school-and-college-enrollment"/>
+    <w:bookmarkEnd w:id="47"/>
+    <w:bookmarkStart w:id="48" w:name="school-and-college-enrollment"/>
     <w:p>
       <w:pPr>
         <w:pStyle w:val="Heading2"/>
@@ -39553,9 +39647,9 @@
         <w:t xml:space="preserve">[585 rows x 7 columns]</w:t>
       </w:r>
     </w:p>
-    <w:bookmarkEnd w:id="56"/>
-    <w:bookmarkEnd w:id="57"/>
-    <w:bookmarkStart w:id="58" w:name="combine-into-a-single-data"/>
+    <w:bookmarkEnd w:id="48"/>
+    <w:bookmarkEnd w:id="49"/>
+    <w:bookmarkStart w:id="50" w:name="combine-into-a-single-data"/>
     <w:p>
       <w:pPr>
         <w:pStyle w:val="Heading1"/>
@@ -40859,8 +40953,8 @@
         <w:t xml:space="preserve">[585 rows x 31 columns]</w:t>
       </w:r>
     </w:p>
-    <w:bookmarkEnd w:id="58"/>
-    <w:bookmarkStart w:id="62" w:name="data-checks-and-validation"/>
+    <w:bookmarkEnd w:id="50"/>
+    <w:bookmarkStart w:id="54" w:name="data-checks-and-validation"/>
     <w:p>
       <w:pPr>
         <w:pStyle w:val="Heading1"/>
@@ -40883,7 +40977,7 @@
         <w:t xml:space="preserve">These validation steps identify any discrepancies between aggregate totals and component categories that may have occurred during the interpolation or aggregation processes.</w:t>
       </w:r>
     </w:p>
-    <w:bookmarkStart w:id="59" w:name="household-size-total"/>
+    <w:bookmarkStart w:id="51" w:name="household-size-total"/>
     <w:p>
       <w:pPr>
         <w:pStyle w:val="Heading2"/>
@@ -41239,8 +41333,8 @@
         <w:t xml:space="preserve">0</w:t>
       </w:r>
     </w:p>
-    <w:bookmarkEnd w:id="59"/>
-    <w:bookmarkStart w:id="60" w:name="household-income-total"/>
+    <w:bookmarkEnd w:id="51"/>
+    <w:bookmarkStart w:id="52" w:name="household-income-total"/>
     <w:p>
       <w:pPr>
         <w:pStyle w:val="Heading2"/>
@@ -41554,8 +41648,8 @@
         <w:t xml:space="preserve">0</w:t>
       </w:r>
     </w:p>
-    <w:bookmarkEnd w:id="60"/>
-    <w:bookmarkStart w:id="61" w:name="employment-categories"/>
+    <w:bookmarkEnd w:id="52"/>
+    <w:bookmarkStart w:id="53" w:name="employment-categories"/>
     <w:p>
       <w:pPr>
         <w:pStyle w:val="Heading2"/>
@@ -42217,9 +42311,9 @@
         <w:t xml:space="preserve">0</w:t>
       </w:r>
     </w:p>
-    <w:bookmarkEnd w:id="61"/>
-    <w:bookmarkEnd w:id="62"/>
-    <w:bookmarkStart w:id="63" w:name="export-the-final-data"/>
+    <w:bookmarkEnd w:id="53"/>
+    <w:bookmarkEnd w:id="54"/>
+    <w:bookmarkStart w:id="55" w:name="export-the-final-data"/>
     <w:p>
       <w:pPr>
         <w:pStyle w:val="Heading1"/>
@@ -42813,7 +42907,7 @@
         <w:t xml:space="preserve">)</w:t>
       </w:r>
     </w:p>
-    <w:bookmarkEnd w:id="63"/>
+    <w:bookmarkEnd w:id="55"/>
     <w:sectPr>
       <w:footnotePr>
         <w:numRestart w:val="eachSect"/>
@@ -42935,10 +43029,10 @@
   <w:docDefaults>
     <w:rPrDefault>
       <w:rPr>
-        <w:rFonts w:asciiTheme="minorHAnsi" w:cstheme="minorBidi" w:eastAsiaTheme="minorHAnsi" w:hAnsiTheme="minorHAnsi"/>
+        <w:rFonts w:asciiTheme="minorHAnsi" w:cstheme="minorBidi" w:eastAsiaTheme="minorEastAsia" w:hAnsiTheme="minorHAnsi"/>
         <w:sz w:val="24"/>
         <w:szCs w:val="24"/>
-        <w:lang w:bidi="ar-SA" w:eastAsia="en-US" w:val="en-US"/>
+        <w:lang w:bidi="ar-SA" w:eastAsia="zh-CN" w:val="en-US"/>
       </w:rPr>
     </w:rPrDefault>
     <w:pPrDefault>
@@ -43479,13 +43573,6 @@
       </w:tblCellMar>
     </w:tblPr>
     <w:tblStylePr w:type="firstRow">
-      <w:tblPr>
-        <w:jc w:val="left"/>
-        <w:tblInd w:type="dxa" w:w="0"/>
-      </w:tblPr>
-      <w:trPr>
-        <w:jc w:val="left"/>
-      </w:trPr>
       <w:tcPr>
         <w:tcBorders>
           <w:bottom w:val="single"/>
